--- a/white_canyon_sas_project.docx
+++ b/white_canyon_sas_project.docx
@@ -212,7 +212,15 @@
         <w:t>match statistics of professional Soccer players during the 2026 World Cup and how these affected the outcomes for their nations</w:t>
       </w:r>
       <w:r>
-        <w:t xml:space="preserve">. The descriptive statistics, data visuals, and analysis have been performed utilizing the </w:t>
+        <w:t xml:space="preserve">. </w:t>
+      </w:r>
+      <w:proofErr w:type="gramStart"/>
+      <w:r>
+        <w:t>The descriptive</w:t>
+      </w:r>
+      <w:proofErr w:type="gramEnd"/>
+      <w:r>
+        <w:t xml:space="preserve"> statistics, data visuals, and analysis have been performed utilizing the </w:t>
       </w:r>
       <w:r>
         <w:t>SAS programming language</w:t>
@@ -237,7 +245,7 @@
       <w:r>
         <w:t xml:space="preserve">gathered from </w:t>
       </w:r>
-      <w:hyperlink r:id="rId4" w:history="1">
+      <w:hyperlink r:id="rId5" w:history="1">
         <w:r>
           <w:rPr>
             <w:rStyle w:val="Hyperlink"/>
@@ -280,9 +288,9 @@
     <w:p>
       <w:r>
         <w:drawing>
-          <wp:inline distT="0" distB="0" distL="0" distR="0" wp14:anchorId="7BBB244D" wp14:editId="3F753223">
-            <wp:extent cx="5943600" cy="948055"/>
-            <wp:effectExtent l="0" t="0" r="0" b="4445"/>
+          <wp:inline distT="0" distB="0" distL="0" distR="0" wp14:anchorId="7BBB244D" wp14:editId="6D366B8F">
+            <wp:extent cx="5941450" cy="948055"/>
+            <wp:effectExtent l="0" t="0" r="2540" b="4445"/>
             <wp:docPr id="1568371338" name="Picture 1"/>
             <wp:cNvGraphicFramePr>
               <a:graphicFrameLocks xmlns:a="http://schemas.openxmlformats.org/drawingml/2006/main" noChangeAspect="1"/>
@@ -291,11 +299,17 @@
               <a:graphicData uri="http://schemas.openxmlformats.org/drawingml/2006/picture">
                 <pic:pic xmlns:pic="http://schemas.openxmlformats.org/drawingml/2006/picture">
                   <pic:nvPicPr>
-                    <pic:cNvPr id="1568371338" name=""/>
+                    <pic:cNvPr id="1568371338" name="Picture 1"/>
                     <pic:cNvPicPr/>
                   </pic:nvPicPr>
                   <pic:blipFill>
-                    <a:blip r:embed="rId5"/>
+                    <a:blip r:embed="rId6">
+                      <a:extLst>
+                        <a:ext uri="{28A0092B-C50C-407E-A947-70E740481C1C}">
+                          <a14:useLocalDpi xmlns:a14="http://schemas.microsoft.com/office/drawing/2010/main" val="0"/>
+                        </a:ext>
+                      </a:extLst>
+                    </a:blip>
                     <a:stretch>
                       <a:fillRect/>
                     </a:stretch>
@@ -303,7 +317,7 @@
                   <pic:spPr>
                     <a:xfrm>
                       <a:off x="0" y="0"/>
-                      <a:ext cx="5943600" cy="948055"/>
+                      <a:ext cx="5941450" cy="948055"/>
                     </a:xfrm>
                     <a:prstGeom prst="rect">
                       <a:avLst/>
@@ -330,14 +344,595 @@
           <w:bCs/>
         </w:rPr>
       </w:pPr>
-      <w:r>
-        <w:rPr>
-          <w:b/>
-          <w:bCs/>
-        </w:rPr>
+    </w:p>
+    <w:p>
+      <w:pPr>
+        <w:rPr>
+          <w:b/>
+          <w:bCs/>
+        </w:rPr>
+      </w:pPr>
+    </w:p>
+    <w:p>
+      <w:pPr>
+        <w:tabs>
+          <w:tab w:val="left" w:pos="3997"/>
+        </w:tabs>
+        <w:rPr>
+          <w:b/>
+          <w:bCs/>
+        </w:rPr>
+      </w:pPr>
+      <w:r>
+        <w:rPr>
+          <w:b/>
+          <w:bCs/>
+        </w:rPr>
+        <w:lastRenderedPageBreak/>
         <w:t xml:space="preserve">Section 1: </w:t>
       </w:r>
-    </w:p>
+      <w:r>
+        <w:rPr>
+          <w:b/>
+          <w:bCs/>
+        </w:rPr>
+        <w:t>Univariate Analysis</w:t>
+      </w:r>
+    </w:p>
+    <w:p>
+      <w:pPr>
+        <w:pStyle w:val="ListParagraph"/>
+        <w:numPr>
+          <w:ilvl w:val="0"/>
+          <w:numId w:val="2"/>
+        </w:numPr>
+        <w:tabs>
+          <w:tab w:val="left" w:pos="3997"/>
+        </w:tabs>
+      </w:pPr>
+      <w:r>
+        <w:rPr>
+          <w:b/>
+          <w:bCs/>
+        </w:rPr>
+        <w:t>Quantitative Variables</w:t>
+      </w:r>
+    </w:p>
+    <w:p>
+      <w:pPr>
+        <w:pStyle w:val="ListParagraph"/>
+        <w:numPr>
+          <w:ilvl w:val="0"/>
+          <w:numId w:val="1"/>
+        </w:numPr>
+        <w:rPr>
+          <w:b/>
+          <w:bCs/>
+        </w:rPr>
+      </w:pPr>
+      <w:r>
+        <w:rPr>
+          <w:b/>
+          <w:bCs/>
+        </w:rPr>
+        <w:t>Tables of Descriptive Statistics</w:t>
+      </w:r>
+    </w:p>
+    <w:p>
+      <w:pPr>
+        <w:jc w:val="center"/>
+        <w:rPr>
+          <w:b/>
+          <w:bCs/>
+        </w:rPr>
+      </w:pPr>
+      <w:r>
+        <w:rPr>
+          <w:b/>
+          <w:bCs/>
+        </w:rPr>
+        <w:drawing>
+          <wp:inline distT="0" distB="0" distL="0" distR="0" wp14:anchorId="42E4116A" wp14:editId="0DB8592A">
+            <wp:extent cx="5943600" cy="1131570"/>
+            <wp:effectExtent l="0" t="0" r="0" b="0"/>
+            <wp:docPr id="2001795848" name="Picture 1"/>
+            <wp:cNvGraphicFramePr>
+              <a:graphicFrameLocks xmlns:a="http://schemas.openxmlformats.org/drawingml/2006/main" noChangeAspect="1"/>
+            </wp:cNvGraphicFramePr>
+            <a:graphic xmlns:a="http://schemas.openxmlformats.org/drawingml/2006/main">
+              <a:graphicData uri="http://schemas.openxmlformats.org/drawingml/2006/picture">
+                <pic:pic xmlns:pic="http://schemas.openxmlformats.org/drawingml/2006/picture">
+                  <pic:nvPicPr>
+                    <pic:cNvPr id="2001795848" name=""/>
+                    <pic:cNvPicPr/>
+                  </pic:nvPicPr>
+                  <pic:blipFill>
+                    <a:blip r:embed="rId7"/>
+                    <a:stretch>
+                      <a:fillRect/>
+                    </a:stretch>
+                  </pic:blipFill>
+                  <pic:spPr>
+                    <a:xfrm>
+                      <a:off x="0" y="0"/>
+                      <a:ext cx="6044979" cy="1150871"/>
+                    </a:xfrm>
+                    <a:prstGeom prst="rect">
+                      <a:avLst/>
+                    </a:prstGeom>
+                  </pic:spPr>
+                </pic:pic>
+              </a:graphicData>
+            </a:graphic>
+          </wp:inline>
+        </w:drawing>
+      </w:r>
+    </w:p>
+    <w:p>
+      <w:pPr>
+        <w:jc w:val="center"/>
+        <w:rPr>
+          <w:b/>
+          <w:bCs/>
+        </w:rPr>
+      </w:pPr>
+    </w:p>
+    <w:p>
+      <w:pPr>
+        <w:jc w:val="center"/>
+        <w:rPr>
+          <w:b/>
+          <w:bCs/>
+        </w:rPr>
+      </w:pPr>
+    </w:p>
+    <w:p>
+      <w:pPr>
+        <w:pStyle w:val="ListParagraph"/>
+        <w:numPr>
+          <w:ilvl w:val="0"/>
+          <w:numId w:val="1"/>
+        </w:numPr>
+        <w:rPr>
+          <w:b/>
+          <w:bCs/>
+        </w:rPr>
+      </w:pPr>
+      <w:r>
+        <w:rPr>
+          <w:b/>
+          <w:bCs/>
+        </w:rPr>
+        <w:t>Histograms</w:t>
+      </w:r>
+    </w:p>
+    <w:p>
+      <w:pPr>
+        <w:jc w:val="center"/>
+        <w:rPr>
+          <w:b/>
+          <w:bCs/>
+        </w:rPr>
+      </w:pPr>
+      <w:r>
+        <w:rPr>
+          <w:b/>
+          <w:bCs/>
+          <w:noProof/>
+        </w:rPr>
+        <w:drawing>
+          <wp:inline distT="0" distB="0" distL="0" distR="0" wp14:anchorId="206E45BD" wp14:editId="2F7C60F0">
+            <wp:extent cx="4713133" cy="3534849"/>
+            <wp:effectExtent l="0" t="0" r="0" b="8890"/>
+            <wp:docPr id="1316946225" name="Picture 1"/>
+            <wp:cNvGraphicFramePr>
+              <a:graphicFrameLocks xmlns:a="http://schemas.openxmlformats.org/drawingml/2006/main" noChangeAspect="1"/>
+            </wp:cNvGraphicFramePr>
+            <a:graphic xmlns:a="http://schemas.openxmlformats.org/drawingml/2006/main">
+              <a:graphicData uri="http://schemas.openxmlformats.org/drawingml/2006/picture">
+                <pic:pic xmlns:pic="http://schemas.openxmlformats.org/drawingml/2006/picture">
+                  <pic:nvPicPr>
+                    <pic:cNvPr id="1316946225" name="Picture 1"/>
+                    <pic:cNvPicPr>
+                      <a:picLocks noChangeAspect="1" noChangeArrowheads="1"/>
+                    </pic:cNvPicPr>
+                  </pic:nvPicPr>
+                  <pic:blipFill>
+                    <a:blip r:embed="rId8">
+                      <a:extLst>
+                        <a:ext uri="{28A0092B-C50C-407E-A947-70E740481C1C}">
+                          <a14:useLocalDpi xmlns:a14="http://schemas.microsoft.com/office/drawing/2010/main" val="0"/>
+                        </a:ext>
+                      </a:extLst>
+                    </a:blip>
+                    <a:stretch>
+                      <a:fillRect/>
+                    </a:stretch>
+                  </pic:blipFill>
+                  <pic:spPr bwMode="auto">
+                    <a:xfrm>
+                      <a:off x="0" y="0"/>
+                      <a:ext cx="4713133" cy="3534849"/>
+                    </a:xfrm>
+                    <a:prstGeom prst="rect">
+                      <a:avLst/>
+                    </a:prstGeom>
+                    <a:noFill/>
+                    <a:ln>
+                      <a:noFill/>
+                    </a:ln>
+                  </pic:spPr>
+                </pic:pic>
+              </a:graphicData>
+            </a:graphic>
+          </wp:inline>
+        </w:drawing>
+      </w:r>
+    </w:p>
+    <w:p>
+      <w:pPr>
+        <w:jc w:val="center"/>
+        <w:rPr>
+          <w:b/>
+          <w:bCs/>
+        </w:rPr>
+      </w:pPr>
+      <w:r>
+        <w:rPr>
+          <w:b/>
+          <w:bCs/>
+          <w:noProof/>
+        </w:rPr>
+        <w:lastRenderedPageBreak/>
+        <w:drawing>
+          <wp:inline distT="0" distB="0" distL="0" distR="0" wp14:anchorId="7A383437" wp14:editId="11FF0835">
+            <wp:extent cx="4709160" cy="3532122"/>
+            <wp:effectExtent l="0" t="0" r="0" b="0"/>
+            <wp:docPr id="292796234" name="Picture 2"/>
+            <wp:cNvGraphicFramePr>
+              <a:graphicFrameLocks xmlns:a="http://schemas.openxmlformats.org/drawingml/2006/main" noChangeAspect="1"/>
+            </wp:cNvGraphicFramePr>
+            <a:graphic xmlns:a="http://schemas.openxmlformats.org/drawingml/2006/main">
+              <a:graphicData uri="http://schemas.openxmlformats.org/drawingml/2006/picture">
+                <pic:pic xmlns:pic="http://schemas.openxmlformats.org/drawingml/2006/picture">
+                  <pic:nvPicPr>
+                    <pic:cNvPr id="0" name="Picture 5"/>
+                    <pic:cNvPicPr>
+                      <a:picLocks noChangeAspect="1" noChangeArrowheads="1"/>
+                    </pic:cNvPicPr>
+                  </pic:nvPicPr>
+                  <pic:blipFill>
+                    <a:blip r:embed="rId9">
+                      <a:extLst>
+                        <a:ext uri="{28A0092B-C50C-407E-A947-70E740481C1C}">
+                          <a14:useLocalDpi xmlns:a14="http://schemas.microsoft.com/office/drawing/2010/main" val="0"/>
+                        </a:ext>
+                      </a:extLst>
+                    </a:blip>
+                    <a:srcRect/>
+                    <a:stretch>
+                      <a:fillRect/>
+                    </a:stretch>
+                  </pic:blipFill>
+                  <pic:spPr bwMode="auto">
+                    <a:xfrm>
+                      <a:off x="0" y="0"/>
+                      <a:ext cx="4709160" cy="3532122"/>
+                    </a:xfrm>
+                    <a:prstGeom prst="rect">
+                      <a:avLst/>
+                    </a:prstGeom>
+                    <a:noFill/>
+                    <a:ln>
+                      <a:noFill/>
+                    </a:ln>
+                  </pic:spPr>
+                </pic:pic>
+              </a:graphicData>
+            </a:graphic>
+          </wp:inline>
+        </w:drawing>
+      </w:r>
+    </w:p>
+    <w:p>
+      <w:pPr>
+        <w:jc w:val="center"/>
+        <w:rPr>
+          <w:b/>
+          <w:bCs/>
+        </w:rPr>
+      </w:pPr>
+      <w:r>
+        <w:rPr>
+          <w:b/>
+          <w:bCs/>
+          <w:noProof/>
+        </w:rPr>
+        <w:drawing>
+          <wp:inline distT="0" distB="0" distL="0" distR="0" wp14:anchorId="51563E17" wp14:editId="1E2738ED">
+            <wp:extent cx="4709160" cy="3532122"/>
+            <wp:effectExtent l="0" t="0" r="0" b="0"/>
+            <wp:docPr id="1396428512" name="Picture 3"/>
+            <wp:cNvGraphicFramePr>
+              <a:graphicFrameLocks xmlns:a="http://schemas.openxmlformats.org/drawingml/2006/main" noChangeAspect="1"/>
+            </wp:cNvGraphicFramePr>
+            <a:graphic xmlns:a="http://schemas.openxmlformats.org/drawingml/2006/main">
+              <a:graphicData uri="http://schemas.openxmlformats.org/drawingml/2006/picture">
+                <pic:pic xmlns:pic="http://schemas.openxmlformats.org/drawingml/2006/picture">
+                  <pic:nvPicPr>
+                    <pic:cNvPr id="0" name="Picture 6"/>
+                    <pic:cNvPicPr>
+                      <a:picLocks noChangeAspect="1" noChangeArrowheads="1"/>
+                    </pic:cNvPicPr>
+                  </pic:nvPicPr>
+                  <pic:blipFill>
+                    <a:blip r:embed="rId10">
+                      <a:extLst>
+                        <a:ext uri="{28A0092B-C50C-407E-A947-70E740481C1C}">
+                          <a14:useLocalDpi xmlns:a14="http://schemas.microsoft.com/office/drawing/2010/main" val="0"/>
+                        </a:ext>
+                      </a:extLst>
+                    </a:blip>
+                    <a:srcRect/>
+                    <a:stretch>
+                      <a:fillRect/>
+                    </a:stretch>
+                  </pic:blipFill>
+                  <pic:spPr bwMode="auto">
+                    <a:xfrm>
+                      <a:off x="0" y="0"/>
+                      <a:ext cx="4709160" cy="3532122"/>
+                    </a:xfrm>
+                    <a:prstGeom prst="rect">
+                      <a:avLst/>
+                    </a:prstGeom>
+                    <a:noFill/>
+                    <a:ln>
+                      <a:noFill/>
+                    </a:ln>
+                  </pic:spPr>
+                </pic:pic>
+              </a:graphicData>
+            </a:graphic>
+          </wp:inline>
+        </w:drawing>
+      </w:r>
+    </w:p>
+    <w:p>
+      <w:pPr>
+        <w:pStyle w:val="ListParagraph"/>
+        <w:numPr>
+          <w:ilvl w:val="0"/>
+          <w:numId w:val="1"/>
+        </w:numPr>
+        <w:rPr>
+          <w:b/>
+          <w:bCs/>
+        </w:rPr>
+      </w:pPr>
+      <w:r>
+        <w:rPr>
+          <w:b/>
+          <w:bCs/>
+        </w:rPr>
+        <w:t>Boxplots</w:t>
+      </w:r>
+    </w:p>
+    <w:p>
+      <w:pPr>
+        <w:jc w:val="center"/>
+        <w:rPr>
+          <w:b/>
+          <w:bCs/>
+        </w:rPr>
+      </w:pPr>
+      <w:r>
+        <w:rPr>
+          <w:b/>
+          <w:bCs/>
+          <w:noProof/>
+        </w:rPr>
+        <w:lastRenderedPageBreak/>
+        <w:drawing>
+          <wp:inline distT="0" distB="0" distL="0" distR="0" wp14:anchorId="74752FA5" wp14:editId="093C42CF">
+            <wp:extent cx="4709160" cy="3532122"/>
+            <wp:effectExtent l="0" t="0" r="0" b="0"/>
+            <wp:docPr id="1567702504" name="Picture 4"/>
+            <wp:cNvGraphicFramePr>
+              <a:graphicFrameLocks xmlns:a="http://schemas.openxmlformats.org/drawingml/2006/main" noChangeAspect="1"/>
+            </wp:cNvGraphicFramePr>
+            <a:graphic xmlns:a="http://schemas.openxmlformats.org/drawingml/2006/main">
+              <a:graphicData uri="http://schemas.openxmlformats.org/drawingml/2006/picture">
+                <pic:pic xmlns:pic="http://schemas.openxmlformats.org/drawingml/2006/picture">
+                  <pic:nvPicPr>
+                    <pic:cNvPr id="0" name="Picture 7"/>
+                    <pic:cNvPicPr>
+                      <a:picLocks noChangeAspect="1" noChangeArrowheads="1"/>
+                    </pic:cNvPicPr>
+                  </pic:nvPicPr>
+                  <pic:blipFill>
+                    <a:blip r:embed="rId11">
+                      <a:extLst>
+                        <a:ext uri="{28A0092B-C50C-407E-A947-70E740481C1C}">
+                          <a14:useLocalDpi xmlns:a14="http://schemas.microsoft.com/office/drawing/2010/main" val="0"/>
+                        </a:ext>
+                      </a:extLst>
+                    </a:blip>
+                    <a:srcRect/>
+                    <a:stretch>
+                      <a:fillRect/>
+                    </a:stretch>
+                  </pic:blipFill>
+                  <pic:spPr bwMode="auto">
+                    <a:xfrm>
+                      <a:off x="0" y="0"/>
+                      <a:ext cx="4709160" cy="3532122"/>
+                    </a:xfrm>
+                    <a:prstGeom prst="rect">
+                      <a:avLst/>
+                    </a:prstGeom>
+                    <a:noFill/>
+                    <a:ln>
+                      <a:noFill/>
+                    </a:ln>
+                  </pic:spPr>
+                </pic:pic>
+              </a:graphicData>
+            </a:graphic>
+          </wp:inline>
+        </w:drawing>
+      </w:r>
+    </w:p>
+    <w:p>
+      <w:pPr>
+        <w:jc w:val="center"/>
+        <w:rPr>
+          <w:b/>
+          <w:bCs/>
+        </w:rPr>
+      </w:pPr>
+      <w:r>
+        <w:rPr>
+          <w:b/>
+          <w:bCs/>
+          <w:noProof/>
+        </w:rPr>
+        <w:drawing>
+          <wp:inline distT="0" distB="0" distL="0" distR="0" wp14:anchorId="7CB24CEE" wp14:editId="064463B1">
+            <wp:extent cx="4709160" cy="3532122"/>
+            <wp:effectExtent l="0" t="0" r="0" b="0"/>
+            <wp:docPr id="1742584396" name="Picture 5"/>
+            <wp:cNvGraphicFramePr>
+              <a:graphicFrameLocks xmlns:a="http://schemas.openxmlformats.org/drawingml/2006/main" noChangeAspect="1"/>
+            </wp:cNvGraphicFramePr>
+            <a:graphic xmlns:a="http://schemas.openxmlformats.org/drawingml/2006/main">
+              <a:graphicData uri="http://schemas.openxmlformats.org/drawingml/2006/picture">
+                <pic:pic xmlns:pic="http://schemas.openxmlformats.org/drawingml/2006/picture">
+                  <pic:nvPicPr>
+                    <pic:cNvPr id="0" name="Picture 8"/>
+                    <pic:cNvPicPr>
+                      <a:picLocks noChangeAspect="1" noChangeArrowheads="1"/>
+                    </pic:cNvPicPr>
+                  </pic:nvPicPr>
+                  <pic:blipFill>
+                    <a:blip r:embed="rId12">
+                      <a:extLst>
+                        <a:ext uri="{28A0092B-C50C-407E-A947-70E740481C1C}">
+                          <a14:useLocalDpi xmlns:a14="http://schemas.microsoft.com/office/drawing/2010/main" val="0"/>
+                        </a:ext>
+                      </a:extLst>
+                    </a:blip>
+                    <a:srcRect/>
+                    <a:stretch>
+                      <a:fillRect/>
+                    </a:stretch>
+                  </pic:blipFill>
+                  <pic:spPr bwMode="auto">
+                    <a:xfrm>
+                      <a:off x="0" y="0"/>
+                      <a:ext cx="4709160" cy="3532122"/>
+                    </a:xfrm>
+                    <a:prstGeom prst="rect">
+                      <a:avLst/>
+                    </a:prstGeom>
+                    <a:noFill/>
+                    <a:ln>
+                      <a:noFill/>
+                    </a:ln>
+                  </pic:spPr>
+                </pic:pic>
+              </a:graphicData>
+            </a:graphic>
+          </wp:inline>
+        </w:drawing>
+      </w:r>
+    </w:p>
+    <w:p>
+      <w:pPr>
+        <w:jc w:val="center"/>
+        <w:rPr>
+          <w:b/>
+          <w:bCs/>
+        </w:rPr>
+      </w:pPr>
+      <w:r>
+        <w:rPr>
+          <w:b/>
+          <w:bCs/>
+          <w:noProof/>
+        </w:rPr>
+        <w:lastRenderedPageBreak/>
+        <w:drawing>
+          <wp:inline distT="0" distB="0" distL="0" distR="0" wp14:anchorId="51BB9C44" wp14:editId="0D749394">
+            <wp:extent cx="4709160" cy="3532122"/>
+            <wp:effectExtent l="0" t="0" r="0" b="0"/>
+            <wp:docPr id="324957034" name="Picture 6"/>
+            <wp:cNvGraphicFramePr>
+              <a:graphicFrameLocks xmlns:a="http://schemas.openxmlformats.org/drawingml/2006/main" noChangeAspect="1"/>
+            </wp:cNvGraphicFramePr>
+            <a:graphic xmlns:a="http://schemas.openxmlformats.org/drawingml/2006/main">
+              <a:graphicData uri="http://schemas.openxmlformats.org/drawingml/2006/picture">
+                <pic:pic xmlns:pic="http://schemas.openxmlformats.org/drawingml/2006/picture">
+                  <pic:nvPicPr>
+                    <pic:cNvPr id="0" name="Picture 9"/>
+                    <pic:cNvPicPr>
+                      <a:picLocks noChangeAspect="1" noChangeArrowheads="1"/>
+                    </pic:cNvPicPr>
+                  </pic:nvPicPr>
+                  <pic:blipFill>
+                    <a:blip r:embed="rId13">
+                      <a:extLst>
+                        <a:ext uri="{28A0092B-C50C-407E-A947-70E740481C1C}">
+                          <a14:useLocalDpi xmlns:a14="http://schemas.microsoft.com/office/drawing/2010/main" val="0"/>
+                        </a:ext>
+                      </a:extLst>
+                    </a:blip>
+                    <a:srcRect/>
+                    <a:stretch>
+                      <a:fillRect/>
+                    </a:stretch>
+                  </pic:blipFill>
+                  <pic:spPr bwMode="auto">
+                    <a:xfrm>
+                      <a:off x="0" y="0"/>
+                      <a:ext cx="4709160" cy="3532122"/>
+                    </a:xfrm>
+                    <a:prstGeom prst="rect">
+                      <a:avLst/>
+                    </a:prstGeom>
+                    <a:noFill/>
+                    <a:ln>
+                      <a:noFill/>
+                    </a:ln>
+                  </pic:spPr>
+                </pic:pic>
+              </a:graphicData>
+            </a:graphic>
+          </wp:inline>
+        </w:drawing>
+      </w:r>
+    </w:p>
+    <w:p>
+      <w:pPr>
+        <w:pStyle w:val="ListParagraph"/>
+        <w:numPr>
+          <w:ilvl w:val="0"/>
+          <w:numId w:val="1"/>
+        </w:numPr>
+        <w:rPr>
+          <w:b/>
+          <w:bCs/>
+        </w:rPr>
+      </w:pPr>
+      <w:r>
+        <w:rPr>
+          <w:b/>
+          <w:bCs/>
+        </w:rPr>
+        <w:t>Write-up</w:t>
+      </w:r>
+    </w:p>
+    <w:p/>
     <w:sectPr>
       <w:pgSz w:w="12240" w:h="15840"/>
       <w:pgMar w:top="1440" w:right="1440" w:bottom="1440" w:left="1440" w:header="720" w:footer="720" w:gutter="0"/>
@@ -346,6 +941,196 @@
     </w:sectPr>
   </w:body>
 </w:document>
+</file>
+
+<file path=word/numbering.xml><?xml version="1.0" encoding="utf-8"?>
+<w:numbering xmlns:wpc="http://schemas.microsoft.com/office/word/2010/wordprocessingCanvas" xmlns:cx="http://schemas.microsoft.com/office/drawing/2014/chartex" xmlns:cx1="http://schemas.microsoft.com/office/drawing/2015/9/8/chartex" xmlns:cx2="http://schemas.microsoft.com/office/drawing/2015/10/21/chartex" xmlns:cx3="http://schemas.microsoft.com/office/drawing/2016/5/9/chartex" xmlns:cx4="http://schemas.microsoft.com/office/drawing/2016/5/10/chartex" xmlns:cx5="http://schemas.microsoft.com/office/drawing/2016/5/11/chartex" xmlns:cx6="http://schemas.microsoft.com/office/drawing/2016/5/12/chartex" xmlns:cx7="http://schemas.microsoft.com/office/drawing/2016/5/13/chartex" xmlns:cx8="http://schemas.microsoft.com/office/drawing/2016/5/14/chartex" xmlns:mc="http://schemas.openxmlformats.org/markup-compatibility/2006" xmlns:aink="http://schemas.microsoft.com/office/drawing/2016/ink" xmlns:am3d="http://schemas.microsoft.com/office/drawing/2017/model3d" xmlns:o="urn:schemas-microsoft-com:office:office" xmlns:oel="http://schemas.microsoft.com/office/2019/extlst" xmlns:r="http://schemas.openxmlformats.org/officeDocument/2006/relationships" xmlns:m="http://schemas.openxmlformats.org/officeDocument/2006/math" xmlns:v="urn:schemas-microsoft-com:vml" xmlns:wp14="http://schemas.microsoft.com/office/word/2010/wordprocessingDrawing" xmlns:wp="http://schemas.openxmlformats.org/drawingml/2006/wordprocessingDrawing" xmlns:w10="urn:schemas-microsoft-com:office:word" xmlns:w="http://schemas.openxmlformats.org/wordprocessingml/2006/main" xmlns:w14="http://schemas.microsoft.com/office/word/2010/wordml" xmlns:w15="http://schemas.microsoft.com/office/word/2012/wordml" xmlns:w16cex="http://schemas.microsoft.com/office/word/2018/wordml/cex" xmlns:w16cid="http://schemas.microsoft.com/office/word/2016/wordml/cid" xmlns:w16="http://schemas.microsoft.com/office/word/2018/wordml" xmlns:w16du="http://schemas.microsoft.com/office/word/2023/wordml/word16du" xmlns:w16sdtdh="http://schemas.microsoft.com/office/word/2020/wordml/sdtdatahash" xmlns:w16sdtfl="http://schemas.microsoft.com/office/word/2024/wordml/sdtformatlock" xmlns:w16se="http://schemas.microsoft.com/office/word/2015/wordml/symex" xmlns:wpg="http://schemas.microsoft.com/office/word/2010/wordprocessingGroup" xmlns:wpi="http://schemas.microsoft.com/office/word/2010/wordprocessingInk" xmlns:wne="http://schemas.microsoft.com/office/word/2006/wordml" xmlns:wps="http://schemas.microsoft.com/office/word/2010/wordprocessingShape" mc:Ignorable="w14 w15 w16se w16cid w16 w16cex w16sdtdh w16sdtfl w16du wp14">
+  <w:abstractNum w:abstractNumId="0" w15:restartNumberingAfterBreak="0">
+    <w:nsid w:val="4A740C4C"/>
+    <w:multiLevelType w:val="hybridMultilevel"/>
+    <w:tmpl w:val="F760AEA2"/>
+    <w:lvl w:ilvl="0" w:tplc="A15234DA">
+      <w:start w:val="1"/>
+      <w:numFmt w:val="lowerLetter"/>
+      <w:lvlText w:val="%1."/>
+      <w:lvlJc w:val="left"/>
+      <w:pPr>
+        <w:ind w:left="720" w:hanging="360"/>
+      </w:pPr>
+      <w:rPr>
+        <w:rFonts w:hint="default"/>
+        <w:b/>
+      </w:rPr>
+    </w:lvl>
+    <w:lvl w:ilvl="1" w:tplc="04090019" w:tentative="1">
+      <w:start w:val="1"/>
+      <w:numFmt w:val="lowerLetter"/>
+      <w:lvlText w:val="%2."/>
+      <w:lvlJc w:val="left"/>
+      <w:pPr>
+        <w:ind w:left="1440" w:hanging="360"/>
+      </w:pPr>
+    </w:lvl>
+    <w:lvl w:ilvl="2" w:tplc="0409001B" w:tentative="1">
+      <w:start w:val="1"/>
+      <w:numFmt w:val="lowerRoman"/>
+      <w:lvlText w:val="%3."/>
+      <w:lvlJc w:val="right"/>
+      <w:pPr>
+        <w:ind w:left="2160" w:hanging="180"/>
+      </w:pPr>
+    </w:lvl>
+    <w:lvl w:ilvl="3" w:tplc="0409000F" w:tentative="1">
+      <w:start w:val="1"/>
+      <w:numFmt w:val="decimal"/>
+      <w:lvlText w:val="%4."/>
+      <w:lvlJc w:val="left"/>
+      <w:pPr>
+        <w:ind w:left="2880" w:hanging="360"/>
+      </w:pPr>
+    </w:lvl>
+    <w:lvl w:ilvl="4" w:tplc="04090019" w:tentative="1">
+      <w:start w:val="1"/>
+      <w:numFmt w:val="lowerLetter"/>
+      <w:lvlText w:val="%5."/>
+      <w:lvlJc w:val="left"/>
+      <w:pPr>
+        <w:ind w:left="3600" w:hanging="360"/>
+      </w:pPr>
+    </w:lvl>
+    <w:lvl w:ilvl="5" w:tplc="0409001B" w:tentative="1">
+      <w:start w:val="1"/>
+      <w:numFmt w:val="lowerRoman"/>
+      <w:lvlText w:val="%6."/>
+      <w:lvlJc w:val="right"/>
+      <w:pPr>
+        <w:ind w:left="4320" w:hanging="180"/>
+      </w:pPr>
+    </w:lvl>
+    <w:lvl w:ilvl="6" w:tplc="0409000F" w:tentative="1">
+      <w:start w:val="1"/>
+      <w:numFmt w:val="decimal"/>
+      <w:lvlText w:val="%7."/>
+      <w:lvlJc w:val="left"/>
+      <w:pPr>
+        <w:ind w:left="5040" w:hanging="360"/>
+      </w:pPr>
+    </w:lvl>
+    <w:lvl w:ilvl="7" w:tplc="04090019" w:tentative="1">
+      <w:start w:val="1"/>
+      <w:numFmt w:val="lowerLetter"/>
+      <w:lvlText w:val="%8."/>
+      <w:lvlJc w:val="left"/>
+      <w:pPr>
+        <w:ind w:left="5760" w:hanging="360"/>
+      </w:pPr>
+    </w:lvl>
+    <w:lvl w:ilvl="8" w:tplc="0409001B" w:tentative="1">
+      <w:start w:val="1"/>
+      <w:numFmt w:val="lowerRoman"/>
+      <w:lvlText w:val="%9."/>
+      <w:lvlJc w:val="right"/>
+      <w:pPr>
+        <w:ind w:left="6480" w:hanging="180"/>
+      </w:pPr>
+    </w:lvl>
+  </w:abstractNum>
+  <w:abstractNum w:abstractNumId="1" w15:restartNumberingAfterBreak="0">
+    <w:nsid w:val="5BBB5A4B"/>
+    <w:multiLevelType w:val="hybridMultilevel"/>
+    <w:tmpl w:val="A4889AD0"/>
+    <w:lvl w:ilvl="0" w:tplc="DC12428E">
+      <w:start w:val="1"/>
+      <w:numFmt w:val="lowerRoman"/>
+      <w:lvlText w:val="%1."/>
+      <w:lvlJc w:val="left"/>
+      <w:pPr>
+        <w:ind w:left="1080" w:hanging="720"/>
+      </w:pPr>
+      <w:rPr>
+        <w:rFonts w:hint="default"/>
+      </w:rPr>
+    </w:lvl>
+    <w:lvl w:ilvl="1" w:tplc="04090019" w:tentative="1">
+      <w:start w:val="1"/>
+      <w:numFmt w:val="lowerLetter"/>
+      <w:lvlText w:val="%2."/>
+      <w:lvlJc w:val="left"/>
+      <w:pPr>
+        <w:ind w:left="1440" w:hanging="360"/>
+      </w:pPr>
+    </w:lvl>
+    <w:lvl w:ilvl="2" w:tplc="0409001B" w:tentative="1">
+      <w:start w:val="1"/>
+      <w:numFmt w:val="lowerRoman"/>
+      <w:lvlText w:val="%3."/>
+      <w:lvlJc w:val="right"/>
+      <w:pPr>
+        <w:ind w:left="2160" w:hanging="180"/>
+      </w:pPr>
+    </w:lvl>
+    <w:lvl w:ilvl="3" w:tplc="0409000F" w:tentative="1">
+      <w:start w:val="1"/>
+      <w:numFmt w:val="decimal"/>
+      <w:lvlText w:val="%4."/>
+      <w:lvlJc w:val="left"/>
+      <w:pPr>
+        <w:ind w:left="2880" w:hanging="360"/>
+      </w:pPr>
+    </w:lvl>
+    <w:lvl w:ilvl="4" w:tplc="04090019" w:tentative="1">
+      <w:start w:val="1"/>
+      <w:numFmt w:val="lowerLetter"/>
+      <w:lvlText w:val="%5."/>
+      <w:lvlJc w:val="left"/>
+      <w:pPr>
+        <w:ind w:left="3600" w:hanging="360"/>
+      </w:pPr>
+    </w:lvl>
+    <w:lvl w:ilvl="5" w:tplc="0409001B" w:tentative="1">
+      <w:start w:val="1"/>
+      <w:numFmt w:val="lowerRoman"/>
+      <w:lvlText w:val="%6."/>
+      <w:lvlJc w:val="right"/>
+      <w:pPr>
+        <w:ind w:left="4320" w:hanging="180"/>
+      </w:pPr>
+    </w:lvl>
+    <w:lvl w:ilvl="6" w:tplc="0409000F" w:tentative="1">
+      <w:start w:val="1"/>
+      <w:numFmt w:val="decimal"/>
+      <w:lvlText w:val="%7."/>
+      <w:lvlJc w:val="left"/>
+      <w:pPr>
+        <w:ind w:left="5040" w:hanging="360"/>
+      </w:pPr>
+    </w:lvl>
+    <w:lvl w:ilvl="7" w:tplc="04090019" w:tentative="1">
+      <w:start w:val="1"/>
+      <w:numFmt w:val="lowerLetter"/>
+      <w:lvlText w:val="%8."/>
+      <w:lvlJc w:val="left"/>
+      <w:pPr>
+        <w:ind w:left="5760" w:hanging="360"/>
+      </w:pPr>
+    </w:lvl>
+    <w:lvl w:ilvl="8" w:tplc="0409001B" w:tentative="1">
+      <w:start w:val="1"/>
+      <w:numFmt w:val="lowerRoman"/>
+      <w:lvlText w:val="%9."/>
+      <w:lvlJc w:val="right"/>
+      <w:pPr>
+        <w:ind w:left="6480" w:hanging="180"/>
+      </w:pPr>
+    </w:lvl>
+  </w:abstractNum>
+  <w:num w:numId="1" w16cid:durableId="186408458">
+    <w:abstractNumId w:val="1"/>
+  </w:num>
+  <w:num w:numId="2" w16cid:durableId="325981997">
+    <w:abstractNumId w:val="0"/>
+  </w:num>
+</w:numbering>
 </file>
 
 <file path=word/styles.xml><?xml version="1.0" encoding="utf-8"?>

--- a/white_canyon_sas_project.docx
+++ b/white_canyon_sas_project.docx
@@ -176,16 +176,9 @@
     </w:p>
     <w:p>
       <w:pPr>
-        <w:rPr>
-          <w:b/>
-          <w:bCs/>
-        </w:rPr>
-      </w:pPr>
-      <w:r>
-        <w:rPr>
-          <w:b/>
-          <w:bCs/>
-        </w:rPr>
+        <w:pStyle w:val="Heading1"/>
+      </w:pPr>
+      <w:r>
         <w:t>Introduction</w:t>
       </w:r>
     </w:p>
@@ -206,13 +199,7 @@
     </w:p>
     <w:p>
       <w:r>
-        <w:t xml:space="preserve">The purpose of this project is to explore the </w:t>
-      </w:r>
-      <w:r>
-        <w:t>match statistics of professional Soccer players during the 2026 World Cup and how these affected the outcomes for their nations</w:t>
-      </w:r>
-      <w:r>
-        <w:t xml:space="preserve">. </w:t>
+        <w:t xml:space="preserve">The purpose of this project is to explore the match statistics of professional Soccer players during the 2026 World Cup and how these affected the outcomes for their nations. </w:t>
       </w:r>
       <w:proofErr w:type="gramStart"/>
       <w:r>
@@ -220,13 +207,7 @@
       </w:r>
       <w:proofErr w:type="gramEnd"/>
       <w:r>
-        <w:t xml:space="preserve"> statistics, data visuals, and analysis have been performed utilizing the </w:t>
-      </w:r>
-      <w:r>
-        <w:t>SAS programming language</w:t>
-      </w:r>
-      <w:r>
-        <w:t>.</w:t>
+        <w:t xml:space="preserve"> statistics, data visuals, and analysis have been performed utilizing the SAS programming language.</w:t>
       </w:r>
     </w:p>
     <w:p>
@@ -245,7 +226,7 @@
       <w:r>
         <w:t xml:space="preserve">gathered from </w:t>
       </w:r>
-      <w:hyperlink r:id="rId5" w:history="1">
+      <w:hyperlink r:id="rId7" w:history="1">
         <w:r>
           <w:rPr>
             <w:rStyle w:val="Hyperlink"/>
@@ -287,6 +268,9 @@
     </w:p>
     <w:p>
       <w:r>
+        <w:rPr>
+          <w:noProof/>
+        </w:rPr>
         <w:drawing>
           <wp:inline distT="0" distB="0" distL="0" distR="0" wp14:anchorId="7BBB244D" wp14:editId="6D366B8F">
             <wp:extent cx="5941450" cy="948055"/>
@@ -303,7 +287,7 @@
                     <pic:cNvPicPr/>
                   </pic:nvPicPr>
                   <pic:blipFill>
-                    <a:blip r:embed="rId6">
+                    <a:blip r:embed="rId8">
                       <a:extLst>
                         <a:ext uri="{28A0092B-C50C-407E-A947-70E740481C1C}">
                           <a14:useLocalDpi xmlns:a14="http://schemas.microsoft.com/office/drawing/2010/main" val="0"/>
@@ -355,27 +339,13 @@
     </w:p>
     <w:p>
       <w:pPr>
-        <w:tabs>
-          <w:tab w:val="left" w:pos="3997"/>
-        </w:tabs>
-        <w:rPr>
-          <w:b/>
-          <w:bCs/>
-        </w:rPr>
-      </w:pPr>
-      <w:r>
-        <w:rPr>
-          <w:b/>
-          <w:bCs/>
-        </w:rPr>
+        <w:pStyle w:val="Heading1"/>
+      </w:pPr>
+      <w:r>
         <w:lastRenderedPageBreak/>
         <w:t xml:space="preserve">Section 1: </w:t>
       </w:r>
       <w:r>
-        <w:rPr>
-          <w:b/>
-          <w:bCs/>
-        </w:rPr>
         <w:t>Univariate Analysis</w:t>
       </w:r>
     </w:p>
@@ -415,7 +385,7 @@
           <w:b/>
           <w:bCs/>
         </w:rPr>
-        <w:t>Tables of Descriptive Statistics</w:t>
+        <w:t>Table of Descriptive Statistics</w:t>
       </w:r>
     </w:p>
     <w:p>
@@ -430,6 +400,7 @@
         <w:rPr>
           <w:b/>
           <w:bCs/>
+          <w:noProof/>
         </w:rPr>
         <w:drawing>
           <wp:inline distT="0" distB="0" distL="0" distR="0" wp14:anchorId="42E4116A" wp14:editId="0DB8592A">
@@ -447,7 +418,7 @@
                     <pic:cNvPicPr/>
                   </pic:nvPicPr>
                   <pic:blipFill>
-                    <a:blip r:embed="rId7"/>
+                    <a:blip r:embed="rId9"/>
                     <a:stretch>
                       <a:fillRect/>
                     </a:stretch>
@@ -538,7 +509,7 @@
                     </pic:cNvPicPr>
                   </pic:nvPicPr>
                   <pic:blipFill>
-                    <a:blip r:embed="rId8">
+                    <a:blip r:embed="rId10">
                       <a:extLst>
                         <a:ext uri="{28A0092B-C50C-407E-A947-70E740481C1C}">
                           <a14:useLocalDpi xmlns:a14="http://schemas.microsoft.com/office/drawing/2010/main" val="0"/>
@@ -597,155 +568,6 @@
                 <pic:pic xmlns:pic="http://schemas.openxmlformats.org/drawingml/2006/picture">
                   <pic:nvPicPr>
                     <pic:cNvPr id="0" name="Picture 5"/>
-                    <pic:cNvPicPr>
-                      <a:picLocks noChangeAspect="1" noChangeArrowheads="1"/>
-                    </pic:cNvPicPr>
-                  </pic:nvPicPr>
-                  <pic:blipFill>
-                    <a:blip r:embed="rId9">
-                      <a:extLst>
-                        <a:ext uri="{28A0092B-C50C-407E-A947-70E740481C1C}">
-                          <a14:useLocalDpi xmlns:a14="http://schemas.microsoft.com/office/drawing/2010/main" val="0"/>
-                        </a:ext>
-                      </a:extLst>
-                    </a:blip>
-                    <a:srcRect/>
-                    <a:stretch>
-                      <a:fillRect/>
-                    </a:stretch>
-                  </pic:blipFill>
-                  <pic:spPr bwMode="auto">
-                    <a:xfrm>
-                      <a:off x="0" y="0"/>
-                      <a:ext cx="4709160" cy="3532122"/>
-                    </a:xfrm>
-                    <a:prstGeom prst="rect">
-                      <a:avLst/>
-                    </a:prstGeom>
-                    <a:noFill/>
-                    <a:ln>
-                      <a:noFill/>
-                    </a:ln>
-                  </pic:spPr>
-                </pic:pic>
-              </a:graphicData>
-            </a:graphic>
-          </wp:inline>
-        </w:drawing>
-      </w:r>
-    </w:p>
-    <w:p>
-      <w:pPr>
-        <w:jc w:val="center"/>
-        <w:rPr>
-          <w:b/>
-          <w:bCs/>
-        </w:rPr>
-      </w:pPr>
-      <w:r>
-        <w:rPr>
-          <w:b/>
-          <w:bCs/>
-          <w:noProof/>
-        </w:rPr>
-        <w:drawing>
-          <wp:inline distT="0" distB="0" distL="0" distR="0" wp14:anchorId="51563E17" wp14:editId="1E2738ED">
-            <wp:extent cx="4709160" cy="3532122"/>
-            <wp:effectExtent l="0" t="0" r="0" b="0"/>
-            <wp:docPr id="1396428512" name="Picture 3"/>
-            <wp:cNvGraphicFramePr>
-              <a:graphicFrameLocks xmlns:a="http://schemas.openxmlformats.org/drawingml/2006/main" noChangeAspect="1"/>
-            </wp:cNvGraphicFramePr>
-            <a:graphic xmlns:a="http://schemas.openxmlformats.org/drawingml/2006/main">
-              <a:graphicData uri="http://schemas.openxmlformats.org/drawingml/2006/picture">
-                <pic:pic xmlns:pic="http://schemas.openxmlformats.org/drawingml/2006/picture">
-                  <pic:nvPicPr>
-                    <pic:cNvPr id="0" name="Picture 6"/>
-                    <pic:cNvPicPr>
-                      <a:picLocks noChangeAspect="1" noChangeArrowheads="1"/>
-                    </pic:cNvPicPr>
-                  </pic:nvPicPr>
-                  <pic:blipFill>
-                    <a:blip r:embed="rId10">
-                      <a:extLst>
-                        <a:ext uri="{28A0092B-C50C-407E-A947-70E740481C1C}">
-                          <a14:useLocalDpi xmlns:a14="http://schemas.microsoft.com/office/drawing/2010/main" val="0"/>
-                        </a:ext>
-                      </a:extLst>
-                    </a:blip>
-                    <a:srcRect/>
-                    <a:stretch>
-                      <a:fillRect/>
-                    </a:stretch>
-                  </pic:blipFill>
-                  <pic:spPr bwMode="auto">
-                    <a:xfrm>
-                      <a:off x="0" y="0"/>
-                      <a:ext cx="4709160" cy="3532122"/>
-                    </a:xfrm>
-                    <a:prstGeom prst="rect">
-                      <a:avLst/>
-                    </a:prstGeom>
-                    <a:noFill/>
-                    <a:ln>
-                      <a:noFill/>
-                    </a:ln>
-                  </pic:spPr>
-                </pic:pic>
-              </a:graphicData>
-            </a:graphic>
-          </wp:inline>
-        </w:drawing>
-      </w:r>
-    </w:p>
-    <w:p>
-      <w:pPr>
-        <w:pStyle w:val="ListParagraph"/>
-        <w:numPr>
-          <w:ilvl w:val="0"/>
-          <w:numId w:val="1"/>
-        </w:numPr>
-        <w:rPr>
-          <w:b/>
-          <w:bCs/>
-        </w:rPr>
-      </w:pPr>
-      <w:r>
-        <w:rPr>
-          <w:b/>
-          <w:bCs/>
-        </w:rPr>
-        <w:t>Boxplots</w:t>
-      </w:r>
-    </w:p>
-    <w:p>
-      <w:pPr>
-        <w:jc w:val="center"/>
-        <w:rPr>
-          <w:b/>
-          <w:bCs/>
-        </w:rPr>
-      </w:pPr>
-      <w:r>
-        <w:rPr>
-          <w:b/>
-          <w:bCs/>
-          <w:noProof/>
-        </w:rPr>
-        <w:lastRenderedPageBreak/>
-        <w:drawing>
-          <wp:inline distT="0" distB="0" distL="0" distR="0" wp14:anchorId="74752FA5" wp14:editId="093C42CF">
-            <wp:extent cx="4709160" cy="3532122"/>
-            <wp:effectExtent l="0" t="0" r="0" b="0"/>
-            <wp:docPr id="1567702504" name="Picture 4"/>
-            <wp:cNvGraphicFramePr>
-              <a:graphicFrameLocks xmlns:a="http://schemas.openxmlformats.org/drawingml/2006/main" noChangeAspect="1"/>
-            </wp:cNvGraphicFramePr>
-            <a:graphic xmlns:a="http://schemas.openxmlformats.org/drawingml/2006/main">
-              <a:graphicData uri="http://schemas.openxmlformats.org/drawingml/2006/picture">
-                <pic:pic xmlns:pic="http://schemas.openxmlformats.org/drawingml/2006/picture">
-                  <pic:nvPicPr>
-                    <pic:cNvPr id="0" name="Picture 7"/>
                     <pic:cNvPicPr>
                       <a:picLocks noChangeAspect="1" noChangeArrowheads="1"/>
                     </pic:cNvPicPr>
@@ -798,10 +620,10 @@
           <w:noProof/>
         </w:rPr>
         <w:drawing>
-          <wp:inline distT="0" distB="0" distL="0" distR="0" wp14:anchorId="7CB24CEE" wp14:editId="064463B1">
+          <wp:inline distT="0" distB="0" distL="0" distR="0" wp14:anchorId="51563E17" wp14:editId="1E2738ED">
             <wp:extent cx="4709160" cy="3532122"/>
             <wp:effectExtent l="0" t="0" r="0" b="0"/>
-            <wp:docPr id="1742584396" name="Picture 5"/>
+            <wp:docPr id="1396428512" name="Picture 3"/>
             <wp:cNvGraphicFramePr>
               <a:graphicFrameLocks xmlns:a="http://schemas.openxmlformats.org/drawingml/2006/main" noChangeAspect="1"/>
             </wp:cNvGraphicFramePr>
@@ -809,7 +631,7 @@
               <a:graphicData uri="http://schemas.openxmlformats.org/drawingml/2006/picture">
                 <pic:pic xmlns:pic="http://schemas.openxmlformats.org/drawingml/2006/picture">
                   <pic:nvPicPr>
-                    <pic:cNvPr id="0" name="Picture 8"/>
+                    <pic:cNvPr id="0" name="Picture 6"/>
                     <pic:cNvPicPr>
                       <a:picLocks noChangeAspect="1" noChangeArrowheads="1"/>
                     </pic:cNvPicPr>
@@ -849,6 +671,26 @@
     </w:p>
     <w:p>
       <w:pPr>
+        <w:pStyle w:val="ListParagraph"/>
+        <w:numPr>
+          <w:ilvl w:val="0"/>
+          <w:numId w:val="1"/>
+        </w:numPr>
+        <w:rPr>
+          <w:b/>
+          <w:bCs/>
+        </w:rPr>
+      </w:pPr>
+      <w:r>
+        <w:rPr>
+          <w:b/>
+          <w:bCs/>
+        </w:rPr>
+        <w:t>Boxplots</w:t>
+      </w:r>
+    </w:p>
+    <w:p>
+      <w:pPr>
         <w:jc w:val="center"/>
         <w:rPr>
           <w:b/>
@@ -863,10 +705,10 @@
         </w:rPr>
         <w:lastRenderedPageBreak/>
         <w:drawing>
-          <wp:inline distT="0" distB="0" distL="0" distR="0" wp14:anchorId="51BB9C44" wp14:editId="0D749394">
+          <wp:inline distT="0" distB="0" distL="0" distR="0" wp14:anchorId="74752FA5" wp14:editId="093C42CF">
             <wp:extent cx="4709160" cy="3532122"/>
             <wp:effectExtent l="0" t="0" r="0" b="0"/>
-            <wp:docPr id="324957034" name="Picture 6"/>
+            <wp:docPr id="1567702504" name="Picture 4"/>
             <wp:cNvGraphicFramePr>
               <a:graphicFrameLocks xmlns:a="http://schemas.openxmlformats.org/drawingml/2006/main" noChangeAspect="1"/>
             </wp:cNvGraphicFramePr>
@@ -874,7 +716,7 @@
               <a:graphicData uri="http://schemas.openxmlformats.org/drawingml/2006/picture">
                 <pic:pic xmlns:pic="http://schemas.openxmlformats.org/drawingml/2006/picture">
                   <pic:nvPicPr>
-                    <pic:cNvPr id="0" name="Picture 9"/>
+                    <pic:cNvPr id="0" name="Picture 7"/>
                     <pic:cNvPicPr>
                       <a:picLocks noChangeAspect="1" noChangeArrowheads="1"/>
                     </pic:cNvPicPr>
@@ -914,6 +756,135 @@
     </w:p>
     <w:p>
       <w:pPr>
+        <w:jc w:val="center"/>
+        <w:rPr>
+          <w:b/>
+          <w:bCs/>
+        </w:rPr>
+      </w:pPr>
+      <w:r>
+        <w:rPr>
+          <w:b/>
+          <w:bCs/>
+          <w:noProof/>
+        </w:rPr>
+        <w:drawing>
+          <wp:inline distT="0" distB="0" distL="0" distR="0" wp14:anchorId="7CB24CEE" wp14:editId="064463B1">
+            <wp:extent cx="4709160" cy="3532122"/>
+            <wp:effectExtent l="0" t="0" r="0" b="0"/>
+            <wp:docPr id="1742584396" name="Picture 5"/>
+            <wp:cNvGraphicFramePr>
+              <a:graphicFrameLocks xmlns:a="http://schemas.openxmlformats.org/drawingml/2006/main" noChangeAspect="1"/>
+            </wp:cNvGraphicFramePr>
+            <a:graphic xmlns:a="http://schemas.openxmlformats.org/drawingml/2006/main">
+              <a:graphicData uri="http://schemas.openxmlformats.org/drawingml/2006/picture">
+                <pic:pic xmlns:pic="http://schemas.openxmlformats.org/drawingml/2006/picture">
+                  <pic:nvPicPr>
+                    <pic:cNvPr id="0" name="Picture 8"/>
+                    <pic:cNvPicPr>
+                      <a:picLocks noChangeAspect="1" noChangeArrowheads="1"/>
+                    </pic:cNvPicPr>
+                  </pic:nvPicPr>
+                  <pic:blipFill>
+                    <a:blip r:embed="rId14">
+                      <a:extLst>
+                        <a:ext uri="{28A0092B-C50C-407E-A947-70E740481C1C}">
+                          <a14:useLocalDpi xmlns:a14="http://schemas.microsoft.com/office/drawing/2010/main" val="0"/>
+                        </a:ext>
+                      </a:extLst>
+                    </a:blip>
+                    <a:srcRect/>
+                    <a:stretch>
+                      <a:fillRect/>
+                    </a:stretch>
+                  </pic:blipFill>
+                  <pic:spPr bwMode="auto">
+                    <a:xfrm>
+                      <a:off x="0" y="0"/>
+                      <a:ext cx="4709160" cy="3532122"/>
+                    </a:xfrm>
+                    <a:prstGeom prst="rect">
+                      <a:avLst/>
+                    </a:prstGeom>
+                    <a:noFill/>
+                    <a:ln>
+                      <a:noFill/>
+                    </a:ln>
+                  </pic:spPr>
+                </pic:pic>
+              </a:graphicData>
+            </a:graphic>
+          </wp:inline>
+        </w:drawing>
+      </w:r>
+    </w:p>
+    <w:p>
+      <w:pPr>
+        <w:jc w:val="center"/>
+        <w:rPr>
+          <w:b/>
+          <w:bCs/>
+        </w:rPr>
+      </w:pPr>
+      <w:r>
+        <w:rPr>
+          <w:b/>
+          <w:bCs/>
+          <w:noProof/>
+        </w:rPr>
+        <w:lastRenderedPageBreak/>
+        <w:drawing>
+          <wp:inline distT="0" distB="0" distL="0" distR="0" wp14:anchorId="51BB9C44" wp14:editId="0D749394">
+            <wp:extent cx="4709160" cy="3532122"/>
+            <wp:effectExtent l="0" t="0" r="0" b="0"/>
+            <wp:docPr id="324957034" name="Picture 6"/>
+            <wp:cNvGraphicFramePr>
+              <a:graphicFrameLocks xmlns:a="http://schemas.openxmlformats.org/drawingml/2006/main" noChangeAspect="1"/>
+            </wp:cNvGraphicFramePr>
+            <a:graphic xmlns:a="http://schemas.openxmlformats.org/drawingml/2006/main">
+              <a:graphicData uri="http://schemas.openxmlformats.org/drawingml/2006/picture">
+                <pic:pic xmlns:pic="http://schemas.openxmlformats.org/drawingml/2006/picture">
+                  <pic:nvPicPr>
+                    <pic:cNvPr id="0" name="Picture 9"/>
+                    <pic:cNvPicPr>
+                      <a:picLocks noChangeAspect="1" noChangeArrowheads="1"/>
+                    </pic:cNvPicPr>
+                  </pic:nvPicPr>
+                  <pic:blipFill>
+                    <a:blip r:embed="rId15">
+                      <a:extLst>
+                        <a:ext uri="{28A0092B-C50C-407E-A947-70E740481C1C}">
+                          <a14:useLocalDpi xmlns:a14="http://schemas.microsoft.com/office/drawing/2010/main" val="0"/>
+                        </a:ext>
+                      </a:extLst>
+                    </a:blip>
+                    <a:srcRect/>
+                    <a:stretch>
+                      <a:fillRect/>
+                    </a:stretch>
+                  </pic:blipFill>
+                  <pic:spPr bwMode="auto">
+                    <a:xfrm>
+                      <a:off x="0" y="0"/>
+                      <a:ext cx="4709160" cy="3532122"/>
+                    </a:xfrm>
+                    <a:prstGeom prst="rect">
+                      <a:avLst/>
+                    </a:prstGeom>
+                    <a:noFill/>
+                    <a:ln>
+                      <a:noFill/>
+                    </a:ln>
+                  </pic:spPr>
+                </pic:pic>
+              </a:graphicData>
+            </a:graphic>
+          </wp:inline>
+        </w:drawing>
+      </w:r>
+    </w:p>
+    <w:p>
+      <w:pPr>
         <w:pStyle w:val="ListParagraph"/>
         <w:numPr>
           <w:ilvl w:val="0"/>
@@ -932,8 +903,3760 @@
         <w:t>Write-up</w:t>
       </w:r>
     </w:p>
+    <w:p>
+      <w:r>
+        <w:t xml:space="preserve">As we can see from our histograms (Figures 1-3), </w:t>
+      </w:r>
+      <w:r>
+        <w:t>our data for goals, expected goals, and successful dribbles are all heavily positively skewed</w:t>
+      </w:r>
+      <w:r>
+        <w:t xml:space="preserve"> and unimodal</w:t>
+      </w:r>
+      <w:r>
+        <w:t xml:space="preserve">. </w:t>
+      </w:r>
+      <w:r>
+        <w:t>Taking this into account, the best me</w:t>
+      </w:r>
+      <w:r>
+        <w:t xml:space="preserve">asure of center for these pieces of data is going to be the </w:t>
+      </w:r>
+      <w:proofErr w:type="gramStart"/>
+      <w:r>
+        <w:t>median</w:t>
+      </w:r>
+      <w:proofErr w:type="gramEnd"/>
+      <w:r>
+        <w:t xml:space="preserve">. Which for our data </w:t>
+      </w:r>
+      <w:r>
+        <w:t>would be the following:</w:t>
+      </w:r>
+    </w:p>
+    <w:p>
+      <w:pPr>
+        <w:ind w:firstLine="720"/>
+      </w:pPr>
+      <w:r>
+        <w:t>Goals – 1</w:t>
+      </w:r>
+    </w:p>
+    <w:p>
+      <w:pPr>
+        <w:ind w:firstLine="720"/>
+      </w:pPr>
+      <w:r>
+        <w:t>Expected Goals</w:t>
+      </w:r>
+      <w:r>
+        <w:t xml:space="preserve"> (</w:t>
+      </w:r>
+      <w:proofErr w:type="spellStart"/>
+      <w:r>
+        <w:t>xG</w:t>
+      </w:r>
+      <w:proofErr w:type="spellEnd"/>
+      <w:r>
+        <w:t>)</w:t>
+      </w:r>
+      <w:r>
+        <w:t xml:space="preserve"> – 0.01</w:t>
+      </w:r>
+    </w:p>
+    <w:p>
+      <w:pPr>
+        <w:ind w:firstLine="720"/>
+      </w:pPr>
+      <w:r>
+        <w:t>Successful Dribbles – 3</w:t>
+      </w:r>
+    </w:p>
+    <w:p>
+      <w:r>
+        <w:t>Additionally, the best measure of spread for this data will be the IQR</w:t>
+      </w:r>
+      <w:r>
+        <w:t>:</w:t>
+      </w:r>
+    </w:p>
+    <w:p>
+      <w:pPr>
+        <w:ind w:firstLine="720"/>
+      </w:pPr>
+      <w:r>
+        <w:t>Goals – 3</w:t>
+      </w:r>
+    </w:p>
+    <w:p>
+      <w:pPr>
+        <w:ind w:firstLine="720"/>
+      </w:pPr>
+      <w:r>
+        <w:t>Expected Goals (</w:t>
+      </w:r>
+      <w:proofErr w:type="spellStart"/>
+      <w:r>
+        <w:t>xG</w:t>
+      </w:r>
+      <w:proofErr w:type="spellEnd"/>
+      <w:r>
+        <w:t>) – 0.02</w:t>
+      </w:r>
+    </w:p>
+    <w:p>
+      <w:pPr>
+        <w:ind w:firstLine="720"/>
+      </w:pPr>
+      <w:r>
+        <w:t>Successful Dribbles – 11</w:t>
+      </w:r>
+    </w:p>
+    <w:p>
+      <w:r>
+        <w:t>Finally, we can clearly see from our boxplots (Figures 4-6) that our quantitative data has many outliers</w:t>
+      </w:r>
+      <w:r>
+        <w:t xml:space="preserve"> skewing our distributions.</w:t>
+      </w:r>
+    </w:p>
     <w:p/>
+    <w:p/>
+    <w:p>
+      <w:pPr>
+        <w:pStyle w:val="ListParagraph"/>
+        <w:numPr>
+          <w:ilvl w:val="0"/>
+          <w:numId w:val="2"/>
+        </w:numPr>
+      </w:pPr>
+      <w:r>
+        <w:rPr>
+          <w:b/>
+          <w:bCs/>
+        </w:rPr>
+        <w:lastRenderedPageBreak/>
+        <w:t>Categorical Variables</w:t>
+      </w:r>
+    </w:p>
+    <w:p>
+      <w:pPr>
+        <w:pStyle w:val="ListParagraph"/>
+        <w:numPr>
+          <w:ilvl w:val="0"/>
+          <w:numId w:val="4"/>
+        </w:numPr>
+        <w:rPr>
+          <w:b/>
+          <w:bCs/>
+        </w:rPr>
+      </w:pPr>
+      <w:r>
+        <w:rPr>
+          <w:b/>
+          <w:bCs/>
+        </w:rPr>
+        <w:t>Frequency Table</w:t>
+      </w:r>
+    </w:p>
+    <w:p>
+      <w:pPr>
+        <w:jc w:val="center"/>
+        <w:rPr>
+          <w:b/>
+          <w:bCs/>
+        </w:rPr>
+      </w:pPr>
+      <w:r>
+        <w:rPr>
+          <w:b/>
+          <w:bCs/>
+          <w:noProof/>
+        </w:rPr>
+        <w:drawing>
+          <wp:inline distT="0" distB="0" distL="0" distR="0" wp14:anchorId="563F964B" wp14:editId="4FB5DEC4">
+            <wp:extent cx="5936615" cy="2688590"/>
+            <wp:effectExtent l="0" t="0" r="6985" b="0"/>
+            <wp:docPr id="1858021036" name="Picture 1"/>
+            <wp:cNvGraphicFramePr>
+              <a:graphicFrameLocks xmlns:a="http://schemas.openxmlformats.org/drawingml/2006/main" noChangeAspect="1"/>
+            </wp:cNvGraphicFramePr>
+            <a:graphic xmlns:a="http://schemas.openxmlformats.org/drawingml/2006/main">
+              <a:graphicData uri="http://schemas.openxmlformats.org/drawingml/2006/picture">
+                <pic:pic xmlns:pic="http://schemas.openxmlformats.org/drawingml/2006/picture">
+                  <pic:nvPicPr>
+                    <pic:cNvPr id="0" name="Picture 5"/>
+                    <pic:cNvPicPr>
+                      <a:picLocks noChangeAspect="1" noChangeArrowheads="1"/>
+                    </pic:cNvPicPr>
+                  </pic:nvPicPr>
+                  <pic:blipFill>
+                    <a:blip r:embed="rId16">
+                      <a:extLst>
+                        <a:ext uri="{28A0092B-C50C-407E-A947-70E740481C1C}">
+                          <a14:useLocalDpi xmlns:a14="http://schemas.microsoft.com/office/drawing/2010/main" val="0"/>
+                        </a:ext>
+                      </a:extLst>
+                    </a:blip>
+                    <a:srcRect/>
+                    <a:stretch>
+                      <a:fillRect/>
+                    </a:stretch>
+                  </pic:blipFill>
+                  <pic:spPr bwMode="auto">
+                    <a:xfrm>
+                      <a:off x="0" y="0"/>
+                      <a:ext cx="5936615" cy="2688590"/>
+                    </a:xfrm>
+                    <a:prstGeom prst="rect">
+                      <a:avLst/>
+                    </a:prstGeom>
+                    <a:noFill/>
+                    <a:ln>
+                      <a:noFill/>
+                    </a:ln>
+                  </pic:spPr>
+                </pic:pic>
+              </a:graphicData>
+            </a:graphic>
+          </wp:inline>
+        </w:drawing>
+      </w:r>
+    </w:p>
+    <w:p>
+      <w:pPr>
+        <w:jc w:val="center"/>
+        <w:rPr>
+          <w:b/>
+          <w:bCs/>
+        </w:rPr>
+      </w:pPr>
+      <w:r>
+        <w:rPr>
+          <w:b/>
+          <w:bCs/>
+          <w:noProof/>
+        </w:rPr>
+        <w:lastRenderedPageBreak/>
+        <w:drawing>
+          <wp:inline distT="0" distB="0" distL="0" distR="0" wp14:anchorId="66C8F3C3" wp14:editId="7D1AF8FA">
+            <wp:extent cx="2811145" cy="8216265"/>
+            <wp:effectExtent l="0" t="0" r="8255" b="0"/>
+            <wp:docPr id="661094142" name="Picture 2"/>
+            <wp:cNvGraphicFramePr>
+              <a:graphicFrameLocks xmlns:a="http://schemas.openxmlformats.org/drawingml/2006/main" noChangeAspect="1"/>
+            </wp:cNvGraphicFramePr>
+            <a:graphic xmlns:a="http://schemas.openxmlformats.org/drawingml/2006/main">
+              <a:graphicData uri="http://schemas.openxmlformats.org/drawingml/2006/picture">
+                <pic:pic xmlns:pic="http://schemas.openxmlformats.org/drawingml/2006/picture">
+                  <pic:nvPicPr>
+                    <pic:cNvPr id="0" name="Picture 6"/>
+                    <pic:cNvPicPr>
+                      <a:picLocks noChangeAspect="1" noChangeArrowheads="1"/>
+                    </pic:cNvPicPr>
+                  </pic:nvPicPr>
+                  <pic:blipFill>
+                    <a:blip r:embed="rId17">
+                      <a:extLst>
+                        <a:ext uri="{28A0092B-C50C-407E-A947-70E740481C1C}">
+                          <a14:useLocalDpi xmlns:a14="http://schemas.microsoft.com/office/drawing/2010/main" val="0"/>
+                        </a:ext>
+                      </a:extLst>
+                    </a:blip>
+                    <a:srcRect/>
+                    <a:stretch>
+                      <a:fillRect/>
+                    </a:stretch>
+                  </pic:blipFill>
+                  <pic:spPr bwMode="auto">
+                    <a:xfrm>
+                      <a:off x="0" y="0"/>
+                      <a:ext cx="2811145" cy="8216265"/>
+                    </a:xfrm>
+                    <a:prstGeom prst="rect">
+                      <a:avLst/>
+                    </a:prstGeom>
+                    <a:noFill/>
+                    <a:ln>
+                      <a:noFill/>
+                    </a:ln>
+                  </pic:spPr>
+                </pic:pic>
+              </a:graphicData>
+            </a:graphic>
+          </wp:inline>
+        </w:drawing>
+      </w:r>
+    </w:p>
+    <w:p>
+      <w:pPr>
+        <w:pStyle w:val="ListParagraph"/>
+        <w:numPr>
+          <w:ilvl w:val="0"/>
+          <w:numId w:val="4"/>
+        </w:numPr>
+        <w:rPr>
+          <w:b/>
+          <w:bCs/>
+        </w:rPr>
+      </w:pPr>
+      <w:r>
+        <w:rPr>
+          <w:b/>
+          <w:bCs/>
+        </w:rPr>
+        <w:lastRenderedPageBreak/>
+        <w:t>Pie Chart</w:t>
+      </w:r>
+    </w:p>
+    <w:p>
+      <w:r>
+        <w:rPr>
+          <w:noProof/>
+        </w:rPr>
+        <w:drawing>
+          <wp:inline distT="0" distB="0" distL="0" distR="0" wp14:anchorId="6DE71AFA" wp14:editId="57458CED">
+            <wp:extent cx="5936615" cy="4455795"/>
+            <wp:effectExtent l="0" t="0" r="6985" b="1905"/>
+            <wp:docPr id="557918354" name="Picture 3"/>
+            <wp:cNvGraphicFramePr>
+              <a:graphicFrameLocks xmlns:a="http://schemas.openxmlformats.org/drawingml/2006/main" noChangeAspect="1"/>
+            </wp:cNvGraphicFramePr>
+            <a:graphic xmlns:a="http://schemas.openxmlformats.org/drawingml/2006/main">
+              <a:graphicData uri="http://schemas.openxmlformats.org/drawingml/2006/picture">
+                <pic:pic xmlns:pic="http://schemas.openxmlformats.org/drawingml/2006/picture">
+                  <pic:nvPicPr>
+                    <pic:cNvPr id="0" name="Picture 7"/>
+                    <pic:cNvPicPr>
+                      <a:picLocks noChangeAspect="1" noChangeArrowheads="1"/>
+                    </pic:cNvPicPr>
+                  </pic:nvPicPr>
+                  <pic:blipFill>
+                    <a:blip r:embed="rId18">
+                      <a:extLst>
+                        <a:ext uri="{28A0092B-C50C-407E-A947-70E740481C1C}">
+                          <a14:useLocalDpi xmlns:a14="http://schemas.microsoft.com/office/drawing/2010/main" val="0"/>
+                        </a:ext>
+                      </a:extLst>
+                    </a:blip>
+                    <a:srcRect/>
+                    <a:stretch>
+                      <a:fillRect/>
+                    </a:stretch>
+                  </pic:blipFill>
+                  <pic:spPr bwMode="auto">
+                    <a:xfrm>
+                      <a:off x="0" y="0"/>
+                      <a:ext cx="5936615" cy="4455795"/>
+                    </a:xfrm>
+                    <a:prstGeom prst="rect">
+                      <a:avLst/>
+                    </a:prstGeom>
+                    <a:noFill/>
+                    <a:ln>
+                      <a:noFill/>
+                    </a:ln>
+                  </pic:spPr>
+                </pic:pic>
+              </a:graphicData>
+            </a:graphic>
+          </wp:inline>
+        </w:drawing>
+      </w:r>
+    </w:p>
+    <w:p>
+      <w:pPr>
+        <w:pStyle w:val="ListParagraph"/>
+        <w:numPr>
+          <w:ilvl w:val="0"/>
+          <w:numId w:val="4"/>
+        </w:numPr>
+        <w:rPr>
+          <w:b/>
+          <w:bCs/>
+        </w:rPr>
+      </w:pPr>
+      <w:r>
+        <w:rPr>
+          <w:b/>
+          <w:bCs/>
+        </w:rPr>
+        <w:t>Bar Chart</w:t>
+      </w:r>
+    </w:p>
+    <w:p>
+      <w:pPr>
+        <w:rPr>
+          <w:b/>
+          <w:bCs/>
+        </w:rPr>
+      </w:pPr>
+      <w:r>
+        <w:rPr>
+          <w:b/>
+          <w:bCs/>
+          <w:noProof/>
+        </w:rPr>
+        <w:lastRenderedPageBreak/>
+        <w:drawing>
+          <wp:inline distT="0" distB="0" distL="0" distR="0" wp14:anchorId="530D1F29" wp14:editId="7AEAC908">
+            <wp:extent cx="5936615" cy="4455795"/>
+            <wp:effectExtent l="0" t="0" r="6985" b="1905"/>
+            <wp:docPr id="565942550" name="Picture 4"/>
+            <wp:cNvGraphicFramePr>
+              <a:graphicFrameLocks xmlns:a="http://schemas.openxmlformats.org/drawingml/2006/main" noChangeAspect="1"/>
+            </wp:cNvGraphicFramePr>
+            <a:graphic xmlns:a="http://schemas.openxmlformats.org/drawingml/2006/main">
+              <a:graphicData uri="http://schemas.openxmlformats.org/drawingml/2006/picture">
+                <pic:pic xmlns:pic="http://schemas.openxmlformats.org/drawingml/2006/picture">
+                  <pic:nvPicPr>
+                    <pic:cNvPr id="0" name="Picture 8"/>
+                    <pic:cNvPicPr>
+                      <a:picLocks noChangeAspect="1" noChangeArrowheads="1"/>
+                    </pic:cNvPicPr>
+                  </pic:nvPicPr>
+                  <pic:blipFill>
+                    <a:blip r:embed="rId19">
+                      <a:extLst>
+                        <a:ext uri="{28A0092B-C50C-407E-A947-70E740481C1C}">
+                          <a14:useLocalDpi xmlns:a14="http://schemas.microsoft.com/office/drawing/2010/main" val="0"/>
+                        </a:ext>
+                      </a:extLst>
+                    </a:blip>
+                    <a:srcRect/>
+                    <a:stretch>
+                      <a:fillRect/>
+                    </a:stretch>
+                  </pic:blipFill>
+                  <pic:spPr bwMode="auto">
+                    <a:xfrm>
+                      <a:off x="0" y="0"/>
+                      <a:ext cx="5936615" cy="4455795"/>
+                    </a:xfrm>
+                    <a:prstGeom prst="rect">
+                      <a:avLst/>
+                    </a:prstGeom>
+                    <a:noFill/>
+                    <a:ln>
+                      <a:noFill/>
+                    </a:ln>
+                  </pic:spPr>
+                </pic:pic>
+              </a:graphicData>
+            </a:graphic>
+          </wp:inline>
+        </w:drawing>
+      </w:r>
+    </w:p>
+    <w:p>
+      <w:pPr>
+        <w:rPr>
+          <w:b/>
+          <w:bCs/>
+        </w:rPr>
+      </w:pPr>
+      <w:r>
+        <w:rPr>
+          <w:b/>
+          <w:bCs/>
+          <w:noProof/>
+        </w:rPr>
+        <w:lastRenderedPageBreak/>
+        <w:drawing>
+          <wp:inline distT="0" distB="0" distL="0" distR="0" wp14:anchorId="6EEAFB81" wp14:editId="41D75003">
+            <wp:extent cx="5936615" cy="4455795"/>
+            <wp:effectExtent l="0" t="0" r="6985" b="1905"/>
+            <wp:docPr id="2015701495" name="Picture 5"/>
+            <wp:cNvGraphicFramePr>
+              <a:graphicFrameLocks xmlns:a="http://schemas.openxmlformats.org/drawingml/2006/main" noChangeAspect="1"/>
+            </wp:cNvGraphicFramePr>
+            <a:graphic xmlns:a="http://schemas.openxmlformats.org/drawingml/2006/main">
+              <a:graphicData uri="http://schemas.openxmlformats.org/drawingml/2006/picture">
+                <pic:pic xmlns:pic="http://schemas.openxmlformats.org/drawingml/2006/picture">
+                  <pic:nvPicPr>
+                    <pic:cNvPr id="0" name="Picture 9"/>
+                    <pic:cNvPicPr>
+                      <a:picLocks noChangeAspect="1" noChangeArrowheads="1"/>
+                    </pic:cNvPicPr>
+                  </pic:nvPicPr>
+                  <pic:blipFill>
+                    <a:blip r:embed="rId20">
+                      <a:extLst>
+                        <a:ext uri="{28A0092B-C50C-407E-A947-70E740481C1C}">
+                          <a14:useLocalDpi xmlns:a14="http://schemas.microsoft.com/office/drawing/2010/main" val="0"/>
+                        </a:ext>
+                      </a:extLst>
+                    </a:blip>
+                    <a:srcRect/>
+                    <a:stretch>
+                      <a:fillRect/>
+                    </a:stretch>
+                  </pic:blipFill>
+                  <pic:spPr bwMode="auto">
+                    <a:xfrm>
+                      <a:off x="0" y="0"/>
+                      <a:ext cx="5936615" cy="4455795"/>
+                    </a:xfrm>
+                    <a:prstGeom prst="rect">
+                      <a:avLst/>
+                    </a:prstGeom>
+                    <a:noFill/>
+                    <a:ln>
+                      <a:noFill/>
+                    </a:ln>
+                  </pic:spPr>
+                </pic:pic>
+              </a:graphicData>
+            </a:graphic>
+          </wp:inline>
+        </w:drawing>
+      </w:r>
+    </w:p>
+    <w:p>
+      <w:pPr>
+        <w:pStyle w:val="ListParagraph"/>
+        <w:numPr>
+          <w:ilvl w:val="0"/>
+          <w:numId w:val="4"/>
+        </w:numPr>
+        <w:rPr>
+          <w:b/>
+          <w:bCs/>
+        </w:rPr>
+      </w:pPr>
+      <w:r>
+        <w:rPr>
+          <w:b/>
+          <w:bCs/>
+        </w:rPr>
+        <w:t>Write Up</w:t>
+      </w:r>
+    </w:p>
+    <w:p>
+      <w:r>
+        <w:t xml:space="preserve">The most interesting result from this section of the analysis </w:t>
+      </w:r>
+      <w:r>
+        <w:t xml:space="preserve">is in player position. Figures 7 &amp; 8 show us that </w:t>
+      </w:r>
+      <w:r>
+        <w:t>the most reported positions are Defender and Midfielder</w:t>
+      </w:r>
+      <w:r>
+        <w:t xml:space="preserve">, which account for 65.4% </w:t>
+      </w:r>
+      <w:r>
+        <w:t xml:space="preserve">(nearly two-thirds) </w:t>
+      </w:r>
+      <w:r>
+        <w:t xml:space="preserve">of all </w:t>
+      </w:r>
+      <w:r>
+        <w:t>W</w:t>
+      </w:r>
+      <w:r>
+        <w:t xml:space="preserve">orld </w:t>
+      </w:r>
+      <w:r>
+        <w:t>C</w:t>
+      </w:r>
+      <w:r>
+        <w:t>up players</w:t>
+      </w:r>
+      <w:r>
+        <w:t>.</w:t>
+      </w:r>
+      <w:r>
+        <w:t xml:space="preserve"> </w:t>
+      </w:r>
+      <w:r>
+        <w:t xml:space="preserve">An explanation for this skew toward defensive and midfield players can be accounted for when we look at some of the most common </w:t>
+      </w:r>
+      <w:r>
+        <w:t xml:space="preserve">team formations used in the World Cup. </w:t>
+      </w:r>
+      <w:r>
+        <w:t xml:space="preserve">The most common team formations </w:t>
+      </w:r>
+      <w:r>
+        <w:t xml:space="preserve">at the World Cup take on some form of the 4-2-3-1, which indicates that the </w:t>
+      </w:r>
+      <w:r>
+        <w:t>team is comprised of 4 defenders, 2 defensive midfielders, 3 attacking midfielders, and 1 striker or forward</w:t>
+      </w:r>
+      <w:r>
+        <w:t>. There are other common formations, like the 4-</w:t>
+      </w:r>
+      <w:r>
+        <w:t>4-2</w:t>
+      </w:r>
+      <w:r>
+        <w:t xml:space="preserve"> (4 defenders, </w:t>
+      </w:r>
+      <w:r>
+        <w:t>4</w:t>
+      </w:r>
+      <w:r>
+        <w:t xml:space="preserve"> midfielders, </w:t>
+      </w:r>
+      <w:r>
+        <w:t>2</w:t>
+      </w:r>
+      <w:r>
+        <w:t xml:space="preserve"> forwards)</w:t>
+      </w:r>
+      <w:r>
+        <w:t>, but the general trend is that team</w:t>
+      </w:r>
+      <w:r>
+        <w:t xml:space="preserve"> compositions skew heavily in favor of defenders and midfielders, while having only one or two players focused on attacking </w:t>
+      </w:r>
+      <w:r>
+        <w:t xml:space="preserve">and scoring. Lastly, each team can only have one player on the field at any given time </w:t>
+      </w:r>
+      <w:r>
+        <w:t>in the position of Goalkeeper, which explains why they take up the smallest proportion of players (11.5%).</w:t>
+      </w:r>
+    </w:p>
+    <w:p>
+      <w:r>
+        <w:lastRenderedPageBreak/>
+        <w:t>The distribution of teams</w:t>
+      </w:r>
+      <w:r>
+        <w:t xml:space="preserve">, as seen in Figure 9, is even across all teams. This is due to each national </w:t>
+      </w:r>
+      <w:r>
+        <w:t>team</w:t>
+      </w:r>
+      <w:r>
+        <w:t xml:space="preserve"> being allotted 26 player slots </w:t>
+      </w:r>
+      <w:r>
+        <w:t xml:space="preserve">for the World Cup. Since </w:t>
+      </w:r>
+      <w:r>
+        <w:t>all</w:t>
+      </w:r>
+      <w:r>
+        <w:t xml:space="preserve"> our teams fill each of these slots, </w:t>
+      </w:r>
+      <w:r>
+        <w:t>we have no missing values and can see there is no difference in distribution.</w:t>
+      </w:r>
+    </w:p>
+    <w:p>
+      <w:r>
+        <w:pict w14:anchorId="6922569F">
+          <v:rect id="_x0000_i1028" style="width:0;height:1.5pt" o:hralign="center" o:hrstd="t" o:hr="t" fillcolor="#a0a0a0" stroked="f"/>
+        </w:pict>
+      </w:r>
+    </w:p>
+    <w:p>
+      <w:pPr>
+        <w:pStyle w:val="Heading1"/>
+      </w:pPr>
+      <w:r>
+        <w:t>Section 2</w:t>
+      </w:r>
+      <w:r>
+        <w:t>: Variable Creation</w:t>
+      </w:r>
+    </w:p>
+    <w:p>
+      <w:pPr>
+        <w:pStyle w:val="ListParagraph"/>
+        <w:numPr>
+          <w:ilvl w:val="0"/>
+          <w:numId w:val="5"/>
+        </w:numPr>
+        <w:rPr>
+          <w:b/>
+          <w:bCs/>
+        </w:rPr>
+      </w:pPr>
+      <w:r>
+        <w:rPr>
+          <w:b/>
+          <w:bCs/>
+        </w:rPr>
+        <w:t>Frequency Table</w:t>
+      </w:r>
+    </w:p>
+    <w:p>
+      <w:pPr>
+        <w:jc w:val="center"/>
+        <w:rPr>
+          <w:b/>
+          <w:bCs/>
+        </w:rPr>
+      </w:pPr>
+      <w:r>
+        <w:rPr>
+          <w:b/>
+          <w:bCs/>
+        </w:rPr>
+        <w:drawing>
+          <wp:inline distT="0" distB="0" distL="0" distR="0" wp14:anchorId="6DDE0E57" wp14:editId="0F9AD866">
+            <wp:extent cx="5943600" cy="2308225"/>
+            <wp:effectExtent l="0" t="0" r="0" b="0"/>
+            <wp:docPr id="1992856626" name="Picture 1"/>
+            <wp:cNvGraphicFramePr>
+              <a:graphicFrameLocks xmlns:a="http://schemas.openxmlformats.org/drawingml/2006/main" noChangeAspect="1"/>
+            </wp:cNvGraphicFramePr>
+            <a:graphic xmlns:a="http://schemas.openxmlformats.org/drawingml/2006/main">
+              <a:graphicData uri="http://schemas.openxmlformats.org/drawingml/2006/picture">
+                <pic:pic xmlns:pic="http://schemas.openxmlformats.org/drawingml/2006/picture">
+                  <pic:nvPicPr>
+                    <pic:cNvPr id="1992856626" name=""/>
+                    <pic:cNvPicPr/>
+                  </pic:nvPicPr>
+                  <pic:blipFill>
+                    <a:blip r:embed="rId21"/>
+                    <a:stretch>
+                      <a:fillRect/>
+                    </a:stretch>
+                  </pic:blipFill>
+                  <pic:spPr>
+                    <a:xfrm>
+                      <a:off x="0" y="0"/>
+                      <a:ext cx="5943600" cy="2308225"/>
+                    </a:xfrm>
+                    <a:prstGeom prst="rect">
+                      <a:avLst/>
+                    </a:prstGeom>
+                  </pic:spPr>
+                </pic:pic>
+              </a:graphicData>
+            </a:graphic>
+          </wp:inline>
+        </w:drawing>
+      </w:r>
+    </w:p>
+    <w:p>
+      <w:pPr>
+        <w:pStyle w:val="ListParagraph"/>
+        <w:numPr>
+          <w:ilvl w:val="0"/>
+          <w:numId w:val="5"/>
+        </w:numPr>
+        <w:rPr>
+          <w:b/>
+          <w:bCs/>
+        </w:rPr>
+      </w:pPr>
+      <w:r>
+        <w:rPr>
+          <w:b/>
+          <w:bCs/>
+        </w:rPr>
+        <w:t>Pie Chart</w:t>
+      </w:r>
+    </w:p>
+    <w:p>
+      <w:pPr>
+        <w:jc w:val="center"/>
+        <w:rPr>
+          <w:b/>
+          <w:bCs/>
+        </w:rPr>
+      </w:pPr>
+      <w:r>
+        <w:rPr>
+          <w:b/>
+          <w:bCs/>
+          <w:noProof/>
+        </w:rPr>
+        <w:lastRenderedPageBreak/>
+        <w:drawing>
+          <wp:inline distT="0" distB="0" distL="0" distR="0" wp14:anchorId="0F4D0BE6" wp14:editId="4822EA21">
+            <wp:extent cx="5027709" cy="3773606"/>
+            <wp:effectExtent l="0" t="0" r="1905" b="0"/>
+            <wp:docPr id="2144404970" name="Picture 6"/>
+            <wp:cNvGraphicFramePr>
+              <a:graphicFrameLocks xmlns:a="http://schemas.openxmlformats.org/drawingml/2006/main" noChangeAspect="1"/>
+            </wp:cNvGraphicFramePr>
+            <a:graphic xmlns:a="http://schemas.openxmlformats.org/drawingml/2006/main">
+              <a:graphicData uri="http://schemas.openxmlformats.org/drawingml/2006/picture">
+                <pic:pic xmlns:pic="http://schemas.openxmlformats.org/drawingml/2006/picture">
+                  <pic:nvPicPr>
+                    <pic:cNvPr id="0" name="Picture 10"/>
+                    <pic:cNvPicPr>
+                      <a:picLocks noChangeAspect="1" noChangeArrowheads="1"/>
+                    </pic:cNvPicPr>
+                  </pic:nvPicPr>
+                  <pic:blipFill>
+                    <a:blip r:embed="rId22">
+                      <a:extLst>
+                        <a:ext uri="{28A0092B-C50C-407E-A947-70E740481C1C}">
+                          <a14:useLocalDpi xmlns:a14="http://schemas.microsoft.com/office/drawing/2010/main" val="0"/>
+                        </a:ext>
+                      </a:extLst>
+                    </a:blip>
+                    <a:srcRect/>
+                    <a:stretch>
+                      <a:fillRect/>
+                    </a:stretch>
+                  </pic:blipFill>
+                  <pic:spPr bwMode="auto">
+                    <a:xfrm>
+                      <a:off x="0" y="0"/>
+                      <a:ext cx="5086656" cy="3817849"/>
+                    </a:xfrm>
+                    <a:prstGeom prst="rect">
+                      <a:avLst/>
+                    </a:prstGeom>
+                    <a:noFill/>
+                    <a:ln>
+                      <a:noFill/>
+                    </a:ln>
+                  </pic:spPr>
+                </pic:pic>
+              </a:graphicData>
+            </a:graphic>
+          </wp:inline>
+        </w:drawing>
+      </w:r>
+    </w:p>
+    <w:p>
+      <w:pPr>
+        <w:pStyle w:val="ListParagraph"/>
+        <w:numPr>
+          <w:ilvl w:val="0"/>
+          <w:numId w:val="5"/>
+        </w:numPr>
+        <w:rPr>
+          <w:b/>
+          <w:bCs/>
+        </w:rPr>
+      </w:pPr>
+      <w:r>
+        <w:rPr>
+          <w:b/>
+          <w:bCs/>
+        </w:rPr>
+        <w:t>Bar Chart</w:t>
+      </w:r>
+    </w:p>
+    <w:p>
+      <w:pPr>
+        <w:jc w:val="center"/>
+        <w:rPr>
+          <w:b/>
+          <w:bCs/>
+        </w:rPr>
+      </w:pPr>
+      <w:r>
+        <w:rPr>
+          <w:b/>
+          <w:bCs/>
+          <w:noProof/>
+        </w:rPr>
+        <w:drawing>
+          <wp:inline distT="0" distB="0" distL="0" distR="0" wp14:anchorId="0AB61B3A" wp14:editId="71B633B4">
+            <wp:extent cx="5029200" cy="3774724"/>
+            <wp:effectExtent l="0" t="0" r="0" b="0"/>
+            <wp:docPr id="964793444" name="Picture 7"/>
+            <wp:cNvGraphicFramePr>
+              <a:graphicFrameLocks xmlns:a="http://schemas.openxmlformats.org/drawingml/2006/main" noChangeAspect="1"/>
+            </wp:cNvGraphicFramePr>
+            <a:graphic xmlns:a="http://schemas.openxmlformats.org/drawingml/2006/main">
+              <a:graphicData uri="http://schemas.openxmlformats.org/drawingml/2006/picture">
+                <pic:pic xmlns:pic="http://schemas.openxmlformats.org/drawingml/2006/picture">
+                  <pic:nvPicPr>
+                    <pic:cNvPr id="0" name="Picture 11"/>
+                    <pic:cNvPicPr>
+                      <a:picLocks noChangeAspect="1" noChangeArrowheads="1"/>
+                    </pic:cNvPicPr>
+                  </pic:nvPicPr>
+                  <pic:blipFill>
+                    <a:blip r:embed="rId23">
+                      <a:extLst>
+                        <a:ext uri="{28A0092B-C50C-407E-A947-70E740481C1C}">
+                          <a14:useLocalDpi xmlns:a14="http://schemas.microsoft.com/office/drawing/2010/main" val="0"/>
+                        </a:ext>
+                      </a:extLst>
+                    </a:blip>
+                    <a:srcRect/>
+                    <a:stretch>
+                      <a:fillRect/>
+                    </a:stretch>
+                  </pic:blipFill>
+                  <pic:spPr bwMode="auto">
+                    <a:xfrm>
+                      <a:off x="0" y="0"/>
+                      <a:ext cx="5029200" cy="3774724"/>
+                    </a:xfrm>
+                    <a:prstGeom prst="rect">
+                      <a:avLst/>
+                    </a:prstGeom>
+                    <a:noFill/>
+                    <a:ln>
+                      <a:noFill/>
+                    </a:ln>
+                  </pic:spPr>
+                </pic:pic>
+              </a:graphicData>
+            </a:graphic>
+          </wp:inline>
+        </w:drawing>
+      </w:r>
+    </w:p>
+    <w:p>
+      <w:pPr>
+        <w:pStyle w:val="ListParagraph"/>
+        <w:numPr>
+          <w:ilvl w:val="0"/>
+          <w:numId w:val="5"/>
+        </w:numPr>
+        <w:rPr>
+          <w:b/>
+          <w:bCs/>
+        </w:rPr>
+      </w:pPr>
+      <w:r>
+        <w:rPr>
+          <w:b/>
+          <w:bCs/>
+        </w:rPr>
+        <w:lastRenderedPageBreak/>
+        <w:t>Write Up</w:t>
+      </w:r>
+    </w:p>
+    <w:p/>
+    <w:p>
+      <w:r>
+        <w:pict w14:anchorId="624B49D2">
+          <v:rect id="_x0000_i1036" style="width:0;height:1.5pt" o:hralign="center" o:hrstd="t" o:hr="t" fillcolor="#a0a0a0" stroked="f"/>
+        </w:pict>
+      </w:r>
+    </w:p>
+    <w:p>
+      <w:pPr>
+        <w:pStyle w:val="Heading1"/>
+      </w:pPr>
+      <w:r>
+        <w:t>Section 3: Bivariate Analysis</w:t>
+      </w:r>
+    </w:p>
+    <w:p>
+      <w:pPr>
+        <w:pStyle w:val="ListParagraph"/>
+        <w:numPr>
+          <w:ilvl w:val="0"/>
+          <w:numId w:val="7"/>
+        </w:numPr>
+        <w:rPr>
+          <w:b/>
+          <w:bCs/>
+        </w:rPr>
+      </w:pPr>
+      <w:r>
+        <w:rPr>
+          <w:b/>
+          <w:bCs/>
+        </w:rPr>
+        <w:t>2 Categorical</w:t>
+      </w:r>
+    </w:p>
+    <w:p>
+      <w:pPr>
+        <w:pStyle w:val="ListParagraph"/>
+        <w:numPr>
+          <w:ilvl w:val="0"/>
+          <w:numId w:val="8"/>
+        </w:numPr>
+        <w:rPr>
+          <w:b/>
+          <w:bCs/>
+        </w:rPr>
+      </w:pPr>
+      <w:r>
+        <w:rPr>
+          <w:b/>
+          <w:bCs/>
+        </w:rPr>
+        <w:t>Research Hypothesis</w:t>
+      </w:r>
+    </w:p>
+    <w:p>
+      <w:r>
+        <w:t xml:space="preserve">For the average World Cup player, I hypothesize that players with the position of Forward will </w:t>
+      </w:r>
+      <w:r>
+        <w:t xml:space="preserve">have better goal scoring performances </w:t>
+      </w:r>
+      <w:r>
+        <w:t>than midfielders, defenders, and goalkeepers.</w:t>
+      </w:r>
+    </w:p>
+    <w:p>
+      <w:pPr>
+        <w:pStyle w:val="ListParagraph"/>
+        <w:numPr>
+          <w:ilvl w:val="0"/>
+          <w:numId w:val="8"/>
+        </w:numPr>
+        <w:rPr>
+          <w:b/>
+          <w:bCs/>
+        </w:rPr>
+      </w:pPr>
+      <w:r>
+        <w:rPr>
+          <w:b/>
+          <w:bCs/>
+        </w:rPr>
+        <w:t>Variables</w:t>
+      </w:r>
+    </w:p>
+    <w:p>
+      <w:r>
+        <w:t xml:space="preserve">The explanatory variable for this hypothesis is </w:t>
+      </w:r>
+      <w:r>
+        <w:t>Position,</w:t>
+      </w:r>
+      <w:r>
+        <w:t xml:space="preserve"> and the response variable is Scoring.</w:t>
+      </w:r>
+    </w:p>
+    <w:p>
+      <w:pPr>
+        <w:pStyle w:val="ListParagraph"/>
+        <w:numPr>
+          <w:ilvl w:val="0"/>
+          <w:numId w:val="8"/>
+        </w:numPr>
+        <w:rPr>
+          <w:b/>
+          <w:bCs/>
+        </w:rPr>
+      </w:pPr>
+      <w:r>
+        <w:rPr>
+          <w:b/>
+          <w:bCs/>
+        </w:rPr>
+        <w:t>Row Percent Contingency Table</w:t>
+      </w:r>
+    </w:p>
+    <w:p>
+      <w:pPr>
+        <w:jc w:val="center"/>
+        <w:rPr>
+          <w:b/>
+          <w:bCs/>
+        </w:rPr>
+      </w:pPr>
+      <w:r>
+        <w:rPr>
+          <w:b/>
+          <w:bCs/>
+        </w:rPr>
+        <w:drawing>
+          <wp:inline distT="0" distB="0" distL="0" distR="0" wp14:anchorId="4367D45F" wp14:editId="19D61B00">
+            <wp:extent cx="4572000" cy="4438836"/>
+            <wp:effectExtent l="0" t="0" r="0" b="0"/>
+            <wp:docPr id="637208880" name="Picture 1"/>
+            <wp:cNvGraphicFramePr>
+              <a:graphicFrameLocks xmlns:a="http://schemas.openxmlformats.org/drawingml/2006/main" noChangeAspect="1"/>
+            </wp:cNvGraphicFramePr>
+            <a:graphic xmlns:a="http://schemas.openxmlformats.org/drawingml/2006/main">
+              <a:graphicData uri="http://schemas.openxmlformats.org/drawingml/2006/picture">
+                <pic:pic xmlns:pic="http://schemas.openxmlformats.org/drawingml/2006/picture">
+                  <pic:nvPicPr>
+                    <pic:cNvPr id="637208880" name=""/>
+                    <pic:cNvPicPr/>
+                  </pic:nvPicPr>
+                  <pic:blipFill>
+                    <a:blip r:embed="rId24"/>
+                    <a:stretch>
+                      <a:fillRect/>
+                    </a:stretch>
+                  </pic:blipFill>
+                  <pic:spPr>
+                    <a:xfrm>
+                      <a:off x="0" y="0"/>
+                      <a:ext cx="4572000" cy="4438836"/>
+                    </a:xfrm>
+                    <a:prstGeom prst="rect">
+                      <a:avLst/>
+                    </a:prstGeom>
+                  </pic:spPr>
+                </pic:pic>
+              </a:graphicData>
+            </a:graphic>
+          </wp:inline>
+        </w:drawing>
+      </w:r>
+    </w:p>
+    <w:p>
+      <w:pPr>
+        <w:pStyle w:val="ListParagraph"/>
+        <w:numPr>
+          <w:ilvl w:val="0"/>
+          <w:numId w:val="8"/>
+        </w:numPr>
+        <w:rPr>
+          <w:b/>
+          <w:bCs/>
+        </w:rPr>
+      </w:pPr>
+      <w:r>
+        <w:rPr>
+          <w:b/>
+          <w:bCs/>
+        </w:rPr>
+        <w:lastRenderedPageBreak/>
+        <w:t>Visualization</w:t>
+      </w:r>
+    </w:p>
+    <w:p>
+      <w:pPr>
+        <w:jc w:val="center"/>
+        <w:rPr>
+          <w:b/>
+          <w:bCs/>
+        </w:rPr>
+      </w:pPr>
+      <w:r>
+        <w:rPr>
+          <w:b/>
+          <w:bCs/>
+          <w:noProof/>
+        </w:rPr>
+        <w:drawing>
+          <wp:inline distT="0" distB="0" distL="0" distR="0" wp14:anchorId="410B5690" wp14:editId="6E3AB3A9">
+            <wp:extent cx="5029200" cy="3774724"/>
+            <wp:effectExtent l="0" t="0" r="0" b="0"/>
+            <wp:docPr id="194892938" name="Picture 8"/>
+            <wp:cNvGraphicFramePr>
+              <a:graphicFrameLocks xmlns:a="http://schemas.openxmlformats.org/drawingml/2006/main" noChangeAspect="1"/>
+            </wp:cNvGraphicFramePr>
+            <a:graphic xmlns:a="http://schemas.openxmlformats.org/drawingml/2006/main">
+              <a:graphicData uri="http://schemas.openxmlformats.org/drawingml/2006/picture">
+                <pic:pic xmlns:pic="http://schemas.openxmlformats.org/drawingml/2006/picture">
+                  <pic:nvPicPr>
+                    <pic:cNvPr id="0" name="Picture 14"/>
+                    <pic:cNvPicPr>
+                      <a:picLocks noChangeAspect="1" noChangeArrowheads="1"/>
+                    </pic:cNvPicPr>
+                  </pic:nvPicPr>
+                  <pic:blipFill>
+                    <a:blip r:embed="rId25">
+                      <a:extLst>
+                        <a:ext uri="{28A0092B-C50C-407E-A947-70E740481C1C}">
+                          <a14:useLocalDpi xmlns:a14="http://schemas.microsoft.com/office/drawing/2010/main" val="0"/>
+                        </a:ext>
+                      </a:extLst>
+                    </a:blip>
+                    <a:srcRect/>
+                    <a:stretch>
+                      <a:fillRect/>
+                    </a:stretch>
+                  </pic:blipFill>
+                  <pic:spPr bwMode="auto">
+                    <a:xfrm>
+                      <a:off x="0" y="0"/>
+                      <a:ext cx="5029200" cy="3774724"/>
+                    </a:xfrm>
+                    <a:prstGeom prst="rect">
+                      <a:avLst/>
+                    </a:prstGeom>
+                    <a:noFill/>
+                    <a:ln>
+                      <a:noFill/>
+                    </a:ln>
+                  </pic:spPr>
+                </pic:pic>
+              </a:graphicData>
+            </a:graphic>
+          </wp:inline>
+        </w:drawing>
+      </w:r>
+    </w:p>
+    <w:p>
+      <w:pPr>
+        <w:pStyle w:val="ListParagraph"/>
+        <w:numPr>
+          <w:ilvl w:val="0"/>
+          <w:numId w:val="8"/>
+        </w:numPr>
+        <w:rPr>
+          <w:b/>
+          <w:bCs/>
+        </w:rPr>
+      </w:pPr>
+      <w:r>
+        <w:rPr>
+          <w:b/>
+          <w:bCs/>
+        </w:rPr>
+        <w:t>Write Up</w:t>
+      </w:r>
+    </w:p>
+    <w:p>
+      <w:pPr>
+        <w:rPr>
+          <w:b/>
+          <w:bCs/>
+        </w:rPr>
+      </w:pPr>
+    </w:p>
+    <w:p>
+      <w:pPr>
+        <w:pStyle w:val="ListParagraph"/>
+        <w:numPr>
+          <w:ilvl w:val="0"/>
+          <w:numId w:val="7"/>
+        </w:numPr>
+        <w:rPr>
+          <w:b/>
+          <w:bCs/>
+        </w:rPr>
+      </w:pPr>
+      <w:r>
+        <w:rPr>
+          <w:b/>
+          <w:bCs/>
+        </w:rPr>
+        <w:t>2 Quantitative</w:t>
+      </w:r>
+    </w:p>
+    <w:p>
+      <w:pPr>
+        <w:pStyle w:val="ListParagraph"/>
+        <w:numPr>
+          <w:ilvl w:val="0"/>
+          <w:numId w:val="9"/>
+        </w:numPr>
+        <w:rPr>
+          <w:b/>
+          <w:bCs/>
+        </w:rPr>
+      </w:pPr>
+      <w:r>
+        <w:rPr>
+          <w:b/>
+          <w:bCs/>
+        </w:rPr>
+        <w:t>Research Hypothesis</w:t>
+      </w:r>
+    </w:p>
+    <w:p>
+      <w:r>
+        <w:t>For a World Cup player, I hypothesize that player</w:t>
+      </w:r>
+      <w:r>
+        <w:t>s</w:t>
+      </w:r>
+      <w:r>
+        <w:t xml:space="preserve"> with higher expected goals (</w:t>
+      </w:r>
+      <w:proofErr w:type="spellStart"/>
+      <w:r>
+        <w:t>xG</w:t>
+      </w:r>
+      <w:proofErr w:type="spellEnd"/>
+      <w:r>
+        <w:t xml:space="preserve">) will </w:t>
+      </w:r>
+      <w:r>
+        <w:t>have more goals scored than those with lower expected goals (</w:t>
+      </w:r>
+      <w:proofErr w:type="spellStart"/>
+      <w:r>
+        <w:t>xG</w:t>
+      </w:r>
+      <w:proofErr w:type="spellEnd"/>
+      <w:r>
+        <w:t>).</w:t>
+      </w:r>
+    </w:p>
+    <w:p>
+      <w:pPr>
+        <w:pStyle w:val="ListParagraph"/>
+        <w:numPr>
+          <w:ilvl w:val="0"/>
+          <w:numId w:val="9"/>
+        </w:numPr>
+        <w:rPr>
+          <w:b/>
+          <w:bCs/>
+        </w:rPr>
+      </w:pPr>
+      <w:r>
+        <w:rPr>
+          <w:b/>
+          <w:bCs/>
+        </w:rPr>
+        <w:t>Variables</w:t>
+      </w:r>
+    </w:p>
+    <w:p>
+      <w:r>
+        <w:t>The explanatory variable is Expected Goals (</w:t>
+      </w:r>
+      <w:proofErr w:type="spellStart"/>
+      <w:r>
+        <w:t>xG</w:t>
+      </w:r>
+      <w:proofErr w:type="spellEnd"/>
+      <w:proofErr w:type="gramStart"/>
+      <w:r>
+        <w:t>)</w:t>
+      </w:r>
+      <w:proofErr w:type="gramEnd"/>
+      <w:r>
+        <w:t xml:space="preserve"> and the response variable is Goals.</w:t>
+      </w:r>
+    </w:p>
+    <w:p>
+      <w:pPr>
+        <w:pStyle w:val="ListParagraph"/>
+        <w:numPr>
+          <w:ilvl w:val="0"/>
+          <w:numId w:val="9"/>
+        </w:numPr>
+        <w:rPr>
+          <w:b/>
+          <w:bCs/>
+        </w:rPr>
+      </w:pPr>
+      <w:r>
+        <w:rPr>
+          <w:b/>
+          <w:bCs/>
+        </w:rPr>
+        <w:t>Simple Linear Regression</w:t>
+      </w:r>
+    </w:p>
+    <w:p>
+      <w:pPr>
+        <w:jc w:val="center"/>
+      </w:pPr>
+      <w:r>
+        <w:lastRenderedPageBreak/>
+        <w:drawing>
+          <wp:inline distT="0" distB="0" distL="0" distR="0" wp14:anchorId="7C4ACD35" wp14:editId="13F059BB">
+            <wp:extent cx="5943600" cy="3509010"/>
+            <wp:effectExtent l="0" t="0" r="0" b="0"/>
+            <wp:docPr id="1428724655" name="Picture 1"/>
+            <wp:cNvGraphicFramePr>
+              <a:graphicFrameLocks xmlns:a="http://schemas.openxmlformats.org/drawingml/2006/main" noChangeAspect="1"/>
+            </wp:cNvGraphicFramePr>
+            <a:graphic xmlns:a="http://schemas.openxmlformats.org/drawingml/2006/main">
+              <a:graphicData uri="http://schemas.openxmlformats.org/drawingml/2006/picture">
+                <pic:pic xmlns:pic="http://schemas.openxmlformats.org/drawingml/2006/picture">
+                  <pic:nvPicPr>
+                    <pic:cNvPr id="1428724655" name=""/>
+                    <pic:cNvPicPr/>
+                  </pic:nvPicPr>
+                  <pic:blipFill>
+                    <a:blip r:embed="rId26"/>
+                    <a:stretch>
+                      <a:fillRect/>
+                    </a:stretch>
+                  </pic:blipFill>
+                  <pic:spPr>
+                    <a:xfrm>
+                      <a:off x="0" y="0"/>
+                      <a:ext cx="5943600" cy="3509010"/>
+                    </a:xfrm>
+                    <a:prstGeom prst="rect">
+                      <a:avLst/>
+                    </a:prstGeom>
+                  </pic:spPr>
+                </pic:pic>
+              </a:graphicData>
+            </a:graphic>
+          </wp:inline>
+        </w:drawing>
+      </w:r>
+    </w:p>
+    <w:p>
+      <w:pPr>
+        <w:pStyle w:val="ListParagraph"/>
+        <w:numPr>
+          <w:ilvl w:val="0"/>
+          <w:numId w:val="9"/>
+        </w:numPr>
+        <w:rPr>
+          <w:b/>
+          <w:bCs/>
+        </w:rPr>
+      </w:pPr>
+      <w:r>
+        <w:rPr>
+          <w:b/>
+          <w:bCs/>
+        </w:rPr>
+        <w:t>Visualization</w:t>
+      </w:r>
+    </w:p>
+    <w:p>
+      <w:pPr>
+        <w:jc w:val="center"/>
+        <w:rPr>
+          <w:b/>
+          <w:bCs/>
+        </w:rPr>
+      </w:pPr>
+      <w:r>
+        <w:rPr>
+          <w:b/>
+          <w:bCs/>
+          <w:noProof/>
+        </w:rPr>
+        <w:drawing>
+          <wp:inline distT="0" distB="0" distL="0" distR="0" wp14:anchorId="089E40D5" wp14:editId="7AB4CE84">
+            <wp:extent cx="5029200" cy="3774724"/>
+            <wp:effectExtent l="0" t="0" r="0" b="0"/>
+            <wp:docPr id="37881557" name="Picture 9"/>
+            <wp:cNvGraphicFramePr>
+              <a:graphicFrameLocks xmlns:a="http://schemas.openxmlformats.org/drawingml/2006/main" noChangeAspect="1"/>
+            </wp:cNvGraphicFramePr>
+            <a:graphic xmlns:a="http://schemas.openxmlformats.org/drawingml/2006/main">
+              <a:graphicData uri="http://schemas.openxmlformats.org/drawingml/2006/picture">
+                <pic:pic xmlns:pic="http://schemas.openxmlformats.org/drawingml/2006/picture">
+                  <pic:nvPicPr>
+                    <pic:cNvPr id="0" name="Picture 15"/>
+                    <pic:cNvPicPr>
+                      <a:picLocks noChangeAspect="1" noChangeArrowheads="1"/>
+                    </pic:cNvPicPr>
+                  </pic:nvPicPr>
+                  <pic:blipFill>
+                    <a:blip r:embed="rId27">
+                      <a:extLst>
+                        <a:ext uri="{28A0092B-C50C-407E-A947-70E740481C1C}">
+                          <a14:useLocalDpi xmlns:a14="http://schemas.microsoft.com/office/drawing/2010/main" val="0"/>
+                        </a:ext>
+                      </a:extLst>
+                    </a:blip>
+                    <a:srcRect/>
+                    <a:stretch>
+                      <a:fillRect/>
+                    </a:stretch>
+                  </pic:blipFill>
+                  <pic:spPr bwMode="auto">
+                    <a:xfrm>
+                      <a:off x="0" y="0"/>
+                      <a:ext cx="5029200" cy="3774724"/>
+                    </a:xfrm>
+                    <a:prstGeom prst="rect">
+                      <a:avLst/>
+                    </a:prstGeom>
+                    <a:noFill/>
+                    <a:ln>
+                      <a:noFill/>
+                    </a:ln>
+                  </pic:spPr>
+                </pic:pic>
+              </a:graphicData>
+            </a:graphic>
+          </wp:inline>
+        </w:drawing>
+      </w:r>
+    </w:p>
+    <w:p>
+      <w:pPr>
+        <w:pStyle w:val="ListParagraph"/>
+        <w:numPr>
+          <w:ilvl w:val="0"/>
+          <w:numId w:val="9"/>
+        </w:numPr>
+        <w:rPr>
+          <w:b/>
+          <w:bCs/>
+        </w:rPr>
+      </w:pPr>
+      <w:r>
+        <w:rPr>
+          <w:b/>
+          <w:bCs/>
+        </w:rPr>
+        <w:t>Write Up</w:t>
+      </w:r>
+    </w:p>
+    <w:p>
+      <w:pPr>
+        <w:rPr>
+          <w:b/>
+          <w:bCs/>
+        </w:rPr>
+      </w:pPr>
+    </w:p>
+    <w:p>
+      <w:pPr>
+        <w:pStyle w:val="ListParagraph"/>
+        <w:numPr>
+          <w:ilvl w:val="0"/>
+          <w:numId w:val="7"/>
+        </w:numPr>
+        <w:rPr>
+          <w:b/>
+          <w:bCs/>
+        </w:rPr>
+      </w:pPr>
+      <w:r>
+        <w:rPr>
+          <w:b/>
+          <w:bCs/>
+        </w:rPr>
+        <w:t>1 Categorical 1 Quantitative</w:t>
+      </w:r>
+    </w:p>
+    <w:p>
+      <w:pPr>
+        <w:pStyle w:val="ListParagraph"/>
+        <w:numPr>
+          <w:ilvl w:val="0"/>
+          <w:numId w:val="10"/>
+        </w:numPr>
+        <w:rPr>
+          <w:b/>
+          <w:bCs/>
+        </w:rPr>
+      </w:pPr>
+      <w:r>
+        <w:rPr>
+          <w:b/>
+          <w:bCs/>
+        </w:rPr>
+        <w:t>Research Hypothesis</w:t>
+      </w:r>
+    </w:p>
+    <w:p>
+      <w:r>
+        <w:t xml:space="preserve">I hypothesize that World Cup players with the </w:t>
+      </w:r>
+      <w:r>
+        <w:t>Forward</w:t>
+      </w:r>
+      <w:r>
+        <w:t xml:space="preserve"> Position will have the highest number of Successful Dribbles compared to </w:t>
+      </w:r>
+      <w:r>
+        <w:t>Midfielders</w:t>
+      </w:r>
+      <w:r>
+        <w:t>, Defenders, and Goalkeepers.</w:t>
+      </w:r>
+    </w:p>
+    <w:p>
+      <w:pPr>
+        <w:pStyle w:val="ListParagraph"/>
+        <w:numPr>
+          <w:ilvl w:val="0"/>
+          <w:numId w:val="10"/>
+        </w:numPr>
+        <w:rPr>
+          <w:b/>
+          <w:bCs/>
+        </w:rPr>
+      </w:pPr>
+      <w:r>
+        <w:rPr>
+          <w:b/>
+          <w:bCs/>
+        </w:rPr>
+        <w:t>Variables</w:t>
+      </w:r>
+    </w:p>
+    <w:p>
+      <w:r>
+        <w:t>The explanatory variable is Position, and the response variable is Successful Dribbles.</w:t>
+      </w:r>
+    </w:p>
+    <w:p>
+      <w:pPr>
+        <w:pStyle w:val="ListParagraph"/>
+        <w:numPr>
+          <w:ilvl w:val="0"/>
+          <w:numId w:val="10"/>
+        </w:numPr>
+        <w:rPr>
+          <w:b/>
+          <w:bCs/>
+        </w:rPr>
+      </w:pPr>
+      <w:r>
+        <w:rPr>
+          <w:b/>
+          <w:bCs/>
+        </w:rPr>
+        <w:t>Stratified Table of Descriptive Statistics</w:t>
+      </w:r>
+    </w:p>
+    <w:p>
+      <w:pPr>
+        <w:jc w:val="center"/>
+        <w:rPr>
+          <w:b/>
+          <w:bCs/>
+        </w:rPr>
+      </w:pPr>
+      <w:r>
+        <w:rPr>
+          <w:b/>
+          <w:bCs/>
+        </w:rPr>
+        <w:drawing>
+          <wp:inline distT="0" distB="0" distL="0" distR="0" wp14:anchorId="6B5E1D6A" wp14:editId="3863F0DF">
+            <wp:extent cx="5943600" cy="1613535"/>
+            <wp:effectExtent l="0" t="0" r="0" b="5715"/>
+            <wp:docPr id="1134094901" name="Picture 1"/>
+            <wp:cNvGraphicFramePr>
+              <a:graphicFrameLocks xmlns:a="http://schemas.openxmlformats.org/drawingml/2006/main" noChangeAspect="1"/>
+            </wp:cNvGraphicFramePr>
+            <a:graphic xmlns:a="http://schemas.openxmlformats.org/drawingml/2006/main">
+              <a:graphicData uri="http://schemas.openxmlformats.org/drawingml/2006/picture">
+                <pic:pic xmlns:pic="http://schemas.openxmlformats.org/drawingml/2006/picture">
+                  <pic:nvPicPr>
+                    <pic:cNvPr id="1134094901" name=""/>
+                    <pic:cNvPicPr/>
+                  </pic:nvPicPr>
+                  <pic:blipFill>
+                    <a:blip r:embed="rId28"/>
+                    <a:stretch>
+                      <a:fillRect/>
+                    </a:stretch>
+                  </pic:blipFill>
+                  <pic:spPr>
+                    <a:xfrm>
+                      <a:off x="0" y="0"/>
+                      <a:ext cx="5943600" cy="1613535"/>
+                    </a:xfrm>
+                    <a:prstGeom prst="rect">
+                      <a:avLst/>
+                    </a:prstGeom>
+                  </pic:spPr>
+                </pic:pic>
+              </a:graphicData>
+            </a:graphic>
+          </wp:inline>
+        </w:drawing>
+      </w:r>
+    </w:p>
+    <w:p>
+      <w:pPr>
+        <w:pStyle w:val="ListParagraph"/>
+        <w:numPr>
+          <w:ilvl w:val="0"/>
+          <w:numId w:val="10"/>
+        </w:numPr>
+        <w:rPr>
+          <w:b/>
+          <w:bCs/>
+        </w:rPr>
+      </w:pPr>
+      <w:r>
+        <w:rPr>
+          <w:b/>
+          <w:bCs/>
+        </w:rPr>
+        <w:t>Visualization</w:t>
+      </w:r>
+    </w:p>
+    <w:p>
+      <w:pPr>
+        <w:jc w:val="center"/>
+      </w:pPr>
+      <w:r>
+        <w:rPr>
+          <w:noProof/>
+        </w:rPr>
+        <w:drawing>
+          <wp:inline distT="0" distB="0" distL="0" distR="0" wp14:anchorId="55D95274" wp14:editId="4795BD70">
+            <wp:extent cx="5029200" cy="3774724"/>
+            <wp:effectExtent l="0" t="0" r="0" b="0"/>
+            <wp:docPr id="447327083" name="Picture 10"/>
+            <wp:cNvGraphicFramePr>
+              <a:graphicFrameLocks xmlns:a="http://schemas.openxmlformats.org/drawingml/2006/main" noChangeAspect="1"/>
+            </wp:cNvGraphicFramePr>
+            <a:graphic xmlns:a="http://schemas.openxmlformats.org/drawingml/2006/main">
+              <a:graphicData uri="http://schemas.openxmlformats.org/drawingml/2006/picture">
+                <pic:pic xmlns:pic="http://schemas.openxmlformats.org/drawingml/2006/picture">
+                  <pic:nvPicPr>
+                    <pic:cNvPr id="0" name="Picture 16"/>
+                    <pic:cNvPicPr>
+                      <a:picLocks noChangeAspect="1" noChangeArrowheads="1"/>
+                    </pic:cNvPicPr>
+                  </pic:nvPicPr>
+                  <pic:blipFill>
+                    <a:blip r:embed="rId29">
+                      <a:extLst>
+                        <a:ext uri="{28A0092B-C50C-407E-A947-70E740481C1C}">
+                          <a14:useLocalDpi xmlns:a14="http://schemas.microsoft.com/office/drawing/2010/main" val="0"/>
+                        </a:ext>
+                      </a:extLst>
+                    </a:blip>
+                    <a:srcRect/>
+                    <a:stretch>
+                      <a:fillRect/>
+                    </a:stretch>
+                  </pic:blipFill>
+                  <pic:spPr bwMode="auto">
+                    <a:xfrm>
+                      <a:off x="0" y="0"/>
+                      <a:ext cx="5029200" cy="3774724"/>
+                    </a:xfrm>
+                    <a:prstGeom prst="rect">
+                      <a:avLst/>
+                    </a:prstGeom>
+                    <a:noFill/>
+                    <a:ln>
+                      <a:noFill/>
+                    </a:ln>
+                  </pic:spPr>
+                </pic:pic>
+              </a:graphicData>
+            </a:graphic>
+          </wp:inline>
+        </w:drawing>
+      </w:r>
+    </w:p>
+    <w:p>
+      <w:pPr>
+        <w:pStyle w:val="ListParagraph"/>
+        <w:numPr>
+          <w:ilvl w:val="0"/>
+          <w:numId w:val="10"/>
+        </w:numPr>
+        <w:rPr>
+          <w:b/>
+          <w:bCs/>
+        </w:rPr>
+      </w:pPr>
+      <w:r>
+        <w:rPr>
+          <w:b/>
+          <w:bCs/>
+        </w:rPr>
+        <w:lastRenderedPageBreak/>
+        <w:t>Write Up</w:t>
+      </w:r>
+    </w:p>
+    <w:p>
+      <w:pPr>
+        <w:rPr>
+          <w:b/>
+          <w:bCs/>
+        </w:rPr>
+      </w:pPr>
+    </w:p>
+    <w:p>
+      <w:r>
+        <w:pict w14:anchorId="5BDC841D">
+          <v:rect id="_x0000_i1037" style="width:0;height:1.5pt" o:hralign="center" o:hrstd="t" o:hr="t" fillcolor="#a0a0a0" stroked="f"/>
+        </w:pict>
+      </w:r>
+    </w:p>
+    <w:p>
+      <w:pPr>
+        <w:pStyle w:val="Heading1"/>
+      </w:pPr>
+      <w:r>
+        <w:t>Conclusion</w:t>
+      </w:r>
+    </w:p>
+    <w:p/>
+    <w:p>
+      <w:r>
+        <w:br w:type="page"/>
+      </w:r>
+    </w:p>
+    <w:p>
+      <w:r>
+        <w:rPr>
+          <w:b/>
+          <w:bCs/>
+        </w:rPr>
+        <w:lastRenderedPageBreak/>
+        <w:t>Appendix</w:t>
+      </w:r>
+    </w:p>
+    <w:p>
+      <w:r>
+        <w:t>* Importing my dataset into SAS;</w:t>
+      </w:r>
+    </w:p>
+    <w:p>
+      <w:r>
+        <w:t xml:space="preserve">proc import </w:t>
+      </w:r>
+    </w:p>
+    <w:p>
+      <w:r>
+        <w:t xml:space="preserve">    datafile="/home/u64533412/DATA 3010 Final Project/fifa_world_cup_player_data.xlsx"</w:t>
+      </w:r>
+    </w:p>
+    <w:p>
+      <w:r>
+        <w:t xml:space="preserve">    out=lcm1 </w:t>
+      </w:r>
+      <w:proofErr w:type="gramStart"/>
+      <w:r>
+        <w:t>replace</w:t>
+      </w:r>
+      <w:proofErr w:type="gramEnd"/>
+      <w:r>
+        <w:t xml:space="preserve"> </w:t>
+      </w:r>
+      <w:proofErr w:type="spellStart"/>
+      <w:r>
+        <w:t>dbms</w:t>
+      </w:r>
+      <w:proofErr w:type="spellEnd"/>
+      <w:r>
+        <w:t>=xlsx;</w:t>
+      </w:r>
+    </w:p>
+    <w:p>
+      <w:r>
+        <w:t xml:space="preserve">    </w:t>
+      </w:r>
+      <w:proofErr w:type="spellStart"/>
+      <w:r>
+        <w:t>getnames</w:t>
+      </w:r>
+      <w:proofErr w:type="spellEnd"/>
+      <w:r>
+        <w:t>=Y;</w:t>
+      </w:r>
+    </w:p>
+    <w:p>
+      <w:r>
+        <w:t>run;</w:t>
+      </w:r>
+    </w:p>
+    <w:p/>
+    <w:p>
+      <w:r>
+        <w:t>* Making my dataset permanent;</w:t>
+      </w:r>
+    </w:p>
+    <w:p>
+      <w:r>
+        <w:t xml:space="preserve">data </w:t>
+      </w:r>
+      <w:proofErr w:type="spellStart"/>
+      <w:r>
+        <w:t>NCM.lcm</w:t>
+      </w:r>
+      <w:proofErr w:type="spellEnd"/>
+      <w:r>
+        <w:t>;</w:t>
+      </w:r>
+    </w:p>
+    <w:p>
+      <w:r>
+        <w:tab/>
+        <w:t>set lcm1;</w:t>
+      </w:r>
+    </w:p>
+    <w:p>
+      <w:r>
+        <w:t>run;</w:t>
+      </w:r>
+    </w:p>
+    <w:p/>
+    <w:p/>
+    <w:p>
+      <w:r>
+        <w:t>* Univariate Analysis - Quantitative;</w:t>
+      </w:r>
+    </w:p>
+    <w:p>
+      <w:r>
+        <w:t>* Descriptive Statistics Tables;</w:t>
+      </w:r>
+    </w:p>
+    <w:p>
+      <w:r>
+        <w:t xml:space="preserve">proc means data=lcm mean std max q1 median q3 min </w:t>
+      </w:r>
+      <w:proofErr w:type="spellStart"/>
+      <w:r>
+        <w:t>maxdec</w:t>
+      </w:r>
+      <w:proofErr w:type="spellEnd"/>
+      <w:r>
+        <w:t>=2;</w:t>
+      </w:r>
+    </w:p>
+    <w:p>
+      <w:r>
+        <w:tab/>
+        <w:t xml:space="preserve">title 'Table of Descriptive Statistics for Goals, Expected Goals, and Successful Dribbles </w:t>
+      </w:r>
+      <w:proofErr w:type="gramStart"/>
+      <w:r>
+        <w:t>For</w:t>
+      </w:r>
+      <w:proofErr w:type="gramEnd"/>
+      <w:r>
+        <w:t xml:space="preserve"> N = 1248';</w:t>
+      </w:r>
+    </w:p>
+    <w:p>
+      <w:r>
+        <w:tab/>
+        <w:t xml:space="preserve">var goals </w:t>
+      </w:r>
+      <w:proofErr w:type="spellStart"/>
+      <w:r>
+        <w:t>expected_goals</w:t>
+      </w:r>
+      <w:proofErr w:type="spellEnd"/>
+      <w:r>
+        <w:t xml:space="preserve"> </w:t>
+      </w:r>
+      <w:proofErr w:type="spellStart"/>
+      <w:r>
+        <w:t>successful_dribbles</w:t>
+      </w:r>
+      <w:proofErr w:type="spellEnd"/>
+      <w:r>
+        <w:t>;</w:t>
+      </w:r>
+    </w:p>
+    <w:p>
+      <w:r>
+        <w:t>run;</w:t>
+      </w:r>
+    </w:p>
+    <w:p/>
+    <w:p/>
+    <w:p>
+      <w:r>
+        <w:t>* Histograms;</w:t>
+      </w:r>
+    </w:p>
+    <w:p>
+      <w:r>
+        <w:t xml:space="preserve">proc </w:t>
+      </w:r>
+      <w:proofErr w:type="spellStart"/>
+      <w:r>
+        <w:t>sgplot</w:t>
+      </w:r>
+      <w:proofErr w:type="spellEnd"/>
+      <w:r>
+        <w:t xml:space="preserve"> data=lcm;</w:t>
+      </w:r>
+    </w:p>
+    <w:p>
+      <w:r>
+        <w:tab/>
+        <w:t xml:space="preserve">title 'Figure 1: Histogram of Goals </w:t>
+      </w:r>
+      <w:proofErr w:type="gramStart"/>
+      <w:r>
+        <w:t>For</w:t>
+      </w:r>
+      <w:proofErr w:type="gramEnd"/>
+      <w:r>
+        <w:t xml:space="preserve"> N = 1248';</w:t>
+      </w:r>
+    </w:p>
+    <w:p>
+      <w:r>
+        <w:lastRenderedPageBreak/>
+        <w:tab/>
+        <w:t xml:space="preserve">histogram goals/scale=count </w:t>
+      </w:r>
+      <w:proofErr w:type="spellStart"/>
+      <w:r>
+        <w:t>binwidth</w:t>
+      </w:r>
+      <w:proofErr w:type="spellEnd"/>
+      <w:r>
+        <w:t xml:space="preserve">=1 </w:t>
+      </w:r>
+      <w:proofErr w:type="spellStart"/>
+      <w:r>
+        <w:t>binstart</w:t>
+      </w:r>
+      <w:proofErr w:type="spellEnd"/>
+      <w:r>
+        <w:t>=0;</w:t>
+      </w:r>
+    </w:p>
+    <w:p>
+      <w:r>
+        <w:tab/>
+      </w:r>
+      <w:proofErr w:type="spellStart"/>
+      <w:r>
+        <w:t>xaxis</w:t>
+      </w:r>
+      <w:proofErr w:type="spellEnd"/>
+      <w:r>
+        <w:t xml:space="preserve"> label='Goals';</w:t>
+      </w:r>
+    </w:p>
+    <w:p>
+      <w:r>
+        <w:tab/>
+      </w:r>
+      <w:proofErr w:type="spellStart"/>
+      <w:r>
+        <w:t>yaxis</w:t>
+      </w:r>
+      <w:proofErr w:type="spellEnd"/>
+      <w:r>
+        <w:t xml:space="preserve"> label='Frequency';</w:t>
+      </w:r>
+    </w:p>
+    <w:p>
+      <w:r>
+        <w:t>run;</w:t>
+      </w:r>
+    </w:p>
+    <w:p/>
+    <w:p>
+      <w:r>
+        <w:t xml:space="preserve">proc </w:t>
+      </w:r>
+      <w:proofErr w:type="spellStart"/>
+      <w:r>
+        <w:t>sgplot</w:t>
+      </w:r>
+      <w:proofErr w:type="spellEnd"/>
+      <w:r>
+        <w:t xml:space="preserve"> data=lcm;</w:t>
+      </w:r>
+    </w:p>
+    <w:p>
+      <w:r>
+        <w:tab/>
+        <w:t xml:space="preserve">title 'Figure 2: Histogram of Expected Goals </w:t>
+      </w:r>
+      <w:proofErr w:type="gramStart"/>
+      <w:r>
+        <w:t>For</w:t>
+      </w:r>
+      <w:proofErr w:type="gramEnd"/>
+      <w:r>
+        <w:t xml:space="preserve"> N = 1248';</w:t>
+      </w:r>
+    </w:p>
+    <w:p>
+      <w:r>
+        <w:tab/>
+        <w:t xml:space="preserve">histogram </w:t>
+      </w:r>
+      <w:proofErr w:type="spellStart"/>
+      <w:r>
+        <w:t>expected_goals</w:t>
+      </w:r>
+      <w:proofErr w:type="spellEnd"/>
+      <w:r>
+        <w:t xml:space="preserve">/scale=count </w:t>
+      </w:r>
+      <w:proofErr w:type="spellStart"/>
+      <w:r>
+        <w:t>binwidth</w:t>
+      </w:r>
+      <w:proofErr w:type="spellEnd"/>
+      <w:r>
+        <w:t xml:space="preserve">=0.005 </w:t>
+      </w:r>
+      <w:proofErr w:type="spellStart"/>
+      <w:r>
+        <w:t>binstart</w:t>
+      </w:r>
+      <w:proofErr w:type="spellEnd"/>
+      <w:r>
+        <w:t>=0;</w:t>
+      </w:r>
+    </w:p>
+    <w:p>
+      <w:r>
+        <w:tab/>
+      </w:r>
+      <w:proofErr w:type="spellStart"/>
+      <w:r>
+        <w:t>xaxis</w:t>
+      </w:r>
+      <w:proofErr w:type="spellEnd"/>
+      <w:r>
+        <w:t xml:space="preserve"> label='Expected Goals';</w:t>
+      </w:r>
+    </w:p>
+    <w:p>
+      <w:r>
+        <w:tab/>
+      </w:r>
+      <w:proofErr w:type="spellStart"/>
+      <w:r>
+        <w:t>yaxis</w:t>
+      </w:r>
+      <w:proofErr w:type="spellEnd"/>
+      <w:r>
+        <w:t xml:space="preserve"> label='Frequency';</w:t>
+      </w:r>
+    </w:p>
+    <w:p>
+      <w:r>
+        <w:t>run;</w:t>
+      </w:r>
+    </w:p>
+    <w:p/>
+    <w:p>
+      <w:r>
+        <w:t xml:space="preserve">proc </w:t>
+      </w:r>
+      <w:proofErr w:type="spellStart"/>
+      <w:r>
+        <w:t>sgplot</w:t>
+      </w:r>
+      <w:proofErr w:type="spellEnd"/>
+      <w:r>
+        <w:t xml:space="preserve"> data=lcm;</w:t>
+      </w:r>
+    </w:p>
+    <w:p>
+      <w:r>
+        <w:tab/>
+        <w:t xml:space="preserve">title 'Figure 3: Histogram of Successful Dribbles </w:t>
+      </w:r>
+      <w:proofErr w:type="gramStart"/>
+      <w:r>
+        <w:t>For</w:t>
+      </w:r>
+      <w:proofErr w:type="gramEnd"/>
+      <w:r>
+        <w:t xml:space="preserve"> N = 1248';</w:t>
+      </w:r>
+    </w:p>
+    <w:p>
+      <w:r>
+        <w:tab/>
+        <w:t xml:space="preserve">histogram </w:t>
+      </w:r>
+      <w:proofErr w:type="spellStart"/>
+      <w:r>
+        <w:t>successful_dribbles</w:t>
+      </w:r>
+      <w:proofErr w:type="spellEnd"/>
+      <w:r>
+        <w:t xml:space="preserve">/scale=count </w:t>
+      </w:r>
+      <w:proofErr w:type="spellStart"/>
+      <w:r>
+        <w:t>binwidth</w:t>
+      </w:r>
+      <w:proofErr w:type="spellEnd"/>
+      <w:r>
+        <w:t xml:space="preserve">=2 </w:t>
+      </w:r>
+      <w:proofErr w:type="spellStart"/>
+      <w:r>
+        <w:t>binstart</w:t>
+      </w:r>
+      <w:proofErr w:type="spellEnd"/>
+      <w:r>
+        <w:t>=0;</w:t>
+      </w:r>
+    </w:p>
+    <w:p>
+      <w:r>
+        <w:tab/>
+      </w:r>
+      <w:proofErr w:type="spellStart"/>
+      <w:r>
+        <w:t>xaxis</w:t>
+      </w:r>
+      <w:proofErr w:type="spellEnd"/>
+      <w:r>
+        <w:t xml:space="preserve"> label='Successful Dribbles';</w:t>
+      </w:r>
+    </w:p>
+    <w:p>
+      <w:r>
+        <w:tab/>
+      </w:r>
+      <w:proofErr w:type="spellStart"/>
+      <w:r>
+        <w:t>yaxis</w:t>
+      </w:r>
+      <w:proofErr w:type="spellEnd"/>
+      <w:r>
+        <w:t xml:space="preserve"> label='Frequency';</w:t>
+      </w:r>
+    </w:p>
+    <w:p>
+      <w:r>
+        <w:t>run;</w:t>
+      </w:r>
+    </w:p>
+    <w:p/>
+    <w:p/>
+    <w:p>
+      <w:r>
+        <w:t>* Boxplots;</w:t>
+      </w:r>
+    </w:p>
+    <w:p>
+      <w:r>
+        <w:t xml:space="preserve">proc </w:t>
+      </w:r>
+      <w:proofErr w:type="spellStart"/>
+      <w:r>
+        <w:t>sgplot</w:t>
+      </w:r>
+      <w:proofErr w:type="spellEnd"/>
+      <w:r>
+        <w:t xml:space="preserve"> data=lcm;</w:t>
+      </w:r>
+    </w:p>
+    <w:p>
+      <w:r>
+        <w:tab/>
+        <w:t xml:space="preserve">title 'Figure 4: Boxplot of Goals </w:t>
+      </w:r>
+      <w:proofErr w:type="gramStart"/>
+      <w:r>
+        <w:t>For</w:t>
+      </w:r>
+      <w:proofErr w:type="gramEnd"/>
+      <w:r>
+        <w:t xml:space="preserve"> N = 1248 Players';</w:t>
+      </w:r>
+    </w:p>
+    <w:p>
+      <w:r>
+        <w:tab/>
+      </w:r>
+      <w:proofErr w:type="spellStart"/>
+      <w:r>
+        <w:t>vbox</w:t>
+      </w:r>
+      <w:proofErr w:type="spellEnd"/>
+      <w:r>
+        <w:t xml:space="preserve"> goals;</w:t>
+      </w:r>
+    </w:p>
+    <w:p>
+      <w:r>
+        <w:tab/>
+      </w:r>
+      <w:proofErr w:type="spellStart"/>
+      <w:r>
+        <w:t>yaxis</w:t>
+      </w:r>
+      <w:proofErr w:type="spellEnd"/>
+      <w:r>
+        <w:t xml:space="preserve"> label='Goals' </w:t>
+      </w:r>
+      <w:proofErr w:type="spellStart"/>
+      <w:r>
+        <w:t>valueshint</w:t>
+      </w:r>
+      <w:proofErr w:type="spellEnd"/>
+      <w:r>
+        <w:t xml:space="preserve"> min=-2 max=25;</w:t>
+      </w:r>
+    </w:p>
+    <w:p>
+      <w:r>
+        <w:t>run;</w:t>
+      </w:r>
+    </w:p>
+    <w:p/>
+    <w:p>
+      <w:r>
+        <w:t xml:space="preserve">proc </w:t>
+      </w:r>
+      <w:proofErr w:type="spellStart"/>
+      <w:r>
+        <w:t>sgplot</w:t>
+      </w:r>
+      <w:proofErr w:type="spellEnd"/>
+      <w:r>
+        <w:t xml:space="preserve"> data=lcm;</w:t>
+      </w:r>
+    </w:p>
+    <w:p>
+      <w:r>
+        <w:tab/>
+        <w:t xml:space="preserve">title 'Figure 5: Boxplot of Expected Goals </w:t>
+      </w:r>
+      <w:proofErr w:type="gramStart"/>
+      <w:r>
+        <w:t>For</w:t>
+      </w:r>
+      <w:proofErr w:type="gramEnd"/>
+      <w:r>
+        <w:t xml:space="preserve"> N = 1248 Players';</w:t>
+      </w:r>
+    </w:p>
+    <w:p>
+      <w:r>
+        <w:tab/>
+      </w:r>
+      <w:proofErr w:type="spellStart"/>
+      <w:r>
+        <w:t>vbox</w:t>
+      </w:r>
+      <w:proofErr w:type="spellEnd"/>
+      <w:r>
+        <w:t xml:space="preserve"> </w:t>
+      </w:r>
+      <w:proofErr w:type="spellStart"/>
+      <w:r>
+        <w:t>expected_goals</w:t>
+      </w:r>
+      <w:proofErr w:type="spellEnd"/>
+      <w:r>
+        <w:t>;</w:t>
+      </w:r>
+    </w:p>
+    <w:p>
+      <w:r>
+        <w:tab/>
+      </w:r>
+      <w:proofErr w:type="spellStart"/>
+      <w:r>
+        <w:t>yaxis</w:t>
+      </w:r>
+      <w:proofErr w:type="spellEnd"/>
+      <w:r>
+        <w:t xml:space="preserve"> label='Expected Goals' </w:t>
+      </w:r>
+      <w:proofErr w:type="spellStart"/>
+      <w:r>
+        <w:t>valueshint</w:t>
+      </w:r>
+      <w:proofErr w:type="spellEnd"/>
+      <w:r>
+        <w:t xml:space="preserve"> min=-0.01 max=0.23;</w:t>
+      </w:r>
+    </w:p>
+    <w:p>
+      <w:r>
+        <w:t>run;</w:t>
+      </w:r>
+    </w:p>
+    <w:p/>
+    <w:p>
+      <w:r>
+        <w:t xml:space="preserve">proc </w:t>
+      </w:r>
+      <w:proofErr w:type="spellStart"/>
+      <w:r>
+        <w:t>sgplot</w:t>
+      </w:r>
+      <w:proofErr w:type="spellEnd"/>
+      <w:r>
+        <w:t xml:space="preserve"> data=lcm;</w:t>
+      </w:r>
+    </w:p>
+    <w:p>
+      <w:r>
+        <w:tab/>
+        <w:t xml:space="preserve">title 'Figure 6: Boxplot of Successful Dribbles </w:t>
+      </w:r>
+      <w:proofErr w:type="gramStart"/>
+      <w:r>
+        <w:t>For</w:t>
+      </w:r>
+      <w:proofErr w:type="gramEnd"/>
+      <w:r>
+        <w:t xml:space="preserve"> N = 1248 Players';</w:t>
+      </w:r>
+    </w:p>
+    <w:p>
+      <w:r>
+        <w:tab/>
+      </w:r>
+      <w:proofErr w:type="spellStart"/>
+      <w:r>
+        <w:t>vbox</w:t>
+      </w:r>
+      <w:proofErr w:type="spellEnd"/>
+      <w:r>
+        <w:t xml:space="preserve"> </w:t>
+      </w:r>
+      <w:proofErr w:type="spellStart"/>
+      <w:r>
+        <w:t>successful_dribbles</w:t>
+      </w:r>
+      <w:proofErr w:type="spellEnd"/>
+      <w:r>
+        <w:t>;</w:t>
+      </w:r>
+    </w:p>
+    <w:p>
+      <w:r>
+        <w:tab/>
+      </w:r>
+      <w:proofErr w:type="spellStart"/>
+      <w:r>
+        <w:t>yaxis</w:t>
+      </w:r>
+      <w:proofErr w:type="spellEnd"/>
+      <w:r>
+        <w:t xml:space="preserve"> label='Successful Dribbles' </w:t>
+      </w:r>
+      <w:proofErr w:type="spellStart"/>
+      <w:r>
+        <w:t>valueshint</w:t>
+      </w:r>
+      <w:proofErr w:type="spellEnd"/>
+      <w:r>
+        <w:t xml:space="preserve"> min=-2 max=60;</w:t>
+      </w:r>
+    </w:p>
+    <w:p>
+      <w:r>
+        <w:t>run;</w:t>
+      </w:r>
+    </w:p>
+    <w:p/>
+    <w:p/>
+    <w:p/>
+    <w:p>
+      <w:r>
+        <w:t>* Univariate Analysis - Categorical;</w:t>
+      </w:r>
+    </w:p>
+    <w:p>
+      <w:r>
+        <w:t>* Frequency Table;</w:t>
+      </w:r>
+    </w:p>
+    <w:p>
+      <w:r>
+        <w:t xml:space="preserve">proc </w:t>
+      </w:r>
+      <w:proofErr w:type="spellStart"/>
+      <w:r>
+        <w:t>freq</w:t>
+      </w:r>
+      <w:proofErr w:type="spellEnd"/>
+      <w:r>
+        <w:t xml:space="preserve"> data=lcm;</w:t>
+      </w:r>
+    </w:p>
+    <w:p>
+      <w:r>
+        <w:tab/>
+        <w:t xml:space="preserve">title 'Table of Descriptive Statistics for Position and Team </w:t>
+      </w:r>
+      <w:proofErr w:type="gramStart"/>
+      <w:r>
+        <w:t>For</w:t>
+      </w:r>
+      <w:proofErr w:type="gramEnd"/>
+      <w:r>
+        <w:t xml:space="preserve"> N = 1248';</w:t>
+      </w:r>
+    </w:p>
+    <w:p>
+      <w:r>
+        <w:tab/>
+        <w:t>tables position team;</w:t>
+      </w:r>
+    </w:p>
+    <w:p>
+      <w:r>
+        <w:t>run;</w:t>
+      </w:r>
+    </w:p>
+    <w:p/>
+    <w:p/>
+    <w:p>
+      <w:r>
+        <w:t>* Pie Chart;</w:t>
+      </w:r>
+    </w:p>
+    <w:p>
+      <w:r>
+        <w:t xml:space="preserve">title 'Figure 7: Pie Chart of Player Position </w:t>
+      </w:r>
+      <w:proofErr w:type="gramStart"/>
+      <w:r>
+        <w:t>For</w:t>
+      </w:r>
+      <w:proofErr w:type="gramEnd"/>
+      <w:r>
+        <w:t xml:space="preserve"> N = 1248';</w:t>
+      </w:r>
+    </w:p>
+    <w:p>
+      <w:r>
+        <w:t>proc template;</w:t>
+      </w:r>
+    </w:p>
+    <w:p>
+      <w:r>
+        <w:lastRenderedPageBreak/>
+        <w:tab/>
+        <w:t xml:space="preserve">define </w:t>
+      </w:r>
+      <w:proofErr w:type="spellStart"/>
+      <w:r>
+        <w:t>statgraph</w:t>
+      </w:r>
+      <w:proofErr w:type="spellEnd"/>
+      <w:r>
+        <w:t xml:space="preserve"> pie;</w:t>
+      </w:r>
+    </w:p>
+    <w:p>
+      <w:r>
+        <w:tab/>
+      </w:r>
+      <w:r>
+        <w:tab/>
+      </w:r>
+      <w:proofErr w:type="spellStart"/>
+      <w:r>
+        <w:t>begingraph</w:t>
+      </w:r>
+      <w:proofErr w:type="spellEnd"/>
+      <w:r>
+        <w:t>;</w:t>
+      </w:r>
+    </w:p>
+    <w:p>
+      <w:r>
+        <w:tab/>
+      </w:r>
+      <w:r>
+        <w:tab/>
+      </w:r>
+      <w:r>
+        <w:tab/>
+        <w:t>layout region;</w:t>
+      </w:r>
+    </w:p>
+    <w:p>
+      <w:r>
+        <w:tab/>
+      </w:r>
+      <w:r>
+        <w:tab/>
+      </w:r>
+      <w:r>
+        <w:tab/>
+      </w:r>
+      <w:r>
+        <w:tab/>
+      </w:r>
+      <w:proofErr w:type="spellStart"/>
+      <w:r>
+        <w:t>piechart</w:t>
+      </w:r>
+      <w:proofErr w:type="spellEnd"/>
+      <w:r>
+        <w:t xml:space="preserve"> category = position/</w:t>
+      </w:r>
+    </w:p>
+    <w:p>
+      <w:r>
+        <w:tab/>
+      </w:r>
+      <w:r>
+        <w:tab/>
+      </w:r>
+      <w:r>
+        <w:tab/>
+      </w:r>
+      <w:r>
+        <w:tab/>
+      </w:r>
+      <w:proofErr w:type="spellStart"/>
+      <w:r>
+        <w:t>datalabellocation</w:t>
+      </w:r>
+      <w:proofErr w:type="spellEnd"/>
+      <w:r>
+        <w:t>=inside</w:t>
+      </w:r>
+    </w:p>
+    <w:p>
+      <w:r>
+        <w:tab/>
+      </w:r>
+      <w:r>
+        <w:tab/>
+      </w:r>
+      <w:r>
+        <w:tab/>
+      </w:r>
+      <w:r>
+        <w:tab/>
+      </w:r>
+      <w:proofErr w:type="spellStart"/>
+      <w:r>
+        <w:t>datalabelcontent</w:t>
+      </w:r>
+      <w:proofErr w:type="spellEnd"/>
+      <w:r>
+        <w:t>=all</w:t>
+      </w:r>
+    </w:p>
+    <w:p>
+      <w:r>
+        <w:tab/>
+      </w:r>
+      <w:r>
+        <w:tab/>
+      </w:r>
+      <w:r>
+        <w:tab/>
+      </w:r>
+      <w:r>
+        <w:tab/>
+      </w:r>
+      <w:proofErr w:type="spellStart"/>
+      <w:r>
+        <w:t>categorydirection</w:t>
+      </w:r>
+      <w:proofErr w:type="spellEnd"/>
+      <w:r>
+        <w:t>=clockwise</w:t>
+      </w:r>
+    </w:p>
+    <w:p>
+      <w:r>
+        <w:tab/>
+      </w:r>
+      <w:r>
+        <w:tab/>
+      </w:r>
+      <w:r>
+        <w:tab/>
+      </w:r>
+      <w:r>
+        <w:tab/>
+        <w:t>start=180 name='pie';</w:t>
+      </w:r>
+    </w:p>
+    <w:p>
+      <w:r>
+        <w:tab/>
+      </w:r>
+      <w:r>
+        <w:tab/>
+      </w:r>
+      <w:r>
+        <w:tab/>
+      </w:r>
+      <w:r>
+        <w:tab/>
+      </w:r>
+      <w:proofErr w:type="spellStart"/>
+      <w:r>
+        <w:t>discretelegend</w:t>
+      </w:r>
+      <w:proofErr w:type="spellEnd"/>
+      <w:r>
+        <w:t xml:space="preserve"> 'pie'/</w:t>
+      </w:r>
+    </w:p>
+    <w:p>
+      <w:r>
+        <w:tab/>
+      </w:r>
+      <w:r>
+        <w:tab/>
+      </w:r>
+      <w:r>
+        <w:tab/>
+      </w:r>
+      <w:r>
+        <w:tab/>
+        <w:t>title='Player Position';</w:t>
+      </w:r>
+    </w:p>
+    <w:p>
+      <w:r>
+        <w:tab/>
+      </w:r>
+      <w:r>
+        <w:tab/>
+      </w:r>
+      <w:r>
+        <w:tab/>
+      </w:r>
+      <w:proofErr w:type="spellStart"/>
+      <w:r>
+        <w:t>endlayout</w:t>
+      </w:r>
+      <w:proofErr w:type="spellEnd"/>
+      <w:r>
+        <w:t>;</w:t>
+      </w:r>
+    </w:p>
+    <w:p>
+      <w:r>
+        <w:tab/>
+      </w:r>
+      <w:r>
+        <w:tab/>
+      </w:r>
+      <w:proofErr w:type="spellStart"/>
+      <w:r>
+        <w:t>endgraph</w:t>
+      </w:r>
+      <w:proofErr w:type="spellEnd"/>
+      <w:r>
+        <w:t>;</w:t>
+      </w:r>
+    </w:p>
+    <w:p>
+      <w:r>
+        <w:tab/>
+        <w:t>end;</w:t>
+      </w:r>
+    </w:p>
+    <w:p>
+      <w:r>
+        <w:t>run;</w:t>
+      </w:r>
+    </w:p>
+    <w:p/>
+    <w:p>
+      <w:r>
+        <w:t xml:space="preserve">proc </w:t>
+      </w:r>
+      <w:proofErr w:type="spellStart"/>
+      <w:r>
+        <w:t>sgrender</w:t>
+      </w:r>
+      <w:proofErr w:type="spellEnd"/>
+      <w:r>
+        <w:t xml:space="preserve"> data=lcm template=pie;</w:t>
+      </w:r>
+    </w:p>
+    <w:p>
+      <w:r>
+        <w:t>run;</w:t>
+      </w:r>
+    </w:p>
+    <w:p>
+      <w:r>
+        <w:t>title;</w:t>
+      </w:r>
+    </w:p>
+    <w:p/>
+    <w:p/>
+    <w:p>
+      <w:r>
+        <w:t>* Bar Charts;</w:t>
+      </w:r>
+    </w:p>
+    <w:p>
+      <w:r>
+        <w:t xml:space="preserve">proc </w:t>
+      </w:r>
+      <w:proofErr w:type="spellStart"/>
+      <w:r>
+        <w:t>sgplot</w:t>
+      </w:r>
+      <w:proofErr w:type="spellEnd"/>
+      <w:r>
+        <w:t xml:space="preserve"> data=lcm;</w:t>
+      </w:r>
+    </w:p>
+    <w:p>
+      <w:r>
+        <w:tab/>
+        <w:t xml:space="preserve">title 'Figure 8: Bar Chart of Player Position </w:t>
+      </w:r>
+      <w:proofErr w:type="gramStart"/>
+      <w:r>
+        <w:t>For</w:t>
+      </w:r>
+      <w:proofErr w:type="gramEnd"/>
+      <w:r>
+        <w:t xml:space="preserve"> N = 1248';</w:t>
+      </w:r>
+    </w:p>
+    <w:p>
+      <w:r>
+        <w:tab/>
+      </w:r>
+      <w:proofErr w:type="spellStart"/>
+      <w:r>
+        <w:t>vbar</w:t>
+      </w:r>
+      <w:proofErr w:type="spellEnd"/>
+      <w:r>
+        <w:t xml:space="preserve"> position/</w:t>
+      </w:r>
+      <w:proofErr w:type="spellStart"/>
+      <w:r>
+        <w:t>datalabel</w:t>
+      </w:r>
+      <w:proofErr w:type="spellEnd"/>
+      <w:r>
+        <w:t xml:space="preserve"> </w:t>
+      </w:r>
+      <w:proofErr w:type="spellStart"/>
+      <w:r>
+        <w:t>datalabelattrs</w:t>
+      </w:r>
+      <w:proofErr w:type="spellEnd"/>
+      <w:proofErr w:type="gramStart"/>
+      <w:r>
+        <w:t>=(</w:t>
+      </w:r>
+      <w:proofErr w:type="gramEnd"/>
+      <w:r>
+        <w:t>size=10pt weight=bold);</w:t>
+      </w:r>
+    </w:p>
+    <w:p>
+      <w:r>
+        <w:tab/>
+      </w:r>
+      <w:proofErr w:type="spellStart"/>
+      <w:r>
+        <w:t>xaxis</w:t>
+      </w:r>
+      <w:proofErr w:type="spellEnd"/>
+      <w:r>
+        <w:t xml:space="preserve"> label='Player Position</w:t>
+      </w:r>
+      <w:proofErr w:type="gramStart"/>
+      <w:r>
+        <w:t>' ;</w:t>
+      </w:r>
+      <w:proofErr w:type="gramEnd"/>
+    </w:p>
+    <w:p>
+      <w:r>
+        <w:t>run;</w:t>
+      </w:r>
+    </w:p>
+    <w:p/>
+    <w:p>
+      <w:r>
+        <w:t xml:space="preserve">proc </w:t>
+      </w:r>
+      <w:proofErr w:type="spellStart"/>
+      <w:r>
+        <w:t>sgplot</w:t>
+      </w:r>
+      <w:proofErr w:type="spellEnd"/>
+      <w:r>
+        <w:t xml:space="preserve"> data=lcm;</w:t>
+      </w:r>
+    </w:p>
+    <w:p>
+      <w:r>
+        <w:tab/>
+        <w:t xml:space="preserve">title 'Figure 9: Horizontal Bar Chart of Player Team </w:t>
+      </w:r>
+      <w:proofErr w:type="gramStart"/>
+      <w:r>
+        <w:t>For</w:t>
+      </w:r>
+      <w:proofErr w:type="gramEnd"/>
+      <w:r>
+        <w:t xml:space="preserve"> N = 1248';</w:t>
+      </w:r>
+    </w:p>
+    <w:p>
+      <w:r>
+        <w:tab/>
+      </w:r>
+      <w:proofErr w:type="spellStart"/>
+      <w:r>
+        <w:t>hbar</w:t>
+      </w:r>
+      <w:proofErr w:type="spellEnd"/>
+      <w:r>
+        <w:t xml:space="preserve"> team;</w:t>
+      </w:r>
+    </w:p>
+    <w:p>
+      <w:r>
+        <w:tab/>
+      </w:r>
+      <w:proofErr w:type="spellStart"/>
+      <w:r>
+        <w:t>yaxis</w:t>
+      </w:r>
+      <w:proofErr w:type="spellEnd"/>
+      <w:r>
+        <w:t xml:space="preserve"> label='National Team</w:t>
+      </w:r>
+      <w:proofErr w:type="gramStart"/>
+      <w:r>
+        <w:t>' ;</w:t>
+      </w:r>
+      <w:proofErr w:type="gramEnd"/>
+    </w:p>
+    <w:p>
+      <w:r>
+        <w:t>run;</w:t>
+      </w:r>
+    </w:p>
+    <w:p/>
+    <w:p/>
+    <w:p>
+      <w:r>
+        <w:t>* Variable Creation - New Categorical Variable;</w:t>
+      </w:r>
+    </w:p>
+    <w:p>
+      <w:r>
+        <w:t>* Creating new variable Scoring, determines if a player is a high or low goal scorer;</w:t>
+      </w:r>
+    </w:p>
+    <w:p>
+      <w:r>
+        <w:t>data lcm;</w:t>
+      </w:r>
+    </w:p>
+    <w:p>
+      <w:r>
+        <w:tab/>
+        <w:t>set lcm;</w:t>
+      </w:r>
+    </w:p>
+    <w:p>
+      <w:r>
+        <w:tab/>
+        <w:t>if goals &gt; 4 then Scoring = "High";</w:t>
+      </w:r>
+    </w:p>
+    <w:p>
+      <w:r>
+        <w:tab/>
+        <w:t>else if goals &lt;= 4 then Scoring = "Low";</w:t>
+      </w:r>
+    </w:p>
+    <w:p>
+      <w:r>
+        <w:t>run;</w:t>
+      </w:r>
+    </w:p>
+    <w:p/>
+    <w:p>
+      <w:r>
+        <w:t>* Frequency Table;</w:t>
+      </w:r>
+    </w:p>
+    <w:p>
+      <w:r>
+        <w:t xml:space="preserve">proc </w:t>
+      </w:r>
+      <w:proofErr w:type="spellStart"/>
+      <w:r>
+        <w:t>freq</w:t>
+      </w:r>
+      <w:proofErr w:type="spellEnd"/>
+      <w:r>
+        <w:t xml:space="preserve"> data=lcm;</w:t>
+      </w:r>
+    </w:p>
+    <w:p>
+      <w:r>
+        <w:tab/>
+        <w:t xml:space="preserve">title 'Table of Descriptive Statistics for Scoring </w:t>
+      </w:r>
+      <w:proofErr w:type="gramStart"/>
+      <w:r>
+        <w:t>For</w:t>
+      </w:r>
+      <w:proofErr w:type="gramEnd"/>
+      <w:r>
+        <w:t xml:space="preserve"> N = 1248';</w:t>
+      </w:r>
+    </w:p>
+    <w:p>
+      <w:r>
+        <w:tab/>
+        <w:t>tables scoring;</w:t>
+      </w:r>
+    </w:p>
+    <w:p>
+      <w:r>
+        <w:t>run;</w:t>
+      </w:r>
+    </w:p>
+    <w:p/>
+    <w:p>
+      <w:r>
+        <w:t>* Pie Chart;</w:t>
+      </w:r>
+    </w:p>
+    <w:p>
+      <w:r>
+        <w:t xml:space="preserve">title 'Figure 10: Pie Chart of Player Scoring Performance </w:t>
+      </w:r>
+      <w:proofErr w:type="gramStart"/>
+      <w:r>
+        <w:t>For</w:t>
+      </w:r>
+      <w:proofErr w:type="gramEnd"/>
+      <w:r>
+        <w:t xml:space="preserve"> N = 1248';</w:t>
+      </w:r>
+    </w:p>
+    <w:p>
+      <w:r>
+        <w:t>proc template;</w:t>
+      </w:r>
+    </w:p>
+    <w:p>
+      <w:r>
+        <w:tab/>
+        <w:t xml:space="preserve">define </w:t>
+      </w:r>
+      <w:proofErr w:type="spellStart"/>
+      <w:r>
+        <w:t>statgraph</w:t>
+      </w:r>
+      <w:proofErr w:type="spellEnd"/>
+      <w:r>
+        <w:t xml:space="preserve"> pie;</w:t>
+      </w:r>
+    </w:p>
+    <w:p>
+      <w:r>
+        <w:lastRenderedPageBreak/>
+        <w:tab/>
+      </w:r>
+      <w:r>
+        <w:tab/>
+      </w:r>
+      <w:proofErr w:type="spellStart"/>
+      <w:r>
+        <w:t>begingraph</w:t>
+      </w:r>
+      <w:proofErr w:type="spellEnd"/>
+      <w:r>
+        <w:t>;</w:t>
+      </w:r>
+    </w:p>
+    <w:p>
+      <w:r>
+        <w:tab/>
+      </w:r>
+      <w:r>
+        <w:tab/>
+      </w:r>
+      <w:r>
+        <w:tab/>
+        <w:t>layout region;</w:t>
+      </w:r>
+    </w:p>
+    <w:p>
+      <w:r>
+        <w:tab/>
+      </w:r>
+      <w:r>
+        <w:tab/>
+      </w:r>
+      <w:r>
+        <w:tab/>
+      </w:r>
+      <w:r>
+        <w:tab/>
+      </w:r>
+      <w:proofErr w:type="spellStart"/>
+      <w:r>
+        <w:t>piechart</w:t>
+      </w:r>
+      <w:proofErr w:type="spellEnd"/>
+      <w:r>
+        <w:t xml:space="preserve"> category = scoring/</w:t>
+      </w:r>
+    </w:p>
+    <w:p>
+      <w:r>
+        <w:tab/>
+      </w:r>
+      <w:r>
+        <w:tab/>
+      </w:r>
+      <w:r>
+        <w:tab/>
+      </w:r>
+      <w:r>
+        <w:tab/>
+      </w:r>
+      <w:proofErr w:type="spellStart"/>
+      <w:r>
+        <w:t>datalabellocation</w:t>
+      </w:r>
+      <w:proofErr w:type="spellEnd"/>
+      <w:r>
+        <w:t>=inside</w:t>
+      </w:r>
+    </w:p>
+    <w:p>
+      <w:r>
+        <w:tab/>
+      </w:r>
+      <w:r>
+        <w:tab/>
+      </w:r>
+      <w:r>
+        <w:tab/>
+      </w:r>
+      <w:r>
+        <w:tab/>
+      </w:r>
+      <w:proofErr w:type="spellStart"/>
+      <w:r>
+        <w:t>datalabelcontent</w:t>
+      </w:r>
+      <w:proofErr w:type="spellEnd"/>
+      <w:r>
+        <w:t>=all</w:t>
+      </w:r>
+    </w:p>
+    <w:p>
+      <w:r>
+        <w:tab/>
+      </w:r>
+      <w:r>
+        <w:tab/>
+      </w:r>
+      <w:r>
+        <w:tab/>
+      </w:r>
+      <w:r>
+        <w:tab/>
+      </w:r>
+      <w:proofErr w:type="spellStart"/>
+      <w:r>
+        <w:t>categorydirection</w:t>
+      </w:r>
+      <w:proofErr w:type="spellEnd"/>
+      <w:r>
+        <w:t>=clockwise</w:t>
+      </w:r>
+    </w:p>
+    <w:p>
+      <w:r>
+        <w:tab/>
+      </w:r>
+      <w:r>
+        <w:tab/>
+      </w:r>
+      <w:r>
+        <w:tab/>
+      </w:r>
+      <w:r>
+        <w:tab/>
+        <w:t>start=180 name='pie';</w:t>
+      </w:r>
+    </w:p>
+    <w:p>
+      <w:r>
+        <w:tab/>
+      </w:r>
+      <w:r>
+        <w:tab/>
+      </w:r>
+      <w:r>
+        <w:tab/>
+      </w:r>
+      <w:r>
+        <w:tab/>
+      </w:r>
+      <w:proofErr w:type="spellStart"/>
+      <w:r>
+        <w:t>discretelegend</w:t>
+      </w:r>
+      <w:proofErr w:type="spellEnd"/>
+      <w:r>
+        <w:t xml:space="preserve"> 'pie'/</w:t>
+      </w:r>
+    </w:p>
+    <w:p>
+      <w:r>
+        <w:tab/>
+      </w:r>
+      <w:r>
+        <w:tab/>
+      </w:r>
+      <w:r>
+        <w:tab/>
+      </w:r>
+      <w:r>
+        <w:tab/>
+        <w:t>title='Scoring Performance';</w:t>
+      </w:r>
+    </w:p>
+    <w:p>
+      <w:r>
+        <w:tab/>
+      </w:r>
+      <w:r>
+        <w:tab/>
+      </w:r>
+      <w:r>
+        <w:tab/>
+      </w:r>
+      <w:proofErr w:type="spellStart"/>
+      <w:r>
+        <w:t>endlayout</w:t>
+      </w:r>
+      <w:proofErr w:type="spellEnd"/>
+      <w:r>
+        <w:t>;</w:t>
+      </w:r>
+    </w:p>
+    <w:p>
+      <w:r>
+        <w:tab/>
+      </w:r>
+      <w:r>
+        <w:tab/>
+      </w:r>
+      <w:proofErr w:type="spellStart"/>
+      <w:r>
+        <w:t>endgraph</w:t>
+      </w:r>
+      <w:proofErr w:type="spellEnd"/>
+      <w:r>
+        <w:t>;</w:t>
+      </w:r>
+    </w:p>
+    <w:p>
+      <w:r>
+        <w:tab/>
+        <w:t>end;</w:t>
+      </w:r>
+    </w:p>
+    <w:p>
+      <w:r>
+        <w:t>run;</w:t>
+      </w:r>
+    </w:p>
+    <w:p/>
+    <w:p>
+      <w:r>
+        <w:t xml:space="preserve">proc </w:t>
+      </w:r>
+      <w:proofErr w:type="spellStart"/>
+      <w:r>
+        <w:t>sgrender</w:t>
+      </w:r>
+      <w:proofErr w:type="spellEnd"/>
+      <w:r>
+        <w:t xml:space="preserve"> data=lcm template=pie;</w:t>
+      </w:r>
+    </w:p>
+    <w:p>
+      <w:r>
+        <w:t>run;</w:t>
+      </w:r>
+    </w:p>
+    <w:p>
+      <w:r>
+        <w:t>title;</w:t>
+      </w:r>
+    </w:p>
+    <w:p/>
+    <w:p>
+      <w:r>
+        <w:t>* Bar Chart;</w:t>
+      </w:r>
+    </w:p>
+    <w:p>
+      <w:r>
+        <w:t xml:space="preserve">proc </w:t>
+      </w:r>
+      <w:proofErr w:type="spellStart"/>
+      <w:r>
+        <w:t>sgplot</w:t>
+      </w:r>
+      <w:proofErr w:type="spellEnd"/>
+      <w:r>
+        <w:t xml:space="preserve"> data=lcm;</w:t>
+      </w:r>
+    </w:p>
+    <w:p>
+      <w:r>
+        <w:tab/>
+        <w:t xml:space="preserve">title 'Figure 11: Bar Chart of Player Scoring Performance </w:t>
+      </w:r>
+      <w:proofErr w:type="gramStart"/>
+      <w:r>
+        <w:t>For</w:t>
+      </w:r>
+      <w:proofErr w:type="gramEnd"/>
+      <w:r>
+        <w:t xml:space="preserve"> N = 1248';</w:t>
+      </w:r>
+    </w:p>
+    <w:p>
+      <w:r>
+        <w:tab/>
+      </w:r>
+      <w:proofErr w:type="spellStart"/>
+      <w:r>
+        <w:t>vbar</w:t>
+      </w:r>
+      <w:proofErr w:type="spellEnd"/>
+      <w:r>
+        <w:t xml:space="preserve"> scoring/</w:t>
+      </w:r>
+      <w:proofErr w:type="spellStart"/>
+      <w:r>
+        <w:t>datalabel</w:t>
+      </w:r>
+      <w:proofErr w:type="spellEnd"/>
+      <w:r>
+        <w:t xml:space="preserve"> </w:t>
+      </w:r>
+      <w:proofErr w:type="spellStart"/>
+      <w:r>
+        <w:t>datalabelattrs</w:t>
+      </w:r>
+      <w:proofErr w:type="spellEnd"/>
+      <w:proofErr w:type="gramStart"/>
+      <w:r>
+        <w:t>=(</w:t>
+      </w:r>
+      <w:proofErr w:type="gramEnd"/>
+      <w:r>
+        <w:t>size=10pt weight=bold);</w:t>
+      </w:r>
+    </w:p>
+    <w:p>
+      <w:r>
+        <w:tab/>
+      </w:r>
+      <w:proofErr w:type="spellStart"/>
+      <w:r>
+        <w:t>xaxis</w:t>
+      </w:r>
+      <w:proofErr w:type="spellEnd"/>
+      <w:r>
+        <w:t xml:space="preserve"> label='Scoring Performance</w:t>
+      </w:r>
+      <w:proofErr w:type="gramStart"/>
+      <w:r>
+        <w:t>' ;</w:t>
+      </w:r>
+      <w:proofErr w:type="gramEnd"/>
+    </w:p>
+    <w:p>
+      <w:r>
+        <w:t>run;</w:t>
+      </w:r>
+    </w:p>
+    <w:p/>
+    <w:p/>
+    <w:p>
+      <w:r>
+        <w:lastRenderedPageBreak/>
+        <w:t>* Bivariate Analysis;</w:t>
+      </w:r>
+    </w:p>
+    <w:p>
+      <w:r>
+        <w:t>* Row Percent Contingency Table for Scoring and Position;</w:t>
+      </w:r>
+    </w:p>
+    <w:p>
+      <w:r>
+        <w:t>proc sort data=lcm;</w:t>
+      </w:r>
+    </w:p>
+    <w:p>
+      <w:r>
+        <w:tab/>
+        <w:t>by position;</w:t>
+      </w:r>
+    </w:p>
+    <w:p>
+      <w:r>
+        <w:t>run;</w:t>
+      </w:r>
+    </w:p>
+    <w:p/>
+    <w:p>
+      <w:r>
+        <w:t xml:space="preserve">proc </w:t>
+      </w:r>
+      <w:proofErr w:type="spellStart"/>
+      <w:r>
+        <w:t>freq</w:t>
+      </w:r>
+      <w:proofErr w:type="spellEnd"/>
+      <w:r>
+        <w:t xml:space="preserve"> data=lcm;</w:t>
+      </w:r>
+    </w:p>
+    <w:p>
+      <w:r>
+        <w:tab/>
+        <w:t>tables position*scoring/</w:t>
+      </w:r>
+      <w:proofErr w:type="spellStart"/>
+      <w:r>
+        <w:t>nocol</w:t>
+      </w:r>
+      <w:proofErr w:type="spellEnd"/>
+      <w:r>
+        <w:t>;</w:t>
+      </w:r>
+    </w:p>
+    <w:p>
+      <w:r>
+        <w:t>run;</w:t>
+      </w:r>
+    </w:p>
+    <w:p/>
+    <w:p>
+      <w:r>
+        <w:t>* 100% Stacked Bar Chart;</w:t>
+      </w:r>
+    </w:p>
+    <w:p>
+      <w:r>
+        <w:t xml:space="preserve">title 'Figure 12: 100% Stacked Bar Chart of Scoring Performance by Position </w:t>
+      </w:r>
+      <w:proofErr w:type="gramStart"/>
+      <w:r>
+        <w:t>For</w:t>
+      </w:r>
+      <w:proofErr w:type="gramEnd"/>
+      <w:r>
+        <w:t xml:space="preserve"> N = 1248';</w:t>
+      </w:r>
+    </w:p>
+    <w:p>
+      <w:r>
+        <w:t xml:space="preserve">proc </w:t>
+      </w:r>
+      <w:proofErr w:type="spellStart"/>
+      <w:r>
+        <w:t>sgplot</w:t>
+      </w:r>
+      <w:proofErr w:type="spellEnd"/>
+      <w:r>
+        <w:t xml:space="preserve"> data=lcm </w:t>
+      </w:r>
+      <w:proofErr w:type="spellStart"/>
+      <w:r>
+        <w:t>pctlevel</w:t>
+      </w:r>
+      <w:proofErr w:type="spellEnd"/>
+      <w:r>
+        <w:t>=group;</w:t>
+      </w:r>
+    </w:p>
+    <w:p>
+      <w:r>
+        <w:tab/>
+      </w:r>
+      <w:proofErr w:type="spellStart"/>
+      <w:r>
+        <w:t>vbar</w:t>
+      </w:r>
+      <w:proofErr w:type="spellEnd"/>
+      <w:r>
+        <w:t xml:space="preserve"> position / group=scoring stat=pct </w:t>
+      </w:r>
+      <w:proofErr w:type="spellStart"/>
+      <w:r>
+        <w:t>seglabel</w:t>
+      </w:r>
+      <w:proofErr w:type="spellEnd"/>
+      <w:r>
+        <w:t>;</w:t>
+      </w:r>
+    </w:p>
+    <w:p>
+      <w:r>
+        <w:t>run;</w:t>
+      </w:r>
+    </w:p>
+    <w:p>
+      <w:r>
+        <w:t>title;</w:t>
+      </w:r>
+    </w:p>
+    <w:p/>
+    <w:p>
+      <w:r>
+        <w:t>* Scatterplot;</w:t>
+      </w:r>
+    </w:p>
+    <w:p>
+      <w:r>
+        <w:t xml:space="preserve">proc </w:t>
+      </w:r>
+      <w:proofErr w:type="spellStart"/>
+      <w:r>
+        <w:t>sgplot</w:t>
+      </w:r>
+      <w:proofErr w:type="spellEnd"/>
+      <w:r>
+        <w:t xml:space="preserve"> data=lcm;</w:t>
+      </w:r>
+    </w:p>
+    <w:p>
+      <w:r>
+        <w:tab/>
+        <w:t xml:space="preserve">title 'Figure 13: Scatterplot of Goals by Expected Goals </w:t>
+      </w:r>
+      <w:proofErr w:type="gramStart"/>
+      <w:r>
+        <w:t>For</w:t>
+      </w:r>
+      <w:proofErr w:type="gramEnd"/>
+      <w:r>
+        <w:t xml:space="preserve"> N = 1248';</w:t>
+      </w:r>
+    </w:p>
+    <w:p>
+      <w:r>
+        <w:tab/>
+        <w:t>reg x=</w:t>
+      </w:r>
+      <w:proofErr w:type="spellStart"/>
+      <w:r>
+        <w:t>expected_goals</w:t>
+      </w:r>
+      <w:proofErr w:type="spellEnd"/>
+      <w:r>
+        <w:t xml:space="preserve"> y=goals/</w:t>
+      </w:r>
+      <w:proofErr w:type="spellStart"/>
+      <w:r>
+        <w:t>clm</w:t>
+      </w:r>
+      <w:proofErr w:type="spellEnd"/>
+      <w:r>
+        <w:t xml:space="preserve"> cli;</w:t>
+      </w:r>
+    </w:p>
+    <w:p>
+      <w:r>
+        <w:tab/>
+      </w:r>
+      <w:proofErr w:type="spellStart"/>
+      <w:r>
+        <w:t>xaxis</w:t>
+      </w:r>
+      <w:proofErr w:type="spellEnd"/>
+      <w:r>
+        <w:t xml:space="preserve"> label='Expected Goals (</w:t>
+      </w:r>
+      <w:proofErr w:type="spellStart"/>
+      <w:r>
+        <w:t>xG</w:t>
+      </w:r>
+      <w:proofErr w:type="spellEnd"/>
+      <w:r>
+        <w:t>)';</w:t>
+      </w:r>
+    </w:p>
+    <w:p>
+      <w:r>
+        <w:tab/>
+      </w:r>
+      <w:proofErr w:type="spellStart"/>
+      <w:r>
+        <w:t>yaxis</w:t>
+      </w:r>
+      <w:proofErr w:type="spellEnd"/>
+      <w:r>
+        <w:t xml:space="preserve"> label='Goals Scored';</w:t>
+      </w:r>
+    </w:p>
+    <w:p>
+      <w:r>
+        <w:t>run;</w:t>
+      </w:r>
+    </w:p>
+    <w:p/>
+    <w:p>
+      <w:r>
+        <w:t xml:space="preserve">proc </w:t>
+      </w:r>
+      <w:proofErr w:type="spellStart"/>
+      <w:r>
+        <w:t>corr</w:t>
+      </w:r>
+      <w:proofErr w:type="spellEnd"/>
+      <w:r>
+        <w:t xml:space="preserve"> data=lcm;</w:t>
+      </w:r>
+    </w:p>
+    <w:p>
+      <w:r>
+        <w:lastRenderedPageBreak/>
+        <w:tab/>
+        <w:t xml:space="preserve">var </w:t>
+      </w:r>
+      <w:proofErr w:type="spellStart"/>
+      <w:r>
+        <w:t>expected_goals</w:t>
+      </w:r>
+      <w:proofErr w:type="spellEnd"/>
+      <w:r>
+        <w:t xml:space="preserve"> goals;</w:t>
+      </w:r>
+    </w:p>
+    <w:p>
+      <w:r>
+        <w:t>run;</w:t>
+      </w:r>
+    </w:p>
+    <w:p/>
+    <w:p>
+      <w:r>
+        <w:t>* Stratified Table of Descriptive Statistics;</w:t>
+      </w:r>
+    </w:p>
+    <w:p>
+      <w:r>
+        <w:t xml:space="preserve">proc means data=lcm mean std max q1 median q3 min </w:t>
+      </w:r>
+      <w:proofErr w:type="spellStart"/>
+      <w:r>
+        <w:t>maxdec</w:t>
+      </w:r>
+      <w:proofErr w:type="spellEnd"/>
+      <w:r>
+        <w:t>=2;</w:t>
+      </w:r>
+    </w:p>
+    <w:p>
+      <w:r>
+        <w:tab/>
+        <w:t xml:space="preserve">var </w:t>
+      </w:r>
+      <w:proofErr w:type="spellStart"/>
+      <w:r>
+        <w:t>successful_dribbles</w:t>
+      </w:r>
+      <w:proofErr w:type="spellEnd"/>
+      <w:r>
+        <w:t>;</w:t>
+      </w:r>
+    </w:p>
+    <w:p>
+      <w:r>
+        <w:tab/>
+        <w:t>class position;</w:t>
+      </w:r>
+    </w:p>
+    <w:p>
+      <w:r>
+        <w:t>run;</w:t>
+      </w:r>
+    </w:p>
+    <w:p/>
+    <w:p>
+      <w:r>
+        <w:t>* Side-by-Side Boxplot;</w:t>
+      </w:r>
+    </w:p>
+    <w:p>
+      <w:r>
+        <w:t xml:space="preserve">proc </w:t>
+      </w:r>
+      <w:proofErr w:type="spellStart"/>
+      <w:r>
+        <w:t>sgplot</w:t>
+      </w:r>
+      <w:proofErr w:type="spellEnd"/>
+      <w:r>
+        <w:t xml:space="preserve"> data=lcm;</w:t>
+      </w:r>
+    </w:p>
+    <w:p>
+      <w:r>
+        <w:tab/>
+        <w:t xml:space="preserve">title1 'Figure 14: Side </w:t>
+      </w:r>
+      <w:proofErr w:type="gramStart"/>
+      <w:r>
+        <w:t>By</w:t>
+      </w:r>
+      <w:proofErr w:type="gramEnd"/>
+      <w:r>
+        <w:t xml:space="preserve"> Side Boxplots of Successful Dribbles';</w:t>
+      </w:r>
+    </w:p>
+    <w:p>
+      <w:r>
+        <w:tab/>
+        <w:t xml:space="preserve">title2 'By Position </w:t>
+      </w:r>
+      <w:proofErr w:type="gramStart"/>
+      <w:r>
+        <w:t>For</w:t>
+      </w:r>
+      <w:proofErr w:type="gramEnd"/>
+      <w:r>
+        <w:t xml:space="preserve"> N = 1248';</w:t>
+      </w:r>
+    </w:p>
+    <w:p>
+      <w:r>
+        <w:tab/>
+      </w:r>
+      <w:proofErr w:type="spellStart"/>
+      <w:r>
+        <w:t>vbox</w:t>
+      </w:r>
+      <w:proofErr w:type="spellEnd"/>
+      <w:r>
+        <w:t xml:space="preserve"> </w:t>
+      </w:r>
+      <w:proofErr w:type="spellStart"/>
+      <w:r>
+        <w:t>successful_dribbles</w:t>
+      </w:r>
+      <w:proofErr w:type="spellEnd"/>
+      <w:r>
+        <w:t>/category=position;</w:t>
+      </w:r>
+    </w:p>
+    <w:p>
+      <w:r>
+        <w:tab/>
+      </w:r>
+      <w:proofErr w:type="spellStart"/>
+      <w:r>
+        <w:t>yaxis</w:t>
+      </w:r>
+      <w:proofErr w:type="spellEnd"/>
+      <w:r>
+        <w:t xml:space="preserve"> label='Successful Dribbles' </w:t>
+      </w:r>
+      <w:proofErr w:type="spellStart"/>
+      <w:r>
+        <w:t>valueshint</w:t>
+      </w:r>
+      <w:proofErr w:type="spellEnd"/>
+      <w:r>
+        <w:t xml:space="preserve"> min=-2 max=60;</w:t>
+      </w:r>
+    </w:p>
+    <w:p>
+      <w:r>
+        <w:t>run;</w:t>
+      </w:r>
+    </w:p>
+    <w:p>
+      <w:r>
+        <w:t>title;</w:t>
+      </w:r>
+    </w:p>
     <w:sectPr>
+      <w:headerReference w:type="default" r:id="rId30"/>
       <w:pgSz w:w="12240" w:h="15840"/>
       <w:pgMar w:top="1440" w:right="1440" w:bottom="1440" w:left="1440" w:header="720" w:footer="720" w:gutter="0"/>
       <w:cols w:space="720"/>
@@ -943,9 +4666,735 @@
 </w:document>
 </file>
 
+<file path=word/endnotes.xml><?xml version="1.0" encoding="utf-8"?>
+<w:endnotes xmlns:wpc="http://schemas.microsoft.com/office/word/2010/wordprocessingCanvas" xmlns:cx="http://schemas.microsoft.com/office/drawing/2014/chartex" xmlns:cx1="http://schemas.microsoft.com/office/drawing/2015/9/8/chartex" xmlns:cx2="http://schemas.microsoft.com/office/drawing/2015/10/21/chartex" xmlns:cx3="http://schemas.microsoft.com/office/drawing/2016/5/9/chartex" xmlns:cx4="http://schemas.microsoft.com/office/drawing/2016/5/10/chartex" xmlns:cx5="http://schemas.microsoft.com/office/drawing/2016/5/11/chartex" xmlns:cx6="http://schemas.microsoft.com/office/drawing/2016/5/12/chartex" xmlns:cx7="http://schemas.microsoft.com/office/drawing/2016/5/13/chartex" xmlns:cx8="http://schemas.microsoft.com/office/drawing/2016/5/14/chartex" xmlns:mc="http://schemas.openxmlformats.org/markup-compatibility/2006" xmlns:aink="http://schemas.microsoft.com/office/drawing/2016/ink" xmlns:am3d="http://schemas.microsoft.com/office/drawing/2017/model3d" xmlns:o="urn:schemas-microsoft-com:office:office" xmlns:oel="http://schemas.microsoft.com/office/2019/extlst" xmlns:r="http://schemas.openxmlformats.org/officeDocument/2006/relationships" xmlns:m="http://schemas.openxmlformats.org/officeDocument/2006/math" xmlns:v="urn:schemas-microsoft-com:vml" xmlns:wp14="http://schemas.microsoft.com/office/word/2010/wordprocessingDrawing" xmlns:wp="http://schemas.openxmlformats.org/drawingml/2006/wordprocessingDrawing" xmlns:w10="urn:schemas-microsoft-com:office:word" xmlns:w="http://schemas.openxmlformats.org/wordprocessingml/2006/main" xmlns:w14="http://schemas.microsoft.com/office/word/2010/wordml" xmlns:w15="http://schemas.microsoft.com/office/word/2012/wordml" xmlns:w16cex="http://schemas.microsoft.com/office/word/2018/wordml/cex" xmlns:w16cid="http://schemas.microsoft.com/office/word/2016/wordml/cid" xmlns:w16="http://schemas.microsoft.com/office/word/2018/wordml" xmlns:w16du="http://schemas.microsoft.com/office/word/2023/wordml/word16du" xmlns:w16sdtdh="http://schemas.microsoft.com/office/word/2020/wordml/sdtdatahash" xmlns:w16sdtfl="http://schemas.microsoft.com/office/word/2024/wordml/sdtformatlock" xmlns:w16se="http://schemas.microsoft.com/office/word/2015/wordml/symex" xmlns:wpg="http://schemas.microsoft.com/office/word/2010/wordprocessingGroup" xmlns:wpi="http://schemas.microsoft.com/office/word/2010/wordprocessingInk" xmlns:wne="http://schemas.microsoft.com/office/word/2006/wordml" xmlns:wps="http://schemas.microsoft.com/office/word/2010/wordprocessingShape" mc:Ignorable="w14 w15 w16se w16cid w16 w16cex w16sdtdh w16sdtfl w16du wp14">
+  <w:endnote w:type="separator" w:id="-1">
+    <w:p>
+      <w:pPr>
+        <w:spacing w:after="0" w:line="240" w:lineRule="auto"/>
+      </w:pPr>
+      <w:r>
+        <w:separator/>
+      </w:r>
+    </w:p>
+  </w:endnote>
+  <w:endnote w:type="continuationSeparator" w:id="0">
+    <w:p>
+      <w:pPr>
+        <w:spacing w:after="0" w:line="240" w:lineRule="auto"/>
+      </w:pPr>
+      <w:r>
+        <w:continuationSeparator/>
+      </w:r>
+    </w:p>
+  </w:endnote>
+</w:endnotes>
+</file>
+
+<file path=word/footnotes.xml><?xml version="1.0" encoding="utf-8"?>
+<w:footnotes xmlns:wpc="http://schemas.microsoft.com/office/word/2010/wordprocessingCanvas" xmlns:cx="http://schemas.microsoft.com/office/drawing/2014/chartex" xmlns:cx1="http://schemas.microsoft.com/office/drawing/2015/9/8/chartex" xmlns:cx2="http://schemas.microsoft.com/office/drawing/2015/10/21/chartex" xmlns:cx3="http://schemas.microsoft.com/office/drawing/2016/5/9/chartex" xmlns:cx4="http://schemas.microsoft.com/office/drawing/2016/5/10/chartex" xmlns:cx5="http://schemas.microsoft.com/office/drawing/2016/5/11/chartex" xmlns:cx6="http://schemas.microsoft.com/office/drawing/2016/5/12/chartex" xmlns:cx7="http://schemas.microsoft.com/office/drawing/2016/5/13/chartex" xmlns:cx8="http://schemas.microsoft.com/office/drawing/2016/5/14/chartex" xmlns:mc="http://schemas.openxmlformats.org/markup-compatibility/2006" xmlns:aink="http://schemas.microsoft.com/office/drawing/2016/ink" xmlns:am3d="http://schemas.microsoft.com/office/drawing/2017/model3d" xmlns:o="urn:schemas-microsoft-com:office:office" xmlns:oel="http://schemas.microsoft.com/office/2019/extlst" xmlns:r="http://schemas.openxmlformats.org/officeDocument/2006/relationships" xmlns:m="http://schemas.openxmlformats.org/officeDocument/2006/math" xmlns:v="urn:schemas-microsoft-com:vml" xmlns:wp14="http://schemas.microsoft.com/office/word/2010/wordprocessingDrawing" xmlns:wp="http://schemas.openxmlformats.org/drawingml/2006/wordprocessingDrawing" xmlns:w10="urn:schemas-microsoft-com:office:word" xmlns:w="http://schemas.openxmlformats.org/wordprocessingml/2006/main" xmlns:w14="http://schemas.microsoft.com/office/word/2010/wordml" xmlns:w15="http://schemas.microsoft.com/office/word/2012/wordml" xmlns:w16cex="http://schemas.microsoft.com/office/word/2018/wordml/cex" xmlns:w16cid="http://schemas.microsoft.com/office/word/2016/wordml/cid" xmlns:w16="http://schemas.microsoft.com/office/word/2018/wordml" xmlns:w16du="http://schemas.microsoft.com/office/word/2023/wordml/word16du" xmlns:w16sdtdh="http://schemas.microsoft.com/office/word/2020/wordml/sdtdatahash" xmlns:w16sdtfl="http://schemas.microsoft.com/office/word/2024/wordml/sdtformatlock" xmlns:w16se="http://schemas.microsoft.com/office/word/2015/wordml/symex" xmlns:wpg="http://schemas.microsoft.com/office/word/2010/wordprocessingGroup" xmlns:wpi="http://schemas.microsoft.com/office/word/2010/wordprocessingInk" xmlns:wne="http://schemas.microsoft.com/office/word/2006/wordml" xmlns:wps="http://schemas.microsoft.com/office/word/2010/wordprocessingShape" mc:Ignorable="w14 w15 w16se w16cid w16 w16cex w16sdtdh w16sdtfl w16du wp14">
+  <w:footnote w:type="separator" w:id="-1">
+    <w:p>
+      <w:pPr>
+        <w:spacing w:after="0" w:line="240" w:lineRule="auto"/>
+      </w:pPr>
+      <w:r>
+        <w:separator/>
+      </w:r>
+    </w:p>
+  </w:footnote>
+  <w:footnote w:type="continuationSeparator" w:id="0">
+    <w:p>
+      <w:pPr>
+        <w:spacing w:after="0" w:line="240" w:lineRule="auto"/>
+      </w:pPr>
+      <w:r>
+        <w:continuationSeparator/>
+      </w:r>
+    </w:p>
+  </w:footnote>
+</w:footnotes>
+</file>
+
+<file path=word/header1.xml><?xml version="1.0" encoding="utf-8"?>
+<w:hdr xmlns:wpc="http://schemas.microsoft.com/office/word/2010/wordprocessingCanvas" xmlns:cx="http://schemas.microsoft.com/office/drawing/2014/chartex" xmlns:cx1="http://schemas.microsoft.com/office/drawing/2015/9/8/chartex" xmlns:cx2="http://schemas.microsoft.com/office/drawing/2015/10/21/chartex" xmlns:cx3="http://schemas.microsoft.com/office/drawing/2016/5/9/chartex" xmlns:cx4="http://schemas.microsoft.com/office/drawing/2016/5/10/chartex" xmlns:cx5="http://schemas.microsoft.com/office/drawing/2016/5/11/chartex" xmlns:cx6="http://schemas.microsoft.com/office/drawing/2016/5/12/chartex" xmlns:cx7="http://schemas.microsoft.com/office/drawing/2016/5/13/chartex" xmlns:cx8="http://schemas.microsoft.com/office/drawing/2016/5/14/chartex" xmlns:mc="http://schemas.openxmlformats.org/markup-compatibility/2006" xmlns:aink="http://schemas.microsoft.com/office/drawing/2016/ink" xmlns:am3d="http://schemas.microsoft.com/office/drawing/2017/model3d" xmlns:o="urn:schemas-microsoft-com:office:office" xmlns:oel="http://schemas.microsoft.com/office/2019/extlst" xmlns:r="http://schemas.openxmlformats.org/officeDocument/2006/relationships" xmlns:m="http://schemas.openxmlformats.org/officeDocument/2006/math" xmlns:v="urn:schemas-microsoft-com:vml" xmlns:wp14="http://schemas.microsoft.com/office/word/2010/wordprocessingDrawing" xmlns:wp="http://schemas.openxmlformats.org/drawingml/2006/wordprocessingDrawing" xmlns:w10="urn:schemas-microsoft-com:office:word" xmlns:w="http://schemas.openxmlformats.org/wordprocessingml/2006/main" xmlns:w14="http://schemas.microsoft.com/office/word/2010/wordml" xmlns:w15="http://schemas.microsoft.com/office/word/2012/wordml" xmlns:w16cex="http://schemas.microsoft.com/office/word/2018/wordml/cex" xmlns:w16cid="http://schemas.microsoft.com/office/word/2016/wordml/cid" xmlns:w16="http://schemas.microsoft.com/office/word/2018/wordml" xmlns:w16du="http://schemas.microsoft.com/office/word/2023/wordml/word16du" xmlns:w16sdtdh="http://schemas.microsoft.com/office/word/2020/wordml/sdtdatahash" xmlns:w16sdtfl="http://schemas.microsoft.com/office/word/2024/wordml/sdtformatlock" xmlns:w16se="http://schemas.microsoft.com/office/word/2015/wordml/symex" xmlns:wpg="http://schemas.microsoft.com/office/word/2010/wordprocessingGroup" xmlns:wpi="http://schemas.microsoft.com/office/word/2010/wordprocessingInk" xmlns:wne="http://schemas.microsoft.com/office/word/2006/wordml" xmlns:wps="http://schemas.microsoft.com/office/word/2010/wordprocessingShape" mc:Ignorable="w14 w15 w16se w16cid w16 w16cex w16sdtdh w16sdtfl w16du wp14">
+  <w:sdt>
+    <w:sdtPr>
+      <w:id w:val="-1736776335"/>
+      <w:docPartObj>
+        <w:docPartGallery w:val="Page Numbers (Top of Page)"/>
+        <w:docPartUnique/>
+      </w:docPartObj>
+    </w:sdtPr>
+    <w:sdtEndPr>
+      <w:rPr>
+        <w:noProof/>
+      </w:rPr>
+    </w:sdtEndPr>
+    <w:sdtContent>
+      <w:p>
+        <w:pPr>
+          <w:pStyle w:val="Header"/>
+          <w:jc w:val="right"/>
+        </w:pPr>
+        <w:r>
+          <w:fldChar w:fldCharType="begin"/>
+        </w:r>
+        <w:r>
+          <w:instrText xml:space="preserve"> PAGE   \* MERGEFORMAT </w:instrText>
+        </w:r>
+        <w:r>
+          <w:fldChar w:fldCharType="separate"/>
+        </w:r>
+        <w:r>
+          <w:rPr>
+            <w:noProof/>
+          </w:rPr>
+          <w:t>2</w:t>
+        </w:r>
+        <w:r>
+          <w:rPr>
+            <w:noProof/>
+          </w:rPr>
+          <w:fldChar w:fldCharType="end"/>
+        </w:r>
+      </w:p>
+    </w:sdtContent>
+  </w:sdt>
+  <w:p>
+    <w:pPr>
+      <w:pStyle w:val="Header"/>
+    </w:pPr>
+  </w:p>
+</w:hdr>
+</file>
+
 <file path=word/numbering.xml><?xml version="1.0" encoding="utf-8"?>
 <w:numbering xmlns:wpc="http://schemas.microsoft.com/office/word/2010/wordprocessingCanvas" xmlns:cx="http://schemas.microsoft.com/office/drawing/2014/chartex" xmlns:cx1="http://schemas.microsoft.com/office/drawing/2015/9/8/chartex" xmlns:cx2="http://schemas.microsoft.com/office/drawing/2015/10/21/chartex" xmlns:cx3="http://schemas.microsoft.com/office/drawing/2016/5/9/chartex" xmlns:cx4="http://schemas.microsoft.com/office/drawing/2016/5/10/chartex" xmlns:cx5="http://schemas.microsoft.com/office/drawing/2016/5/11/chartex" xmlns:cx6="http://schemas.microsoft.com/office/drawing/2016/5/12/chartex" xmlns:cx7="http://schemas.microsoft.com/office/drawing/2016/5/13/chartex" xmlns:cx8="http://schemas.microsoft.com/office/drawing/2016/5/14/chartex" xmlns:mc="http://schemas.openxmlformats.org/markup-compatibility/2006" xmlns:aink="http://schemas.microsoft.com/office/drawing/2016/ink" xmlns:am3d="http://schemas.microsoft.com/office/drawing/2017/model3d" xmlns:o="urn:schemas-microsoft-com:office:office" xmlns:oel="http://schemas.microsoft.com/office/2019/extlst" xmlns:r="http://schemas.openxmlformats.org/officeDocument/2006/relationships" xmlns:m="http://schemas.openxmlformats.org/officeDocument/2006/math" xmlns:v="urn:schemas-microsoft-com:vml" xmlns:wp14="http://schemas.microsoft.com/office/word/2010/wordprocessingDrawing" xmlns:wp="http://schemas.openxmlformats.org/drawingml/2006/wordprocessingDrawing" xmlns:w10="urn:schemas-microsoft-com:office:word" xmlns:w="http://schemas.openxmlformats.org/wordprocessingml/2006/main" xmlns:w14="http://schemas.microsoft.com/office/word/2010/wordml" xmlns:w15="http://schemas.microsoft.com/office/word/2012/wordml" xmlns:w16cex="http://schemas.microsoft.com/office/word/2018/wordml/cex" xmlns:w16cid="http://schemas.microsoft.com/office/word/2016/wordml/cid" xmlns:w16="http://schemas.microsoft.com/office/word/2018/wordml" xmlns:w16du="http://schemas.microsoft.com/office/word/2023/wordml/word16du" xmlns:w16sdtdh="http://schemas.microsoft.com/office/word/2020/wordml/sdtdatahash" xmlns:w16sdtfl="http://schemas.microsoft.com/office/word/2024/wordml/sdtformatlock" xmlns:w16se="http://schemas.microsoft.com/office/word/2015/wordml/symex" xmlns:wpg="http://schemas.microsoft.com/office/word/2010/wordprocessingGroup" xmlns:wpi="http://schemas.microsoft.com/office/word/2010/wordprocessingInk" xmlns:wne="http://schemas.microsoft.com/office/word/2006/wordml" xmlns:wps="http://schemas.microsoft.com/office/word/2010/wordprocessingShape" mc:Ignorable="w14 w15 w16se w16cid w16 w16cex w16sdtdh w16sdtfl w16du wp14">
   <w:abstractNum w:abstractNumId="0" w15:restartNumberingAfterBreak="0">
+    <w:nsid w:val="12D352B3"/>
+    <w:multiLevelType w:val="hybridMultilevel"/>
+    <w:tmpl w:val="833E68F0"/>
+    <w:lvl w:ilvl="0" w:tplc="04090019">
+      <w:start w:val="1"/>
+      <w:numFmt w:val="lowerLetter"/>
+      <w:lvlText w:val="%1."/>
+      <w:lvlJc w:val="left"/>
+      <w:pPr>
+        <w:ind w:left="720" w:hanging="360"/>
+      </w:pPr>
+      <w:rPr>
+        <w:rFonts w:hint="default"/>
+      </w:rPr>
+    </w:lvl>
+    <w:lvl w:ilvl="1" w:tplc="04090019" w:tentative="1">
+      <w:start w:val="1"/>
+      <w:numFmt w:val="lowerLetter"/>
+      <w:lvlText w:val="%2."/>
+      <w:lvlJc w:val="left"/>
+      <w:pPr>
+        <w:ind w:left="1440" w:hanging="360"/>
+      </w:pPr>
+    </w:lvl>
+    <w:lvl w:ilvl="2" w:tplc="0409001B" w:tentative="1">
+      <w:start w:val="1"/>
+      <w:numFmt w:val="lowerRoman"/>
+      <w:lvlText w:val="%3."/>
+      <w:lvlJc w:val="right"/>
+      <w:pPr>
+        <w:ind w:left="2160" w:hanging="180"/>
+      </w:pPr>
+    </w:lvl>
+    <w:lvl w:ilvl="3" w:tplc="0409000F" w:tentative="1">
+      <w:start w:val="1"/>
+      <w:numFmt w:val="decimal"/>
+      <w:lvlText w:val="%4."/>
+      <w:lvlJc w:val="left"/>
+      <w:pPr>
+        <w:ind w:left="2880" w:hanging="360"/>
+      </w:pPr>
+    </w:lvl>
+    <w:lvl w:ilvl="4" w:tplc="04090019" w:tentative="1">
+      <w:start w:val="1"/>
+      <w:numFmt w:val="lowerLetter"/>
+      <w:lvlText w:val="%5."/>
+      <w:lvlJc w:val="left"/>
+      <w:pPr>
+        <w:ind w:left="3600" w:hanging="360"/>
+      </w:pPr>
+    </w:lvl>
+    <w:lvl w:ilvl="5" w:tplc="0409001B" w:tentative="1">
+      <w:start w:val="1"/>
+      <w:numFmt w:val="lowerRoman"/>
+      <w:lvlText w:val="%6."/>
+      <w:lvlJc w:val="right"/>
+      <w:pPr>
+        <w:ind w:left="4320" w:hanging="180"/>
+      </w:pPr>
+    </w:lvl>
+    <w:lvl w:ilvl="6" w:tplc="0409000F" w:tentative="1">
+      <w:start w:val="1"/>
+      <w:numFmt w:val="decimal"/>
+      <w:lvlText w:val="%7."/>
+      <w:lvlJc w:val="left"/>
+      <w:pPr>
+        <w:ind w:left="5040" w:hanging="360"/>
+      </w:pPr>
+    </w:lvl>
+    <w:lvl w:ilvl="7" w:tplc="04090019" w:tentative="1">
+      <w:start w:val="1"/>
+      <w:numFmt w:val="lowerLetter"/>
+      <w:lvlText w:val="%8."/>
+      <w:lvlJc w:val="left"/>
+      <w:pPr>
+        <w:ind w:left="5760" w:hanging="360"/>
+      </w:pPr>
+    </w:lvl>
+    <w:lvl w:ilvl="8" w:tplc="0409001B" w:tentative="1">
+      <w:start w:val="1"/>
+      <w:numFmt w:val="lowerRoman"/>
+      <w:lvlText w:val="%9."/>
+      <w:lvlJc w:val="right"/>
+      <w:pPr>
+        <w:ind w:left="6480" w:hanging="180"/>
+      </w:pPr>
+    </w:lvl>
+  </w:abstractNum>
+  <w:abstractNum w:abstractNumId="1" w15:restartNumberingAfterBreak="0">
+    <w:nsid w:val="1466404C"/>
+    <w:multiLevelType w:val="hybridMultilevel"/>
+    <w:tmpl w:val="BC5CCAA6"/>
+    <w:lvl w:ilvl="0" w:tplc="04090019">
+      <w:start w:val="1"/>
+      <w:numFmt w:val="lowerLetter"/>
+      <w:lvlText w:val="%1."/>
+      <w:lvlJc w:val="left"/>
+      <w:pPr>
+        <w:ind w:left="720" w:hanging="360"/>
+      </w:pPr>
+      <w:rPr>
+        <w:rFonts w:hint="default"/>
+      </w:rPr>
+    </w:lvl>
+    <w:lvl w:ilvl="1" w:tplc="04090019" w:tentative="1">
+      <w:start w:val="1"/>
+      <w:numFmt w:val="lowerLetter"/>
+      <w:lvlText w:val="%2."/>
+      <w:lvlJc w:val="left"/>
+      <w:pPr>
+        <w:ind w:left="1440" w:hanging="360"/>
+      </w:pPr>
+    </w:lvl>
+    <w:lvl w:ilvl="2" w:tplc="0409001B" w:tentative="1">
+      <w:start w:val="1"/>
+      <w:numFmt w:val="lowerRoman"/>
+      <w:lvlText w:val="%3."/>
+      <w:lvlJc w:val="right"/>
+      <w:pPr>
+        <w:ind w:left="2160" w:hanging="180"/>
+      </w:pPr>
+    </w:lvl>
+    <w:lvl w:ilvl="3" w:tplc="0409000F" w:tentative="1">
+      <w:start w:val="1"/>
+      <w:numFmt w:val="decimal"/>
+      <w:lvlText w:val="%4."/>
+      <w:lvlJc w:val="left"/>
+      <w:pPr>
+        <w:ind w:left="2880" w:hanging="360"/>
+      </w:pPr>
+    </w:lvl>
+    <w:lvl w:ilvl="4" w:tplc="04090019" w:tentative="1">
+      <w:start w:val="1"/>
+      <w:numFmt w:val="lowerLetter"/>
+      <w:lvlText w:val="%5."/>
+      <w:lvlJc w:val="left"/>
+      <w:pPr>
+        <w:ind w:left="3600" w:hanging="360"/>
+      </w:pPr>
+    </w:lvl>
+    <w:lvl w:ilvl="5" w:tplc="0409001B" w:tentative="1">
+      <w:start w:val="1"/>
+      <w:numFmt w:val="lowerRoman"/>
+      <w:lvlText w:val="%6."/>
+      <w:lvlJc w:val="right"/>
+      <w:pPr>
+        <w:ind w:left="4320" w:hanging="180"/>
+      </w:pPr>
+    </w:lvl>
+    <w:lvl w:ilvl="6" w:tplc="0409000F" w:tentative="1">
+      <w:start w:val="1"/>
+      <w:numFmt w:val="decimal"/>
+      <w:lvlText w:val="%7."/>
+      <w:lvlJc w:val="left"/>
+      <w:pPr>
+        <w:ind w:left="5040" w:hanging="360"/>
+      </w:pPr>
+    </w:lvl>
+    <w:lvl w:ilvl="7" w:tplc="04090019" w:tentative="1">
+      <w:start w:val="1"/>
+      <w:numFmt w:val="lowerLetter"/>
+      <w:lvlText w:val="%8."/>
+      <w:lvlJc w:val="left"/>
+      <w:pPr>
+        <w:ind w:left="5760" w:hanging="360"/>
+      </w:pPr>
+    </w:lvl>
+    <w:lvl w:ilvl="8" w:tplc="0409001B" w:tentative="1">
+      <w:start w:val="1"/>
+      <w:numFmt w:val="lowerRoman"/>
+      <w:lvlText w:val="%9."/>
+      <w:lvlJc w:val="right"/>
+      <w:pPr>
+        <w:ind w:left="6480" w:hanging="180"/>
+      </w:pPr>
+    </w:lvl>
+  </w:abstractNum>
+  <w:abstractNum w:abstractNumId="2" w15:restartNumberingAfterBreak="0">
+    <w:nsid w:val="18FE6ECC"/>
+    <w:multiLevelType w:val="hybridMultilevel"/>
+    <w:tmpl w:val="6C149DAA"/>
+    <w:lvl w:ilvl="0" w:tplc="04090019">
+      <w:start w:val="1"/>
+      <w:numFmt w:val="lowerLetter"/>
+      <w:lvlText w:val="%1."/>
+      <w:lvlJc w:val="left"/>
+      <w:pPr>
+        <w:ind w:left="720" w:hanging="360"/>
+      </w:pPr>
+      <w:rPr>
+        <w:rFonts w:hint="default"/>
+      </w:rPr>
+    </w:lvl>
+    <w:lvl w:ilvl="1" w:tplc="04090019" w:tentative="1">
+      <w:start w:val="1"/>
+      <w:numFmt w:val="lowerLetter"/>
+      <w:lvlText w:val="%2."/>
+      <w:lvlJc w:val="left"/>
+      <w:pPr>
+        <w:ind w:left="1440" w:hanging="360"/>
+      </w:pPr>
+    </w:lvl>
+    <w:lvl w:ilvl="2" w:tplc="0409001B" w:tentative="1">
+      <w:start w:val="1"/>
+      <w:numFmt w:val="lowerRoman"/>
+      <w:lvlText w:val="%3."/>
+      <w:lvlJc w:val="right"/>
+      <w:pPr>
+        <w:ind w:left="2160" w:hanging="180"/>
+      </w:pPr>
+    </w:lvl>
+    <w:lvl w:ilvl="3" w:tplc="0409000F" w:tentative="1">
+      <w:start w:val="1"/>
+      <w:numFmt w:val="decimal"/>
+      <w:lvlText w:val="%4."/>
+      <w:lvlJc w:val="left"/>
+      <w:pPr>
+        <w:ind w:left="2880" w:hanging="360"/>
+      </w:pPr>
+    </w:lvl>
+    <w:lvl w:ilvl="4" w:tplc="04090019" w:tentative="1">
+      <w:start w:val="1"/>
+      <w:numFmt w:val="lowerLetter"/>
+      <w:lvlText w:val="%5."/>
+      <w:lvlJc w:val="left"/>
+      <w:pPr>
+        <w:ind w:left="3600" w:hanging="360"/>
+      </w:pPr>
+    </w:lvl>
+    <w:lvl w:ilvl="5" w:tplc="0409001B" w:tentative="1">
+      <w:start w:val="1"/>
+      <w:numFmt w:val="lowerRoman"/>
+      <w:lvlText w:val="%6."/>
+      <w:lvlJc w:val="right"/>
+      <w:pPr>
+        <w:ind w:left="4320" w:hanging="180"/>
+      </w:pPr>
+    </w:lvl>
+    <w:lvl w:ilvl="6" w:tplc="0409000F" w:tentative="1">
+      <w:start w:val="1"/>
+      <w:numFmt w:val="decimal"/>
+      <w:lvlText w:val="%7."/>
+      <w:lvlJc w:val="left"/>
+      <w:pPr>
+        <w:ind w:left="5040" w:hanging="360"/>
+      </w:pPr>
+    </w:lvl>
+    <w:lvl w:ilvl="7" w:tplc="04090019" w:tentative="1">
+      <w:start w:val="1"/>
+      <w:numFmt w:val="lowerLetter"/>
+      <w:lvlText w:val="%8."/>
+      <w:lvlJc w:val="left"/>
+      <w:pPr>
+        <w:ind w:left="5760" w:hanging="360"/>
+      </w:pPr>
+    </w:lvl>
+    <w:lvl w:ilvl="8" w:tplc="0409001B" w:tentative="1">
+      <w:start w:val="1"/>
+      <w:numFmt w:val="lowerRoman"/>
+      <w:lvlText w:val="%9."/>
+      <w:lvlJc w:val="right"/>
+      <w:pPr>
+        <w:ind w:left="6480" w:hanging="180"/>
+      </w:pPr>
+    </w:lvl>
+  </w:abstractNum>
+  <w:abstractNum w:abstractNumId="3" w15:restartNumberingAfterBreak="0">
+    <w:nsid w:val="1EF14539"/>
+    <w:multiLevelType w:val="hybridMultilevel"/>
+    <w:tmpl w:val="496E9796"/>
+    <w:lvl w:ilvl="0" w:tplc="04090019">
+      <w:start w:val="1"/>
+      <w:numFmt w:val="lowerLetter"/>
+      <w:lvlText w:val="%1."/>
+      <w:lvlJc w:val="left"/>
+      <w:pPr>
+        <w:ind w:left="720" w:hanging="360"/>
+      </w:pPr>
+      <w:rPr>
+        <w:rFonts w:hint="default"/>
+      </w:rPr>
+    </w:lvl>
+    <w:lvl w:ilvl="1" w:tplc="04090019" w:tentative="1">
+      <w:start w:val="1"/>
+      <w:numFmt w:val="lowerLetter"/>
+      <w:lvlText w:val="%2."/>
+      <w:lvlJc w:val="left"/>
+      <w:pPr>
+        <w:ind w:left="1440" w:hanging="360"/>
+      </w:pPr>
+    </w:lvl>
+    <w:lvl w:ilvl="2" w:tplc="0409001B" w:tentative="1">
+      <w:start w:val="1"/>
+      <w:numFmt w:val="lowerRoman"/>
+      <w:lvlText w:val="%3."/>
+      <w:lvlJc w:val="right"/>
+      <w:pPr>
+        <w:ind w:left="2160" w:hanging="180"/>
+      </w:pPr>
+    </w:lvl>
+    <w:lvl w:ilvl="3" w:tplc="0409000F" w:tentative="1">
+      <w:start w:val="1"/>
+      <w:numFmt w:val="decimal"/>
+      <w:lvlText w:val="%4."/>
+      <w:lvlJc w:val="left"/>
+      <w:pPr>
+        <w:ind w:left="2880" w:hanging="360"/>
+      </w:pPr>
+    </w:lvl>
+    <w:lvl w:ilvl="4" w:tplc="04090019" w:tentative="1">
+      <w:start w:val="1"/>
+      <w:numFmt w:val="lowerLetter"/>
+      <w:lvlText w:val="%5."/>
+      <w:lvlJc w:val="left"/>
+      <w:pPr>
+        <w:ind w:left="3600" w:hanging="360"/>
+      </w:pPr>
+    </w:lvl>
+    <w:lvl w:ilvl="5" w:tplc="0409001B" w:tentative="1">
+      <w:start w:val="1"/>
+      <w:numFmt w:val="lowerRoman"/>
+      <w:lvlText w:val="%6."/>
+      <w:lvlJc w:val="right"/>
+      <w:pPr>
+        <w:ind w:left="4320" w:hanging="180"/>
+      </w:pPr>
+    </w:lvl>
+    <w:lvl w:ilvl="6" w:tplc="0409000F" w:tentative="1">
+      <w:start w:val="1"/>
+      <w:numFmt w:val="decimal"/>
+      <w:lvlText w:val="%7."/>
+      <w:lvlJc w:val="left"/>
+      <w:pPr>
+        <w:ind w:left="5040" w:hanging="360"/>
+      </w:pPr>
+    </w:lvl>
+    <w:lvl w:ilvl="7" w:tplc="04090019" w:tentative="1">
+      <w:start w:val="1"/>
+      <w:numFmt w:val="lowerLetter"/>
+      <w:lvlText w:val="%8."/>
+      <w:lvlJc w:val="left"/>
+      <w:pPr>
+        <w:ind w:left="5760" w:hanging="360"/>
+      </w:pPr>
+    </w:lvl>
+    <w:lvl w:ilvl="8" w:tplc="0409001B" w:tentative="1">
+      <w:start w:val="1"/>
+      <w:numFmt w:val="lowerRoman"/>
+      <w:lvlText w:val="%9."/>
+      <w:lvlJc w:val="right"/>
+      <w:pPr>
+        <w:ind w:left="6480" w:hanging="180"/>
+      </w:pPr>
+    </w:lvl>
+  </w:abstractNum>
+  <w:abstractNum w:abstractNumId="4" w15:restartNumberingAfterBreak="0">
+    <w:nsid w:val="2FC607C8"/>
+    <w:multiLevelType w:val="hybridMultilevel"/>
+    <w:tmpl w:val="C568A682"/>
+    <w:lvl w:ilvl="0" w:tplc="FFC6D8E8">
+      <w:start w:val="1"/>
+      <w:numFmt w:val="lowerRoman"/>
+      <w:lvlText w:val="%1."/>
+      <w:lvlJc w:val="left"/>
+      <w:pPr>
+        <w:ind w:left="1080" w:hanging="720"/>
+      </w:pPr>
+      <w:rPr>
+        <w:rFonts w:hint="default"/>
+      </w:rPr>
+    </w:lvl>
+    <w:lvl w:ilvl="1" w:tplc="04090019" w:tentative="1">
+      <w:start w:val="1"/>
+      <w:numFmt w:val="lowerLetter"/>
+      <w:lvlText w:val="%2."/>
+      <w:lvlJc w:val="left"/>
+      <w:pPr>
+        <w:ind w:left="1440" w:hanging="360"/>
+      </w:pPr>
+    </w:lvl>
+    <w:lvl w:ilvl="2" w:tplc="0409001B" w:tentative="1">
+      <w:start w:val="1"/>
+      <w:numFmt w:val="lowerRoman"/>
+      <w:lvlText w:val="%3."/>
+      <w:lvlJc w:val="right"/>
+      <w:pPr>
+        <w:ind w:left="2160" w:hanging="180"/>
+      </w:pPr>
+    </w:lvl>
+    <w:lvl w:ilvl="3" w:tplc="0409000F" w:tentative="1">
+      <w:start w:val="1"/>
+      <w:numFmt w:val="decimal"/>
+      <w:lvlText w:val="%4."/>
+      <w:lvlJc w:val="left"/>
+      <w:pPr>
+        <w:ind w:left="2880" w:hanging="360"/>
+      </w:pPr>
+    </w:lvl>
+    <w:lvl w:ilvl="4" w:tplc="04090019" w:tentative="1">
+      <w:start w:val="1"/>
+      <w:numFmt w:val="lowerLetter"/>
+      <w:lvlText w:val="%5."/>
+      <w:lvlJc w:val="left"/>
+      <w:pPr>
+        <w:ind w:left="3600" w:hanging="360"/>
+      </w:pPr>
+    </w:lvl>
+    <w:lvl w:ilvl="5" w:tplc="0409001B" w:tentative="1">
+      <w:start w:val="1"/>
+      <w:numFmt w:val="lowerRoman"/>
+      <w:lvlText w:val="%6."/>
+      <w:lvlJc w:val="right"/>
+      <w:pPr>
+        <w:ind w:left="4320" w:hanging="180"/>
+      </w:pPr>
+    </w:lvl>
+    <w:lvl w:ilvl="6" w:tplc="0409000F" w:tentative="1">
+      <w:start w:val="1"/>
+      <w:numFmt w:val="decimal"/>
+      <w:lvlText w:val="%7."/>
+      <w:lvlJc w:val="left"/>
+      <w:pPr>
+        <w:ind w:left="5040" w:hanging="360"/>
+      </w:pPr>
+    </w:lvl>
+    <w:lvl w:ilvl="7" w:tplc="04090019" w:tentative="1">
+      <w:start w:val="1"/>
+      <w:numFmt w:val="lowerLetter"/>
+      <w:lvlText w:val="%8."/>
+      <w:lvlJc w:val="left"/>
+      <w:pPr>
+        <w:ind w:left="5760" w:hanging="360"/>
+      </w:pPr>
+    </w:lvl>
+    <w:lvl w:ilvl="8" w:tplc="0409001B" w:tentative="1">
+      <w:start w:val="1"/>
+      <w:numFmt w:val="lowerRoman"/>
+      <w:lvlText w:val="%9."/>
+      <w:lvlJc w:val="right"/>
+      <w:pPr>
+        <w:ind w:left="6480" w:hanging="180"/>
+      </w:pPr>
+    </w:lvl>
+  </w:abstractNum>
+  <w:abstractNum w:abstractNumId="5" w15:restartNumberingAfterBreak="0">
+    <w:nsid w:val="37FE38C4"/>
+    <w:multiLevelType w:val="hybridMultilevel"/>
+    <w:tmpl w:val="868C2FEE"/>
+    <w:lvl w:ilvl="0" w:tplc="04090019">
+      <w:start w:val="1"/>
+      <w:numFmt w:val="lowerLetter"/>
+      <w:lvlText w:val="%1."/>
+      <w:lvlJc w:val="left"/>
+      <w:pPr>
+        <w:ind w:left="720" w:hanging="360"/>
+      </w:pPr>
+      <w:rPr>
+        <w:rFonts w:hint="default"/>
+      </w:rPr>
+    </w:lvl>
+    <w:lvl w:ilvl="1" w:tplc="04090019" w:tentative="1">
+      <w:start w:val="1"/>
+      <w:numFmt w:val="lowerLetter"/>
+      <w:lvlText w:val="%2."/>
+      <w:lvlJc w:val="left"/>
+      <w:pPr>
+        <w:ind w:left="1440" w:hanging="360"/>
+      </w:pPr>
+    </w:lvl>
+    <w:lvl w:ilvl="2" w:tplc="0409001B" w:tentative="1">
+      <w:start w:val="1"/>
+      <w:numFmt w:val="lowerRoman"/>
+      <w:lvlText w:val="%3."/>
+      <w:lvlJc w:val="right"/>
+      <w:pPr>
+        <w:ind w:left="2160" w:hanging="180"/>
+      </w:pPr>
+    </w:lvl>
+    <w:lvl w:ilvl="3" w:tplc="0409000F" w:tentative="1">
+      <w:start w:val="1"/>
+      <w:numFmt w:val="decimal"/>
+      <w:lvlText w:val="%4."/>
+      <w:lvlJc w:val="left"/>
+      <w:pPr>
+        <w:ind w:left="2880" w:hanging="360"/>
+      </w:pPr>
+    </w:lvl>
+    <w:lvl w:ilvl="4" w:tplc="04090019" w:tentative="1">
+      <w:start w:val="1"/>
+      <w:numFmt w:val="lowerLetter"/>
+      <w:lvlText w:val="%5."/>
+      <w:lvlJc w:val="left"/>
+      <w:pPr>
+        <w:ind w:left="3600" w:hanging="360"/>
+      </w:pPr>
+    </w:lvl>
+    <w:lvl w:ilvl="5" w:tplc="0409001B" w:tentative="1">
+      <w:start w:val="1"/>
+      <w:numFmt w:val="lowerRoman"/>
+      <w:lvlText w:val="%6."/>
+      <w:lvlJc w:val="right"/>
+      <w:pPr>
+        <w:ind w:left="4320" w:hanging="180"/>
+      </w:pPr>
+    </w:lvl>
+    <w:lvl w:ilvl="6" w:tplc="0409000F" w:tentative="1">
+      <w:start w:val="1"/>
+      <w:numFmt w:val="decimal"/>
+      <w:lvlText w:val="%7."/>
+      <w:lvlJc w:val="left"/>
+      <w:pPr>
+        <w:ind w:left="5040" w:hanging="360"/>
+      </w:pPr>
+    </w:lvl>
+    <w:lvl w:ilvl="7" w:tplc="04090019" w:tentative="1">
+      <w:start w:val="1"/>
+      <w:numFmt w:val="lowerLetter"/>
+      <w:lvlText w:val="%8."/>
+      <w:lvlJc w:val="left"/>
+      <w:pPr>
+        <w:ind w:left="5760" w:hanging="360"/>
+      </w:pPr>
+    </w:lvl>
+    <w:lvl w:ilvl="8" w:tplc="0409001B" w:tentative="1">
+      <w:start w:val="1"/>
+      <w:numFmt w:val="lowerRoman"/>
+      <w:lvlText w:val="%9."/>
+      <w:lvlJc w:val="right"/>
+      <w:pPr>
+        <w:ind w:left="6480" w:hanging="180"/>
+      </w:pPr>
+    </w:lvl>
+  </w:abstractNum>
+  <w:abstractNum w:abstractNumId="6" w15:restartNumberingAfterBreak="0">
+    <w:nsid w:val="415F155A"/>
+    <w:multiLevelType w:val="hybridMultilevel"/>
+    <w:tmpl w:val="0F0E00BA"/>
+    <w:lvl w:ilvl="0" w:tplc="0409000F">
+      <w:start w:val="1"/>
+      <w:numFmt w:val="decimal"/>
+      <w:lvlText w:val="%1."/>
+      <w:lvlJc w:val="left"/>
+      <w:pPr>
+        <w:ind w:left="720" w:hanging="360"/>
+      </w:pPr>
+      <w:rPr>
+        <w:rFonts w:hint="default"/>
+      </w:rPr>
+    </w:lvl>
+    <w:lvl w:ilvl="1" w:tplc="04090019" w:tentative="1">
+      <w:start w:val="1"/>
+      <w:numFmt w:val="lowerLetter"/>
+      <w:lvlText w:val="%2."/>
+      <w:lvlJc w:val="left"/>
+      <w:pPr>
+        <w:ind w:left="1440" w:hanging="360"/>
+      </w:pPr>
+    </w:lvl>
+    <w:lvl w:ilvl="2" w:tplc="0409001B" w:tentative="1">
+      <w:start w:val="1"/>
+      <w:numFmt w:val="lowerRoman"/>
+      <w:lvlText w:val="%3."/>
+      <w:lvlJc w:val="right"/>
+      <w:pPr>
+        <w:ind w:left="2160" w:hanging="180"/>
+      </w:pPr>
+    </w:lvl>
+    <w:lvl w:ilvl="3" w:tplc="0409000F" w:tentative="1">
+      <w:start w:val="1"/>
+      <w:numFmt w:val="decimal"/>
+      <w:lvlText w:val="%4."/>
+      <w:lvlJc w:val="left"/>
+      <w:pPr>
+        <w:ind w:left="2880" w:hanging="360"/>
+      </w:pPr>
+    </w:lvl>
+    <w:lvl w:ilvl="4" w:tplc="04090019" w:tentative="1">
+      <w:start w:val="1"/>
+      <w:numFmt w:val="lowerLetter"/>
+      <w:lvlText w:val="%5."/>
+      <w:lvlJc w:val="left"/>
+      <w:pPr>
+        <w:ind w:left="3600" w:hanging="360"/>
+      </w:pPr>
+    </w:lvl>
+    <w:lvl w:ilvl="5" w:tplc="0409001B" w:tentative="1">
+      <w:start w:val="1"/>
+      <w:numFmt w:val="lowerRoman"/>
+      <w:lvlText w:val="%6."/>
+      <w:lvlJc w:val="right"/>
+      <w:pPr>
+        <w:ind w:left="4320" w:hanging="180"/>
+      </w:pPr>
+    </w:lvl>
+    <w:lvl w:ilvl="6" w:tplc="0409000F" w:tentative="1">
+      <w:start w:val="1"/>
+      <w:numFmt w:val="decimal"/>
+      <w:lvlText w:val="%7."/>
+      <w:lvlJc w:val="left"/>
+      <w:pPr>
+        <w:ind w:left="5040" w:hanging="360"/>
+      </w:pPr>
+    </w:lvl>
+    <w:lvl w:ilvl="7" w:tplc="04090019" w:tentative="1">
+      <w:start w:val="1"/>
+      <w:numFmt w:val="lowerLetter"/>
+      <w:lvlText w:val="%8."/>
+      <w:lvlJc w:val="left"/>
+      <w:pPr>
+        <w:ind w:left="5760" w:hanging="360"/>
+      </w:pPr>
+    </w:lvl>
+    <w:lvl w:ilvl="8" w:tplc="0409001B" w:tentative="1">
+      <w:start w:val="1"/>
+      <w:numFmt w:val="lowerRoman"/>
+      <w:lvlText w:val="%9."/>
+      <w:lvlJc w:val="right"/>
+      <w:pPr>
+        <w:ind w:left="6480" w:hanging="180"/>
+      </w:pPr>
+    </w:lvl>
+  </w:abstractNum>
+  <w:abstractNum w:abstractNumId="7" w15:restartNumberingAfterBreak="0">
     <w:nsid w:val="4A740C4C"/>
     <w:multiLevelType w:val="hybridMultilevel"/>
     <w:tmpl w:val="F760AEA2"/>
@@ -1035,7 +5484,7 @@
       </w:pPr>
     </w:lvl>
   </w:abstractNum>
-  <w:abstractNum w:abstractNumId="1" w15:restartNumberingAfterBreak="0">
+  <w:abstractNum w:abstractNumId="8" w15:restartNumberingAfterBreak="0">
     <w:nsid w:val="5BBB5A4B"/>
     <w:multiLevelType w:val="hybridMultilevel"/>
     <w:tmpl w:val="A4889AD0"/>
@@ -1124,11 +5573,124 @@
       </w:pPr>
     </w:lvl>
   </w:abstractNum>
+  <w:abstractNum w:abstractNumId="9" w15:restartNumberingAfterBreak="0">
+    <w:nsid w:val="668F3D23"/>
+    <w:multiLevelType w:val="hybridMultilevel"/>
+    <w:tmpl w:val="167604C0"/>
+    <w:lvl w:ilvl="0" w:tplc="83FA9A26">
+      <w:start w:val="1"/>
+      <w:numFmt w:val="lowerRoman"/>
+      <w:lvlText w:val="%1."/>
+      <w:lvlJc w:val="left"/>
+      <w:pPr>
+        <w:ind w:left="1080" w:hanging="720"/>
+      </w:pPr>
+      <w:rPr>
+        <w:rFonts w:hint="default"/>
+      </w:rPr>
+    </w:lvl>
+    <w:lvl w:ilvl="1" w:tplc="04090019" w:tentative="1">
+      <w:start w:val="1"/>
+      <w:numFmt w:val="lowerLetter"/>
+      <w:lvlText w:val="%2."/>
+      <w:lvlJc w:val="left"/>
+      <w:pPr>
+        <w:ind w:left="1440" w:hanging="360"/>
+      </w:pPr>
+    </w:lvl>
+    <w:lvl w:ilvl="2" w:tplc="0409001B" w:tentative="1">
+      <w:start w:val="1"/>
+      <w:numFmt w:val="lowerRoman"/>
+      <w:lvlText w:val="%3."/>
+      <w:lvlJc w:val="right"/>
+      <w:pPr>
+        <w:ind w:left="2160" w:hanging="180"/>
+      </w:pPr>
+    </w:lvl>
+    <w:lvl w:ilvl="3" w:tplc="0409000F" w:tentative="1">
+      <w:start w:val="1"/>
+      <w:numFmt w:val="decimal"/>
+      <w:lvlText w:val="%4."/>
+      <w:lvlJc w:val="left"/>
+      <w:pPr>
+        <w:ind w:left="2880" w:hanging="360"/>
+      </w:pPr>
+    </w:lvl>
+    <w:lvl w:ilvl="4" w:tplc="04090019" w:tentative="1">
+      <w:start w:val="1"/>
+      <w:numFmt w:val="lowerLetter"/>
+      <w:lvlText w:val="%5."/>
+      <w:lvlJc w:val="left"/>
+      <w:pPr>
+        <w:ind w:left="3600" w:hanging="360"/>
+      </w:pPr>
+    </w:lvl>
+    <w:lvl w:ilvl="5" w:tplc="0409001B" w:tentative="1">
+      <w:start w:val="1"/>
+      <w:numFmt w:val="lowerRoman"/>
+      <w:lvlText w:val="%6."/>
+      <w:lvlJc w:val="right"/>
+      <w:pPr>
+        <w:ind w:left="4320" w:hanging="180"/>
+      </w:pPr>
+    </w:lvl>
+    <w:lvl w:ilvl="6" w:tplc="0409000F" w:tentative="1">
+      <w:start w:val="1"/>
+      <w:numFmt w:val="decimal"/>
+      <w:lvlText w:val="%7."/>
+      <w:lvlJc w:val="left"/>
+      <w:pPr>
+        <w:ind w:left="5040" w:hanging="360"/>
+      </w:pPr>
+    </w:lvl>
+    <w:lvl w:ilvl="7" w:tplc="04090019" w:tentative="1">
+      <w:start w:val="1"/>
+      <w:numFmt w:val="lowerLetter"/>
+      <w:lvlText w:val="%8."/>
+      <w:lvlJc w:val="left"/>
+      <w:pPr>
+        <w:ind w:left="5760" w:hanging="360"/>
+      </w:pPr>
+    </w:lvl>
+    <w:lvl w:ilvl="8" w:tplc="0409001B" w:tentative="1">
+      <w:start w:val="1"/>
+      <w:numFmt w:val="lowerRoman"/>
+      <w:lvlText w:val="%9."/>
+      <w:lvlJc w:val="right"/>
+      <w:pPr>
+        <w:ind w:left="6480" w:hanging="180"/>
+      </w:pPr>
+    </w:lvl>
+  </w:abstractNum>
   <w:num w:numId="1" w16cid:durableId="186408458">
-    <w:abstractNumId w:val="1"/>
+    <w:abstractNumId w:val="8"/>
   </w:num>
   <w:num w:numId="2" w16cid:durableId="325981997">
+    <w:abstractNumId w:val="7"/>
+  </w:num>
+  <w:num w:numId="3" w16cid:durableId="538277462">
+    <w:abstractNumId w:val="4"/>
+  </w:num>
+  <w:num w:numId="4" w16cid:durableId="303971970">
+    <w:abstractNumId w:val="9"/>
+  </w:num>
+  <w:num w:numId="5" w16cid:durableId="14618712">
+    <w:abstractNumId w:val="2"/>
+  </w:num>
+  <w:num w:numId="6" w16cid:durableId="173425836">
     <w:abstractNumId w:val="0"/>
+  </w:num>
+  <w:num w:numId="7" w16cid:durableId="1229026274">
+    <w:abstractNumId w:val="6"/>
+  </w:num>
+  <w:num w:numId="8" w16cid:durableId="336078448">
+    <w:abstractNumId w:val="5"/>
+  </w:num>
+  <w:num w:numId="9" w16cid:durableId="2015260346">
+    <w:abstractNumId w:val="3"/>
+  </w:num>
+  <w:num w:numId="10" w16cid:durableId="1666010592">
+    <w:abstractNumId w:val="1"/>
   </w:num>
 </w:numbering>
 </file>
@@ -2074,6 +6636,50 @@
       <w:shd w:val="clear" w:color="auto" w:fill="E1DFDD"/>
     </w:rPr>
   </w:style>
+  <w:style w:type="paragraph" w:styleId="Header">
+    <w:name w:val="header"/>
+    <w:basedOn w:val="Normal"/>
+    <w:link w:val="HeaderChar"/>
+    <w:uiPriority w:val="99"/>
+    <w:unhideWhenUsed/>
+    <w:rsid w:val="00C51669"/>
+    <w:pPr>
+      <w:tabs>
+        <w:tab w:val="center" w:pos="4680"/>
+        <w:tab w:val="right" w:pos="9360"/>
+      </w:tabs>
+      <w:spacing w:after="0" w:line="240" w:lineRule="auto"/>
+    </w:pPr>
+  </w:style>
+  <w:style w:type="character" w:customStyle="1" w:styleId="HeaderChar">
+    <w:name w:val="Header Char"/>
+    <w:basedOn w:val="DefaultParagraphFont"/>
+    <w:link w:val="Header"/>
+    <w:uiPriority w:val="99"/>
+    <w:rsid w:val="00C51669"/>
+  </w:style>
+  <w:style w:type="paragraph" w:styleId="Footer">
+    <w:name w:val="footer"/>
+    <w:basedOn w:val="Normal"/>
+    <w:link w:val="FooterChar"/>
+    <w:uiPriority w:val="99"/>
+    <w:unhideWhenUsed/>
+    <w:rsid w:val="00C51669"/>
+    <w:pPr>
+      <w:tabs>
+        <w:tab w:val="center" w:pos="4680"/>
+        <w:tab w:val="right" w:pos="9360"/>
+      </w:tabs>
+      <w:spacing w:after="0" w:line="240" w:lineRule="auto"/>
+    </w:pPr>
+  </w:style>
+  <w:style w:type="character" w:customStyle="1" w:styleId="FooterChar">
+    <w:name w:val="Footer Char"/>
+    <w:basedOn w:val="DefaultParagraphFont"/>
+    <w:link w:val="Footer"/>
+    <w:uiPriority w:val="99"/>
+    <w:rsid w:val="00C51669"/>
+  </w:style>
 </w:styles>
 </file>
 
